--- a/documentos-formais/ArquiteturaDoSoftware.docx
+++ b/documentos-formais/ArquiteturaDoSoftware.docx
@@ -240,7 +240,7 @@
       <w:r>
         <w:fldChar w:fldCharType="separate"/>
       </w:r>
-      <w:hyperlink w:anchor="_Toc242969924" w:history="1">
+      <w:hyperlink w:anchor="_Toc243219198" w:history="1">
         <w:r>
           <w:rPr>
             <w:rStyle w:val="Hyperlink"/>
@@ -263,7 +263,7 @@
           <w:rPr>
             <w:webHidden/>
           </w:rPr>
-          <w:instrText xml:space="preserve"> PAGEREF _Toc242969924 \h </w:instrText>
+          <w:instrText xml:space="preserve"> PAGEREF _Toc243219198 \h </w:instrText>
         </w:r>
         <w:r>
           <w:rPr>
@@ -298,7 +298,7 @@
           <w:lang w:eastAsia="pt-BR"/>
         </w:rPr>
       </w:pPr>
-      <w:hyperlink w:anchor="_Toc242969925" w:history="1">
+      <w:hyperlink w:anchor="_Toc243219199" w:history="1">
         <w:r>
           <w:rPr>
             <w:rStyle w:val="Hyperlink"/>
@@ -321,7 +321,7 @@
           <w:rPr>
             <w:webHidden/>
           </w:rPr>
-          <w:instrText xml:space="preserve"> PAGEREF _Toc242969925 \h </w:instrText>
+          <w:instrText xml:space="preserve"> PAGEREF _Toc243219199 \h </w:instrText>
         </w:r>
         <w:r>
           <w:rPr>
@@ -358,7 +358,7 @@
           <w:lang w:eastAsia="pt-BR"/>
         </w:rPr>
       </w:pPr>
-      <w:hyperlink w:anchor="_Toc242969926" w:history="1">
+      <w:hyperlink w:anchor="_Toc243219200" w:history="1">
         <w:r>
           <w:rPr>
             <w:rStyle w:val="Hyperlink"/>
@@ -381,7 +381,7 @@
           <w:rPr>
             <w:webHidden/>
           </w:rPr>
-          <w:instrText xml:space="preserve"> PAGEREF _Toc242969926 \h </w:instrText>
+          <w:instrText xml:space="preserve"> PAGEREF _Toc243219200 \h </w:instrText>
         </w:r>
         <w:r>
           <w:rPr>
@@ -416,7 +416,7 @@
           <w:lang w:eastAsia="pt-BR"/>
         </w:rPr>
       </w:pPr>
-      <w:hyperlink w:anchor="_Toc242969927" w:history="1">
+      <w:hyperlink w:anchor="_Toc243219201" w:history="1">
         <w:r>
           <w:rPr>
             <w:rStyle w:val="Hyperlink"/>
@@ -439,7 +439,7 @@
           <w:rPr>
             <w:webHidden/>
           </w:rPr>
-          <w:instrText xml:space="preserve"> PAGEREF _Toc242969927 \h </w:instrText>
+          <w:instrText xml:space="preserve"> PAGEREF _Toc243219201 \h </w:instrText>
         </w:r>
         <w:r>
           <w:rPr>
@@ -474,7 +474,7 @@
           <w:lang w:eastAsia="pt-BR"/>
         </w:rPr>
       </w:pPr>
-      <w:hyperlink w:anchor="_Toc242969928" w:history="1">
+      <w:hyperlink w:anchor="_Toc243219202" w:history="1">
         <w:r>
           <w:rPr>
             <w:rStyle w:val="Hyperlink"/>
@@ -497,7 +497,7 @@
           <w:rPr>
             <w:webHidden/>
           </w:rPr>
-          <w:instrText xml:space="preserve"> PAGEREF _Toc242969928 \h </w:instrText>
+          <w:instrText xml:space="preserve"> PAGEREF _Toc243219202 \h </w:instrText>
         </w:r>
         <w:r>
           <w:rPr>
@@ -532,7 +532,7 @@
           <w:lang w:eastAsia="pt-BR"/>
         </w:rPr>
       </w:pPr>
-      <w:hyperlink w:anchor="_Toc242969929" w:history="1">
+      <w:hyperlink w:anchor="_Toc243219203" w:history="1">
         <w:r>
           <w:rPr>
             <w:rStyle w:val="Hyperlink"/>
@@ -555,7 +555,7 @@
           <w:rPr>
             <w:webHidden/>
           </w:rPr>
-          <w:instrText xml:space="preserve"> PAGEREF _Toc242969929 \h </w:instrText>
+          <w:instrText xml:space="preserve"> PAGEREF _Toc243219203 \h </w:instrText>
         </w:r>
         <w:r>
           <w:rPr>
@@ -590,7 +590,7 @@
           <w:lang w:eastAsia="pt-BR"/>
         </w:rPr>
       </w:pPr>
-      <w:hyperlink w:anchor="_Toc242969930" w:history="1">
+      <w:hyperlink w:anchor="_Toc243219204" w:history="1">
         <w:r>
           <w:rPr>
             <w:rStyle w:val="Hyperlink"/>
@@ -613,7 +613,7 @@
           <w:rPr>
             <w:webHidden/>
           </w:rPr>
-          <w:instrText xml:space="preserve"> PAGEREF _Toc242969930 \h </w:instrText>
+          <w:instrText xml:space="preserve"> PAGEREF _Toc243219204 \h </w:instrText>
         </w:r>
         <w:r>
           <w:rPr>
@@ -648,7 +648,7 @@
           <w:lang w:eastAsia="pt-BR"/>
         </w:rPr>
       </w:pPr>
-      <w:hyperlink w:anchor="_Toc242969931" w:history="1">
+      <w:hyperlink w:anchor="_Toc243219205" w:history="1">
         <w:r>
           <w:rPr>
             <w:rStyle w:val="Hyperlink"/>
@@ -671,7 +671,7 @@
           <w:rPr>
             <w:webHidden/>
           </w:rPr>
-          <w:instrText xml:space="preserve"> PAGEREF _Toc242969931 \h </w:instrText>
+          <w:instrText xml:space="preserve"> PAGEREF _Toc243219205 \h </w:instrText>
         </w:r>
         <w:r>
           <w:rPr>
@@ -706,7 +706,7 @@
           <w:lang w:eastAsia="pt-BR"/>
         </w:rPr>
       </w:pPr>
-      <w:hyperlink w:anchor="_Toc242969932" w:history="1">
+      <w:hyperlink w:anchor="_Toc243219206" w:history="1">
         <w:r>
           <w:rPr>
             <w:rStyle w:val="Hyperlink"/>
@@ -729,7 +729,7 @@
           <w:rPr>
             <w:webHidden/>
           </w:rPr>
-          <w:instrText xml:space="preserve"> PAGEREF _Toc242969932 \h </w:instrText>
+          <w:instrText xml:space="preserve"> PAGEREF _Toc243219206 \h </w:instrText>
         </w:r>
         <w:r>
           <w:rPr>
@@ -764,7 +764,7 @@
           <w:lang w:eastAsia="pt-BR"/>
         </w:rPr>
       </w:pPr>
-      <w:hyperlink w:anchor="_Toc242969933" w:history="1">
+      <w:hyperlink w:anchor="_Toc243219207" w:history="1">
         <w:r>
           <w:rPr>
             <w:rStyle w:val="Hyperlink"/>
@@ -787,7 +787,7 @@
           <w:rPr>
             <w:webHidden/>
           </w:rPr>
-          <w:instrText xml:space="preserve"> PAGEREF _Toc242969933 \h </w:instrText>
+          <w:instrText xml:space="preserve"> PAGEREF _Toc243219207 \h </w:instrText>
         </w:r>
         <w:r>
           <w:rPr>
@@ -822,7 +822,7 @@
           <w:lang w:eastAsia="pt-BR"/>
         </w:rPr>
       </w:pPr>
-      <w:hyperlink w:anchor="_Toc242969934" w:history="1">
+      <w:hyperlink w:anchor="_Toc243219208" w:history="1">
         <w:r>
           <w:rPr>
             <w:rStyle w:val="Hyperlink"/>
@@ -845,7 +845,7 @@
           <w:rPr>
             <w:webHidden/>
           </w:rPr>
-          <w:instrText xml:space="preserve"> PAGEREF _Toc242969934 \h </w:instrText>
+          <w:instrText xml:space="preserve"> PAGEREF _Toc243219208 \h </w:instrText>
         </w:r>
         <w:r>
           <w:rPr>
@@ -862,7 +862,7 @@
           <w:rPr>
             <w:webHidden/>
           </w:rPr>
-          <w:t>9</w:t>
+          <w:t>10</w:t>
         </w:r>
         <w:r>
           <w:rPr>
@@ -882,7 +882,7 @@
           <w:lang w:eastAsia="pt-BR"/>
         </w:rPr>
       </w:pPr>
-      <w:hyperlink w:anchor="_Toc242969935" w:history="1">
+      <w:hyperlink w:anchor="_Toc243219209" w:history="1">
         <w:r>
           <w:rPr>
             <w:rStyle w:val="Hyperlink"/>
@@ -905,7 +905,7 @@
           <w:rPr>
             <w:webHidden/>
           </w:rPr>
-          <w:instrText xml:space="preserve"> PAGEREF _Toc242969935 \h </w:instrText>
+          <w:instrText xml:space="preserve"> PAGEREF _Toc243219209 \h </w:instrText>
         </w:r>
         <w:r>
           <w:rPr>
@@ -940,7 +940,7 @@
           <w:lang w:eastAsia="pt-BR"/>
         </w:rPr>
       </w:pPr>
-      <w:hyperlink w:anchor="_Toc242969936" w:history="1">
+      <w:hyperlink w:anchor="_Toc243219210" w:history="1">
         <w:r>
           <w:rPr>
             <w:rStyle w:val="Hyperlink"/>
@@ -963,7 +963,7 @@
           <w:rPr>
             <w:webHidden/>
           </w:rPr>
-          <w:instrText xml:space="preserve"> PAGEREF _Toc242969936 \h </w:instrText>
+          <w:instrText xml:space="preserve"> PAGEREF _Toc243219210 \h </w:instrText>
         </w:r>
         <w:r>
           <w:rPr>
@@ -998,7 +998,7 @@
           <w:lang w:eastAsia="pt-BR"/>
         </w:rPr>
       </w:pPr>
-      <w:hyperlink w:anchor="_Toc242969937" w:history="1">
+      <w:hyperlink w:anchor="_Toc243219211" w:history="1">
         <w:r>
           <w:rPr>
             <w:rStyle w:val="Hyperlink"/>
@@ -1021,7 +1021,7 @@
           <w:rPr>
             <w:webHidden/>
           </w:rPr>
-          <w:instrText xml:space="preserve"> PAGEREF _Toc242969937 \h </w:instrText>
+          <w:instrText xml:space="preserve"> PAGEREF _Toc243219211 \h </w:instrText>
         </w:r>
         <w:r>
           <w:rPr>
@@ -1056,7 +1056,7 @@
           <w:lang w:eastAsia="pt-BR"/>
         </w:rPr>
       </w:pPr>
-      <w:hyperlink w:anchor="_Toc242969938" w:history="1">
+      <w:hyperlink w:anchor="_Toc243219212" w:history="1">
         <w:r>
           <w:rPr>
             <w:rStyle w:val="Hyperlink"/>
@@ -1079,7 +1079,7 @@
           <w:rPr>
             <w:webHidden/>
           </w:rPr>
-          <w:instrText xml:space="preserve"> PAGEREF _Toc242969938 \h </w:instrText>
+          <w:instrText xml:space="preserve"> PAGEREF _Toc243219212 \h </w:instrText>
         </w:r>
         <w:r>
           <w:rPr>
@@ -1114,7 +1114,7 @@
           <w:lang w:eastAsia="pt-BR"/>
         </w:rPr>
       </w:pPr>
-      <w:hyperlink w:anchor="_Toc242969939" w:history="1">
+      <w:hyperlink w:anchor="_Toc243219213" w:history="1">
         <w:r>
           <w:rPr>
             <w:rStyle w:val="Hyperlink"/>
@@ -1137,7 +1137,7 @@
           <w:rPr>
             <w:webHidden/>
           </w:rPr>
-          <w:instrText xml:space="preserve"> PAGEREF _Toc242969939 \h </w:instrText>
+          <w:instrText xml:space="preserve"> PAGEREF _Toc243219213 \h </w:instrText>
         </w:r>
         <w:r>
           <w:rPr>
@@ -1172,7 +1172,7 @@
           <w:lang w:eastAsia="pt-BR"/>
         </w:rPr>
       </w:pPr>
-      <w:hyperlink w:anchor="_Toc242969940" w:history="1">
+      <w:hyperlink w:anchor="_Toc243219214" w:history="1">
         <w:r>
           <w:rPr>
             <w:rStyle w:val="Hyperlink"/>
@@ -1195,7 +1195,7 @@
           <w:rPr>
             <w:webHidden/>
           </w:rPr>
-          <w:instrText xml:space="preserve"> PAGEREF _Toc242969940 \h </w:instrText>
+          <w:instrText xml:space="preserve"> PAGEREF _Toc243219214 \h </w:instrText>
         </w:r>
         <w:r>
           <w:rPr>
@@ -1230,7 +1230,7 @@
           <w:lang w:eastAsia="pt-BR"/>
         </w:rPr>
       </w:pPr>
-      <w:hyperlink w:anchor="_Toc242969941" w:history="1">
+      <w:hyperlink w:anchor="_Toc243219215" w:history="1">
         <w:r>
           <w:rPr>
             <w:rStyle w:val="Hyperlink"/>
@@ -1253,7 +1253,7 @@
           <w:rPr>
             <w:webHidden/>
           </w:rPr>
-          <w:instrText xml:space="preserve"> PAGEREF _Toc242969941 \h </w:instrText>
+          <w:instrText xml:space="preserve"> PAGEREF _Toc243219215 \h </w:instrText>
         </w:r>
         <w:r>
           <w:rPr>
@@ -1288,7 +1288,7 @@
           <w:lang w:eastAsia="pt-BR"/>
         </w:rPr>
       </w:pPr>
-      <w:hyperlink w:anchor="_Toc242969942" w:history="1">
+      <w:hyperlink w:anchor="_Toc243219216" w:history="1">
         <w:r>
           <w:rPr>
             <w:rStyle w:val="Hyperlink"/>
@@ -1311,7 +1311,7 @@
           <w:rPr>
             <w:webHidden/>
           </w:rPr>
-          <w:instrText xml:space="preserve"> PAGEREF _Toc242969942 \h </w:instrText>
+          <w:instrText xml:space="preserve"> PAGEREF _Toc243219216 \h </w:instrText>
         </w:r>
         <w:r>
           <w:rPr>
@@ -1346,7 +1346,7 @@
           <w:lang w:eastAsia="pt-BR"/>
         </w:rPr>
       </w:pPr>
-      <w:hyperlink w:anchor="_Toc242969943" w:history="1">
+      <w:hyperlink w:anchor="_Toc243219217" w:history="1">
         <w:r>
           <w:rPr>
             <w:rStyle w:val="Hyperlink"/>
@@ -1369,7 +1369,7 @@
           <w:rPr>
             <w:webHidden/>
           </w:rPr>
-          <w:instrText xml:space="preserve"> PAGEREF _Toc242969943 \h </w:instrText>
+          <w:instrText xml:space="preserve"> PAGEREF _Toc243219217 \h </w:instrText>
         </w:r>
         <w:r>
           <w:rPr>
@@ -1404,7 +1404,7 @@
           <w:lang w:eastAsia="pt-BR"/>
         </w:rPr>
       </w:pPr>
-      <w:hyperlink w:anchor="_Toc242969944" w:history="1">
+      <w:hyperlink w:anchor="_Toc243219218" w:history="1">
         <w:r>
           <w:rPr>
             <w:rStyle w:val="Hyperlink"/>
@@ -1427,7 +1427,7 @@
           <w:rPr>
             <w:webHidden/>
           </w:rPr>
-          <w:instrText xml:space="preserve"> PAGEREF _Toc242969944 \h </w:instrText>
+          <w:instrText xml:space="preserve"> PAGEREF _Toc243219218 \h </w:instrText>
         </w:r>
         <w:r>
           <w:rPr>
@@ -1464,7 +1464,7 @@
           <w:lang w:eastAsia="pt-BR"/>
         </w:rPr>
       </w:pPr>
-      <w:hyperlink w:anchor="_Toc242969945" w:history="1">
+      <w:hyperlink w:anchor="_Toc243219219" w:history="1">
         <w:r>
           <w:rPr>
             <w:rStyle w:val="Hyperlink"/>
@@ -1487,7 +1487,7 @@
           <w:rPr>
             <w:webHidden/>
           </w:rPr>
-          <w:instrText xml:space="preserve"> PAGEREF _Toc242969945 \h </w:instrText>
+          <w:instrText xml:space="preserve"> PAGEREF _Toc243219219 \h </w:instrText>
         </w:r>
         <w:r>
           <w:rPr>
@@ -1522,7 +1522,7 @@
           <w:lang w:eastAsia="pt-BR"/>
         </w:rPr>
       </w:pPr>
-      <w:hyperlink w:anchor="_Toc242969946" w:history="1">
+      <w:hyperlink w:anchor="_Toc243219220" w:history="1">
         <w:r>
           <w:rPr>
             <w:rStyle w:val="Hyperlink"/>
@@ -1545,7 +1545,7 @@
           <w:rPr>
             <w:webHidden/>
           </w:rPr>
-          <w:instrText xml:space="preserve"> PAGEREF _Toc242969946 \h </w:instrText>
+          <w:instrText xml:space="preserve"> PAGEREF _Toc243219220 \h </w:instrText>
         </w:r>
         <w:r>
           <w:rPr>
@@ -1580,7 +1580,7 @@
           <w:lang w:eastAsia="pt-BR"/>
         </w:rPr>
       </w:pPr>
-      <w:hyperlink w:anchor="_Toc242969947" w:history="1">
+      <w:hyperlink w:anchor="_Toc243219221" w:history="1">
         <w:r>
           <w:rPr>
             <w:rStyle w:val="Hyperlink"/>
@@ -1603,7 +1603,7 @@
           <w:rPr>
             <w:webHidden/>
           </w:rPr>
-          <w:instrText xml:space="preserve"> PAGEREF _Toc242969947 \h </w:instrText>
+          <w:instrText xml:space="preserve"> PAGEREF _Toc243219221 \h </w:instrText>
         </w:r>
         <w:r>
           <w:rPr>
@@ -1638,7 +1638,7 @@
           <w:lang w:eastAsia="pt-BR"/>
         </w:rPr>
       </w:pPr>
-      <w:hyperlink w:anchor="_Toc242969948" w:history="1">
+      <w:hyperlink w:anchor="_Toc243219222" w:history="1">
         <w:r>
           <w:rPr>
             <w:rStyle w:val="Hyperlink"/>
@@ -1661,7 +1661,7 @@
           <w:rPr>
             <w:webHidden/>
           </w:rPr>
-          <w:instrText xml:space="preserve"> PAGEREF _Toc242969948 \h </w:instrText>
+          <w:instrText xml:space="preserve"> PAGEREF _Toc243219222 \h </w:instrText>
         </w:r>
         <w:r>
           <w:rPr>
@@ -1696,7 +1696,7 @@
           <w:lang w:eastAsia="pt-BR"/>
         </w:rPr>
       </w:pPr>
-      <w:hyperlink w:anchor="_Toc242969949" w:history="1">
+      <w:hyperlink w:anchor="_Toc243219223" w:history="1">
         <w:r>
           <w:rPr>
             <w:rStyle w:val="Hyperlink"/>
@@ -1719,7 +1719,7 @@
           <w:rPr>
             <w:webHidden/>
           </w:rPr>
-          <w:instrText xml:space="preserve"> PAGEREF _Toc242969949 \h </w:instrText>
+          <w:instrText xml:space="preserve"> PAGEREF _Toc243219223 \h </w:instrText>
         </w:r>
         <w:r>
           <w:rPr>
@@ -1754,7 +1754,7 @@
           <w:lang w:eastAsia="pt-BR"/>
         </w:rPr>
       </w:pPr>
-      <w:hyperlink w:anchor="_Toc242969950" w:history="1">
+      <w:hyperlink w:anchor="_Toc243219224" w:history="1">
         <w:r>
           <w:rPr>
             <w:rStyle w:val="Hyperlink"/>
@@ -1777,7 +1777,7 @@
           <w:rPr>
             <w:webHidden/>
           </w:rPr>
-          <w:instrText xml:space="preserve"> PAGEREF _Toc242969950 \h </w:instrText>
+          <w:instrText xml:space="preserve"> PAGEREF _Toc243219224 \h </w:instrText>
         </w:r>
         <w:r>
           <w:rPr>
@@ -1812,7 +1812,7 @@
           <w:lang w:eastAsia="pt-BR"/>
         </w:rPr>
       </w:pPr>
-      <w:hyperlink w:anchor="_Toc242969951" w:history="1">
+      <w:hyperlink w:anchor="_Toc243219225" w:history="1">
         <w:r>
           <w:rPr>
             <w:rStyle w:val="Hyperlink"/>
@@ -1835,7 +1835,7 @@
           <w:rPr>
             <w:webHidden/>
           </w:rPr>
-          <w:instrText xml:space="preserve"> PAGEREF _Toc242969951 \h </w:instrText>
+          <w:instrText xml:space="preserve"> PAGEREF _Toc243219225 \h </w:instrText>
         </w:r>
         <w:r>
           <w:rPr>
@@ -1872,7 +1872,7 @@
           <w:lang w:eastAsia="pt-BR"/>
         </w:rPr>
       </w:pPr>
-      <w:hyperlink w:anchor="_Toc242969952" w:history="1">
+      <w:hyperlink w:anchor="_Toc243219226" w:history="1">
         <w:r>
           <w:rPr>
             <w:rStyle w:val="Hyperlink"/>
@@ -1895,7 +1895,7 @@
           <w:rPr>
             <w:webHidden/>
           </w:rPr>
-          <w:instrText xml:space="preserve"> PAGEREF _Toc242969952 \h </w:instrText>
+          <w:instrText xml:space="preserve"> PAGEREF _Toc243219226 \h </w:instrText>
         </w:r>
         <w:r>
           <w:rPr>
@@ -1930,7 +1930,7 @@
           <w:lang w:eastAsia="pt-BR"/>
         </w:rPr>
       </w:pPr>
-      <w:hyperlink w:anchor="_Toc242969953" w:history="1">
+      <w:hyperlink w:anchor="_Toc243219227" w:history="1">
         <w:r>
           <w:rPr>
             <w:rStyle w:val="Hyperlink"/>
@@ -1953,7 +1953,7 @@
           <w:rPr>
             <w:webHidden/>
           </w:rPr>
-          <w:instrText xml:space="preserve"> PAGEREF _Toc242969953 \h </w:instrText>
+          <w:instrText xml:space="preserve"> PAGEREF _Toc243219227 \h </w:instrText>
         </w:r>
         <w:r>
           <w:rPr>
@@ -1988,7 +1988,7 @@
           <w:lang w:eastAsia="pt-BR"/>
         </w:rPr>
       </w:pPr>
-      <w:hyperlink w:anchor="_Toc242969954" w:history="1">
+      <w:hyperlink w:anchor="_Toc243219228" w:history="1">
         <w:r>
           <w:rPr>
             <w:rStyle w:val="Hyperlink"/>
@@ -2011,7 +2011,7 @@
           <w:rPr>
             <w:webHidden/>
           </w:rPr>
-          <w:instrText xml:space="preserve"> PAGEREF _Toc242969954 \h </w:instrText>
+          <w:instrText xml:space="preserve"> PAGEREF _Toc243219228 \h </w:instrText>
         </w:r>
         <w:r>
           <w:rPr>
@@ -2046,7 +2046,7 @@
           <w:lang w:eastAsia="pt-BR"/>
         </w:rPr>
       </w:pPr>
-      <w:hyperlink w:anchor="_Toc242969955" w:history="1">
+      <w:hyperlink w:anchor="_Toc243219229" w:history="1">
         <w:r>
           <w:rPr>
             <w:rStyle w:val="Hyperlink"/>
@@ -2069,7 +2069,7 @@
           <w:rPr>
             <w:webHidden/>
           </w:rPr>
-          <w:instrText xml:space="preserve"> PAGEREF _Toc242969955 \h </w:instrText>
+          <w:instrText xml:space="preserve"> PAGEREF _Toc243219229 \h </w:instrText>
         </w:r>
         <w:r>
           <w:rPr>
@@ -2106,7 +2106,7 @@
           <w:lang w:eastAsia="pt-BR"/>
         </w:rPr>
       </w:pPr>
-      <w:hyperlink w:anchor="_Toc242969956" w:history="1">
+      <w:hyperlink w:anchor="_Toc243219230" w:history="1">
         <w:r>
           <w:rPr>
             <w:rStyle w:val="Hyperlink"/>
@@ -2129,7 +2129,7 @@
           <w:rPr>
             <w:webHidden/>
           </w:rPr>
-          <w:instrText xml:space="preserve"> PAGEREF _Toc242969956 \h </w:instrText>
+          <w:instrText xml:space="preserve"> PAGEREF _Toc243219230 \h </w:instrText>
         </w:r>
         <w:r>
           <w:rPr>
@@ -2164,7 +2164,7 @@
           <w:lang w:eastAsia="pt-BR"/>
         </w:rPr>
       </w:pPr>
-      <w:hyperlink w:anchor="_Toc242969957" w:history="1">
+      <w:hyperlink w:anchor="_Toc243219231" w:history="1">
         <w:r>
           <w:rPr>
             <w:rStyle w:val="Hyperlink"/>
@@ -2187,7 +2187,7 @@
           <w:rPr>
             <w:webHidden/>
           </w:rPr>
-          <w:instrText xml:space="preserve"> PAGEREF _Toc242969957 \h </w:instrText>
+          <w:instrText xml:space="preserve"> PAGEREF _Toc243219231 \h </w:instrText>
         </w:r>
         <w:r>
           <w:rPr>
@@ -2222,7 +2222,7 @@
           <w:lang w:eastAsia="pt-BR"/>
         </w:rPr>
       </w:pPr>
-      <w:hyperlink w:anchor="_Toc242969958" w:history="1">
+      <w:hyperlink w:anchor="_Toc243219232" w:history="1">
         <w:r>
           <w:rPr>
             <w:rStyle w:val="Hyperlink"/>
@@ -2245,7 +2245,7 @@
           <w:rPr>
             <w:webHidden/>
           </w:rPr>
-          <w:instrText xml:space="preserve"> PAGEREF _Toc242969958 \h </w:instrText>
+          <w:instrText xml:space="preserve"> PAGEREF _Toc243219232 \h </w:instrText>
         </w:r>
         <w:r>
           <w:rPr>
@@ -2280,7 +2280,7 @@
           <w:lang w:eastAsia="pt-BR"/>
         </w:rPr>
       </w:pPr>
-      <w:hyperlink w:anchor="_Toc242969959" w:history="1">
+      <w:hyperlink w:anchor="_Toc243219233" w:history="1">
         <w:r>
           <w:rPr>
             <w:rStyle w:val="Hyperlink"/>
@@ -2303,7 +2303,7 @@
           <w:rPr>
             <w:webHidden/>
           </w:rPr>
-          <w:instrText xml:space="preserve"> PAGEREF _Toc242969959 \h </w:instrText>
+          <w:instrText xml:space="preserve"> PAGEREF _Toc243219233 \h </w:instrText>
         </w:r>
         <w:r>
           <w:rPr>
@@ -2338,7 +2338,7 @@
           <w:lang w:eastAsia="pt-BR"/>
         </w:rPr>
       </w:pPr>
-      <w:hyperlink w:anchor="_Toc242969960" w:history="1">
+      <w:hyperlink w:anchor="_Toc243219234" w:history="1">
         <w:r>
           <w:rPr>
             <w:rStyle w:val="Hyperlink"/>
@@ -2361,7 +2361,7 @@
           <w:rPr>
             <w:webHidden/>
           </w:rPr>
-          <w:instrText xml:space="preserve"> PAGEREF _Toc242969960 \h </w:instrText>
+          <w:instrText xml:space="preserve"> PAGEREF _Toc243219234 \h </w:instrText>
         </w:r>
         <w:r>
           <w:rPr>
@@ -2396,7 +2396,7 @@
           <w:lang w:eastAsia="pt-BR"/>
         </w:rPr>
       </w:pPr>
-      <w:hyperlink w:anchor="_Toc242969961" w:history="1">
+      <w:hyperlink w:anchor="_Toc243219235" w:history="1">
         <w:r>
           <w:rPr>
             <w:rStyle w:val="Hyperlink"/>
@@ -2419,7 +2419,7 @@
           <w:rPr>
             <w:webHidden/>
           </w:rPr>
-          <w:instrText xml:space="preserve"> PAGEREF _Toc242969961 \h </w:instrText>
+          <w:instrText xml:space="preserve"> PAGEREF _Toc243219235 \h </w:instrText>
         </w:r>
         <w:r>
           <w:rPr>
@@ -2454,7 +2454,7 @@
           <w:lang w:eastAsia="pt-BR"/>
         </w:rPr>
       </w:pPr>
-      <w:hyperlink w:anchor="_Toc242969962" w:history="1">
+      <w:hyperlink w:anchor="_Toc243219236" w:history="1">
         <w:r>
           <w:rPr>
             <w:rStyle w:val="Hyperlink"/>
@@ -2477,7 +2477,7 @@
           <w:rPr>
             <w:webHidden/>
           </w:rPr>
-          <w:instrText xml:space="preserve"> PAGEREF _Toc242969962 \h </w:instrText>
+          <w:instrText xml:space="preserve"> PAGEREF _Toc243219236 \h </w:instrText>
         </w:r>
         <w:r>
           <w:rPr>
@@ -2514,7 +2514,7 @@
           <w:lang w:eastAsia="pt-BR"/>
         </w:rPr>
       </w:pPr>
-      <w:hyperlink w:anchor="_Toc242969963" w:history="1">
+      <w:hyperlink w:anchor="_Toc243219237" w:history="1">
         <w:r>
           <w:rPr>
             <w:rStyle w:val="Hyperlink"/>
@@ -2537,7 +2537,7 @@
           <w:rPr>
             <w:webHidden/>
           </w:rPr>
-          <w:instrText xml:space="preserve"> PAGEREF _Toc242969963 \h </w:instrText>
+          <w:instrText xml:space="preserve"> PAGEREF _Toc243219237 \h </w:instrText>
         </w:r>
         <w:r>
           <w:rPr>
@@ -2574,7 +2574,7 @@
           <w:lang w:eastAsia="pt-BR"/>
         </w:rPr>
       </w:pPr>
-      <w:hyperlink w:anchor="_Toc242969964" w:history="1">
+      <w:hyperlink w:anchor="_Toc243219238" w:history="1">
         <w:r>
           <w:rPr>
             <w:rStyle w:val="Hyperlink"/>
@@ -2597,7 +2597,7 @@
           <w:rPr>
             <w:webHidden/>
           </w:rPr>
-          <w:instrText xml:space="preserve"> PAGEREF _Toc242969964 \h </w:instrText>
+          <w:instrText xml:space="preserve"> PAGEREF _Toc243219238 \h </w:instrText>
         </w:r>
         <w:r>
           <w:rPr>
@@ -2632,7 +2632,7 @@
           <w:lang w:eastAsia="pt-BR"/>
         </w:rPr>
       </w:pPr>
-      <w:hyperlink w:anchor="_Toc242969965" w:history="1">
+      <w:hyperlink w:anchor="_Toc243219239" w:history="1">
         <w:r>
           <w:rPr>
             <w:rStyle w:val="Hyperlink"/>
@@ -2655,7 +2655,7 @@
           <w:rPr>
             <w:webHidden/>
           </w:rPr>
-          <w:instrText xml:space="preserve"> PAGEREF _Toc242969965 \h </w:instrText>
+          <w:instrText xml:space="preserve"> PAGEREF _Toc243219239 \h </w:instrText>
         </w:r>
         <w:r>
           <w:rPr>
@@ -2690,7 +2690,7 @@
           <w:lang w:eastAsia="pt-BR"/>
         </w:rPr>
       </w:pPr>
-      <w:hyperlink w:anchor="_Toc242969966" w:history="1">
+      <w:hyperlink w:anchor="_Toc243219240" w:history="1">
         <w:r>
           <w:rPr>
             <w:rStyle w:val="Hyperlink"/>
@@ -2713,7 +2713,7 @@
           <w:rPr>
             <w:webHidden/>
           </w:rPr>
-          <w:instrText xml:space="preserve"> PAGEREF _Toc242969966 \h </w:instrText>
+          <w:instrText xml:space="preserve"> PAGEREF _Toc243219240 \h </w:instrText>
         </w:r>
         <w:r>
           <w:rPr>
@@ -2748,7 +2748,7 @@
           <w:lang w:eastAsia="pt-BR"/>
         </w:rPr>
       </w:pPr>
-      <w:hyperlink w:anchor="_Toc242969967" w:history="1">
+      <w:hyperlink w:anchor="_Toc243219241" w:history="1">
         <w:r>
           <w:rPr>
             <w:rStyle w:val="Hyperlink"/>
@@ -2771,7 +2771,7 @@
           <w:rPr>
             <w:webHidden/>
           </w:rPr>
-          <w:instrText xml:space="preserve"> PAGEREF _Toc242969967 \h </w:instrText>
+          <w:instrText xml:space="preserve"> PAGEREF _Toc243219241 \h </w:instrText>
         </w:r>
         <w:r>
           <w:rPr>
@@ -2806,7 +2806,7 @@
           <w:lang w:eastAsia="pt-BR"/>
         </w:rPr>
       </w:pPr>
-      <w:hyperlink w:anchor="_Toc242969968" w:history="1">
+      <w:hyperlink w:anchor="_Toc243219242" w:history="1">
         <w:r>
           <w:rPr>
             <w:rStyle w:val="Hyperlink"/>
@@ -2829,7 +2829,7 @@
           <w:rPr>
             <w:webHidden/>
           </w:rPr>
-          <w:instrText xml:space="preserve"> PAGEREF _Toc242969968 \h </w:instrText>
+          <w:instrText xml:space="preserve"> PAGEREF _Toc243219242 \h </w:instrText>
         </w:r>
         <w:r>
           <w:rPr>
@@ -2864,7 +2864,7 @@
           <w:lang w:eastAsia="pt-BR"/>
         </w:rPr>
       </w:pPr>
-      <w:hyperlink w:anchor="_Toc242969969" w:history="1">
+      <w:hyperlink w:anchor="_Toc243219243" w:history="1">
         <w:r>
           <w:rPr>
             <w:rStyle w:val="Hyperlink"/>
@@ -2887,7 +2887,7 @@
           <w:rPr>
             <w:webHidden/>
           </w:rPr>
-          <w:instrText xml:space="preserve"> PAGEREF _Toc242969969 \h </w:instrText>
+          <w:instrText xml:space="preserve"> PAGEREF _Toc243219243 \h </w:instrText>
         </w:r>
         <w:r>
           <w:rPr>
@@ -2922,7 +2922,7 @@
           <w:lang w:eastAsia="pt-BR"/>
         </w:rPr>
       </w:pPr>
-      <w:hyperlink w:anchor="_Toc242969970" w:history="1">
+      <w:hyperlink w:anchor="_Toc243219244" w:history="1">
         <w:r>
           <w:rPr>
             <w:rStyle w:val="Hyperlink"/>
@@ -2945,7 +2945,7 @@
           <w:rPr>
             <w:webHidden/>
           </w:rPr>
-          <w:instrText xml:space="preserve"> PAGEREF _Toc242969970 \h </w:instrText>
+          <w:instrText xml:space="preserve"> PAGEREF _Toc243219244 \h </w:instrText>
         </w:r>
         <w:r>
           <w:rPr>
@@ -2982,7 +2982,7 @@
           <w:lang w:eastAsia="pt-BR"/>
         </w:rPr>
       </w:pPr>
-      <w:hyperlink w:anchor="_Toc242969971" w:history="1">
+      <w:hyperlink w:anchor="_Toc243219245" w:history="1">
         <w:r>
           <w:rPr>
             <w:rStyle w:val="Hyperlink"/>
@@ -3005,7 +3005,7 @@
           <w:rPr>
             <w:webHidden/>
           </w:rPr>
-          <w:instrText xml:space="preserve"> PAGEREF _Toc242969971 \h </w:instrText>
+          <w:instrText xml:space="preserve"> PAGEREF _Toc243219245 \h </w:instrText>
         </w:r>
         <w:r>
           <w:rPr>
@@ -3022,7 +3022,7 @@
           <w:rPr>
             <w:webHidden/>
           </w:rPr>
-          <w:t>54</w:t>
+          <w:t>55</w:t>
         </w:r>
         <w:r>
           <w:rPr>
@@ -3042,7 +3042,7 @@
           <w:lang w:eastAsia="pt-BR"/>
         </w:rPr>
       </w:pPr>
-      <w:hyperlink w:anchor="_Toc242969972" w:history="1">
+      <w:hyperlink w:anchor="_Toc243219246" w:history="1">
         <w:r>
           <w:rPr>
             <w:rStyle w:val="Hyperlink"/>
@@ -3065,7 +3065,7 @@
           <w:rPr>
             <w:webHidden/>
           </w:rPr>
-          <w:instrText xml:space="preserve"> PAGEREF _Toc242969972 \h </w:instrText>
+          <w:instrText xml:space="preserve"> PAGEREF _Toc243219246 \h </w:instrText>
         </w:r>
         <w:r>
           <w:rPr>
@@ -3082,7 +3082,7 @@
           <w:rPr>
             <w:webHidden/>
           </w:rPr>
-          <w:t>57</w:t>
+          <w:t>58</w:t>
         </w:r>
         <w:r>
           <w:rPr>
@@ -3100,7 +3100,7 @@
           <w:lang w:eastAsia="pt-BR"/>
         </w:rPr>
       </w:pPr>
-      <w:hyperlink w:anchor="_Toc242969973" w:history="1">
+      <w:hyperlink w:anchor="_Toc243219247" w:history="1">
         <w:r>
           <w:rPr>
             <w:rStyle w:val="Hyperlink"/>
@@ -3123,7 +3123,7 @@
           <w:rPr>
             <w:webHidden/>
           </w:rPr>
-          <w:instrText xml:space="preserve"> PAGEREF _Toc242969973 \h </w:instrText>
+          <w:instrText xml:space="preserve"> PAGEREF _Toc243219247 \h </w:instrText>
         </w:r>
         <w:r>
           <w:rPr>
@@ -3140,7 +3140,7 @@
           <w:rPr>
             <w:webHidden/>
           </w:rPr>
-          <w:t>57</w:t>
+          <w:t>58</w:t>
         </w:r>
         <w:r>
           <w:rPr>
@@ -3158,7 +3158,7 @@
           <w:lang w:eastAsia="pt-BR"/>
         </w:rPr>
       </w:pPr>
-      <w:hyperlink w:anchor="_Toc242969974" w:history="1">
+      <w:hyperlink w:anchor="_Toc243219248" w:history="1">
         <w:r>
           <w:rPr>
             <w:rStyle w:val="Hyperlink"/>
@@ -3181,7 +3181,7 @@
           <w:rPr>
             <w:webHidden/>
           </w:rPr>
-          <w:instrText xml:space="preserve"> PAGEREF _Toc242969974 \h </w:instrText>
+          <w:instrText xml:space="preserve"> PAGEREF _Toc243219248 \h </w:instrText>
         </w:r>
         <w:r>
           <w:rPr>
@@ -3198,7 +3198,7 @@
           <w:rPr>
             <w:webHidden/>
           </w:rPr>
-          <w:t>58</w:t>
+          <w:t>59</w:t>
         </w:r>
         <w:r>
           <w:rPr>
@@ -3216,7 +3216,7 @@
           <w:lang w:eastAsia="pt-BR"/>
         </w:rPr>
       </w:pPr>
-      <w:hyperlink w:anchor="_Toc242969975" w:history="1">
+      <w:hyperlink w:anchor="_Toc243219249" w:history="1">
         <w:r>
           <w:rPr>
             <w:rStyle w:val="Hyperlink"/>
@@ -3239,7 +3239,7 @@
           <w:rPr>
             <w:webHidden/>
           </w:rPr>
-          <w:instrText xml:space="preserve"> PAGEREF _Toc242969975 \h </w:instrText>
+          <w:instrText xml:space="preserve"> PAGEREF _Toc243219249 \h </w:instrText>
         </w:r>
         <w:r>
           <w:rPr>
@@ -3256,7 +3256,7 @@
           <w:rPr>
             <w:webHidden/>
           </w:rPr>
-          <w:t>58</w:t>
+          <w:t>59</w:t>
         </w:r>
         <w:r>
           <w:rPr>
@@ -3274,7 +3274,7 @@
           <w:lang w:eastAsia="pt-BR"/>
         </w:rPr>
       </w:pPr>
-      <w:hyperlink w:anchor="_Toc242969976" w:history="1">
+      <w:hyperlink w:anchor="_Toc243219250" w:history="1">
         <w:r>
           <w:rPr>
             <w:rStyle w:val="Hyperlink"/>
@@ -3297,7 +3297,7 @@
           <w:rPr>
             <w:webHidden/>
           </w:rPr>
-          <w:instrText xml:space="preserve"> PAGEREF _Toc242969976 \h </w:instrText>
+          <w:instrText xml:space="preserve"> PAGEREF _Toc243219250 \h </w:instrText>
         </w:r>
         <w:r>
           <w:rPr>
@@ -3314,7 +3314,7 @@
           <w:rPr>
             <w:webHidden/>
           </w:rPr>
-          <w:t>60</w:t>
+          <w:t>61</w:t>
         </w:r>
         <w:r>
           <w:rPr>
@@ -3346,7 +3346,7 @@
       <w:pPr>
         <w:pStyle w:val="Ttulo1"/>
       </w:pPr>
-      <w:bookmarkStart w:id="0" w:name="_Toc242969924"/>
+      <w:bookmarkStart w:id="0" w:name="_Toc243219198"/>
       <w:r>
         <w:lastRenderedPageBreak/>
         <w:t>INTRODUÇÃO</w:t>
@@ -3401,7 +3401,7 @@
       <w:pPr>
         <w:pStyle w:val="Ttulo2"/>
       </w:pPr>
-      <w:bookmarkStart w:id="1" w:name="_Toc242969925"/>
+      <w:bookmarkStart w:id="1" w:name="_Toc243219199"/>
       <w:r>
         <w:t>Convenções Adotadas</w:t>
       </w:r>
@@ -3460,7 +3460,7 @@
       <w:pPr>
         <w:pStyle w:val="Ttulo1"/>
       </w:pPr>
-      <w:bookmarkStart w:id="2" w:name="_Toc242969926"/>
+      <w:bookmarkStart w:id="2" w:name="_Toc243219200"/>
       <w:r>
         <w:t>VISÃO GERAL</w:t>
       </w:r>
@@ -3565,7 +3565,7 @@
       <w:pPr>
         <w:pStyle w:val="Ttulo2"/>
       </w:pPr>
-      <w:bookmarkStart w:id="3" w:name="_Toc242969927"/>
+      <w:bookmarkStart w:id="3" w:name="_Toc243219201"/>
       <w:r>
         <w:t>Componentes da Solução</w:t>
       </w:r>
@@ -3665,7 +3665,7 @@
       <w:pPr>
         <w:pStyle w:val="Ttulo2"/>
       </w:pPr>
-      <w:bookmarkStart w:id="4" w:name="_Toc242969928"/>
+      <w:bookmarkStart w:id="4" w:name="_Toc243219202"/>
       <w:r>
         <w:t>Tecnologias</w:t>
       </w:r>
@@ -4637,7 +4637,7 @@
               <w:jc w:val="center"/>
             </w:pPr>
             <w:r>
-              <w:t>5.0, 10 e 3.9</w:t>
+              <w:t>5.0, 9 e 3.9</w:t>
             </w:r>
           </w:p>
         </w:tc>
@@ -4778,7 +4778,7 @@
         <w:spacing w:before="240"/>
       </w:pPr>
       <w:r>
-        <w:t xml:space="preserve">Três dessas versões foram definidas por compatibilidade. O Node.js 24 é a versão com suporte de longo prazo, adotada como padrão pela Vercel e suportada pelo Vitest 5. O React 19 é a linha atual, suportada pelo Next.js 16. O TypeScript permanece na linha 6.0, e não na 7.0, porque as regras de análise estática para TypeScript utilizadas pela configuração de ESLint do Next.js ainda não suportam a linha 7. As versões exatas de todas as dependências ficam registradas no arquivo </w:t>
+        <w:t xml:space="preserve">Quatro dessas versões foram definidas por compatibilidade. O Node.js 24 é a versão com suporte de longo prazo, adotada como padrão pela Vercel e suportada pelo Vitest 5. O React 19 é a linha atual, suportada pelo Next.js 16. O TypeScript permanece na linha 6.0, e não na 7.0, porque as regras de análise estática para TypeScript utilizadas pela configuração de ESLint do Next.js ainda não suportam a linha 7. O ESLint permanece na linha 9, e não na 10, porque essa mesma configuração do Next.js ainda não aceita a linha 10; a escolha é revista a cada atualização do Next.js. As versões exatas de todas as dependências ficam registradas no arquivo </w:t>
       </w:r>
       <w:r>
         <w:rPr>
@@ -4796,7 +4796,7 @@
       <w:pPr>
         <w:pStyle w:val="Ttulo2"/>
       </w:pPr>
-      <w:bookmarkStart w:id="5" w:name="_Toc242969929"/>
+      <w:bookmarkStart w:id="5" w:name="_Toc243219203"/>
       <w:r>
         <w:t>Princípios de Arquitetura</w:t>
       </w:r>
@@ -4917,7 +4917,7 @@
       <w:pPr>
         <w:pStyle w:val="Ttulo2"/>
       </w:pPr>
-      <w:bookmarkStart w:id="6" w:name="_Toc242969930"/>
+      <w:bookmarkStart w:id="6" w:name="_Toc243219204"/>
       <w:r>
         <w:t>Padrões de Código</w:t>
       </w:r>
@@ -4945,7 +4945,7 @@
       <w:pPr>
         <w:pStyle w:val="Ttulo3"/>
       </w:pPr>
-      <w:bookmarkStart w:id="7" w:name="_Toc242969931"/>
+      <w:bookmarkStart w:id="7" w:name="_Toc243219205"/>
       <w:r>
         <w:t>Nomenclatura</w:t>
       </w:r>
@@ -5717,7 +5717,7 @@
       <w:pPr>
         <w:pStyle w:val="Ttulo3"/>
       </w:pPr>
-      <w:bookmarkStart w:id="8" w:name="_Toc242969932"/>
+      <w:bookmarkStart w:id="8" w:name="_Toc243219206"/>
       <w:r>
         <w:t>Funções e Módulos</w:t>
       </w:r>
@@ -5877,7 +5877,7 @@
       <w:pPr>
         <w:pStyle w:val="Ttulo3"/>
       </w:pPr>
-      <w:bookmarkStart w:id="9" w:name="_Toc242969933"/>
+      <w:bookmarkStart w:id="9" w:name="_Toc243219207"/>
       <w:r>
         <w:t>Tipos, Constantes e Valores Ausentes</w:t>
       </w:r>
@@ -6008,7 +6008,7 @@
       <w:pPr>
         <w:pStyle w:val="Ttulo3"/>
       </w:pPr>
-      <w:bookmarkStart w:id="10" w:name="_Toc242969934"/>
+      <w:bookmarkStart w:id="10" w:name="_Toc243219208"/>
       <w:r>
         <w:t>Comentários e Formatação</w:t>
       </w:r>
@@ -6068,14 +6068,14 @@
         </w:numPr>
       </w:pPr>
       <w:r>
-        <w:t>a formatação é aplicada automaticamente pelo Prettier, com a configuração do repositório, e verificada no CI; a análise estática usa a configuração de ESLint do Next.js. Assim, a revisão trata do conteúdo, e não do estilo.</w:t>
+        <w:t>a formatação do código e dos arquivos de configuração é aplicada automaticamente pelo Prettier, com a configuração do repositório, e verificada no CI; os textos em Markdown ficam de fora. A análise estática usa a configuração de ESLint do Next.js. Assim, a revisão trata do conteúdo, e não do estilo.</w:t>
       </w:r>
     </w:p>
     <w:p>
       <w:pPr>
         <w:pStyle w:val="Ttulo1"/>
       </w:pPr>
-      <w:bookmarkStart w:id="11" w:name="_Toc242969935"/>
+      <w:bookmarkStart w:id="11" w:name="_Toc243219209"/>
       <w:r>
         <w:t>FRONTEND</w:t>
       </w:r>
@@ -6113,7 +6113,7 @@
       <w:pPr>
         <w:pStyle w:val="Ttulo2"/>
       </w:pPr>
-      <w:bookmarkStart w:id="12" w:name="_Toc242969936"/>
+      <w:bookmarkStart w:id="12" w:name="_Toc243219210"/>
       <w:r>
         <w:t>Estrutura</w:t>
       </w:r>
@@ -6368,6 +6368,14 @@
       </w:pPr>
       <w:r>
         <w:t>compose.yaml                execução da aplicação com docker compose</w:t>
+      </w:r>
+    </w:p>
+    <w:p>
+      <w:pPr>
+        <w:pStyle w:val="Cdigo"/>
+      </w:pPr>
+      <w:r>
+        <w:t>.dockerignore               o que fica fora da imagem (seção 8.6)</w:t>
       </w:r>
     </w:p>
     <w:p>
@@ -6455,7 +6463,7 @@
       <w:pPr>
         <w:pStyle w:val="Ttulo2"/>
       </w:pPr>
-      <w:bookmarkStart w:id="13" w:name="_Toc242969937"/>
+      <w:bookmarkStart w:id="13" w:name="_Toc243219211"/>
       <w:r>
         <w:t>Telas e Rotas</w:t>
       </w:r>
@@ -8426,7 +8434,7 @@
       <w:pPr>
         <w:pStyle w:val="Ttulo2"/>
       </w:pPr>
-      <w:bookmarkStart w:id="14" w:name="_Toc242969938"/>
+      <w:bookmarkStart w:id="14" w:name="_Toc243219212"/>
       <w:r>
         <w:t>Componentes</w:t>
       </w:r>
@@ -8858,7 +8866,7 @@
       <w:pPr>
         <w:pStyle w:val="Ttulo2"/>
       </w:pPr>
-      <w:bookmarkStart w:id="15" w:name="_Toc242969939"/>
+      <w:bookmarkStart w:id="15" w:name="_Toc243219213"/>
       <w:r>
         <w:t>Comunicação com a API</w:t>
       </w:r>
@@ -9085,7 +9093,7 @@
       <w:pPr>
         <w:pStyle w:val="Ttulo2"/>
       </w:pPr>
-      <w:bookmarkStart w:id="16" w:name="_Toc242969940"/>
+      <w:bookmarkStart w:id="16" w:name="_Toc243219214"/>
       <w:r>
         <w:t>Renderização, Estado e Desempenho</w:t>
       </w:r>
@@ -9095,7 +9103,7 @@
       <w:pPr>
         <w:pStyle w:val="Ttulo3"/>
       </w:pPr>
-      <w:bookmarkStart w:id="17" w:name="_Toc242969941"/>
+      <w:bookmarkStart w:id="17" w:name="_Toc243219215"/>
       <w:r>
         <w:t>Renderização</w:t>
       </w:r>
@@ -9133,7 +9141,7 @@
       <w:pPr>
         <w:pStyle w:val="Ttulo3"/>
       </w:pPr>
-      <w:bookmarkStart w:id="18" w:name="_Toc242969942"/>
+      <w:bookmarkStart w:id="18" w:name="_Toc243219216"/>
       <w:r>
         <w:t>Estado e Formulários</w:t>
       </w:r>
@@ -9266,7 +9274,7 @@
       <w:pPr>
         <w:pStyle w:val="Ttulo3"/>
       </w:pPr>
-      <w:bookmarkStart w:id="19" w:name="_Toc242969943"/>
+      <w:bookmarkStart w:id="19" w:name="_Toc243219217"/>
       <w:r>
         <w:t>Desempenho</w:t>
       </w:r>
@@ -9375,7 +9383,7 @@
       <w:pPr>
         <w:pStyle w:val="Ttulo3"/>
       </w:pPr>
-      <w:bookmarkStart w:id="20" w:name="_Toc242969944"/>
+      <w:bookmarkStart w:id="20" w:name="_Toc243219218"/>
       <w:r>
         <w:t>Acessibilidade e Identidade Visual</w:t>
       </w:r>
@@ -9520,7 +9528,7 @@
       <w:pPr>
         <w:pStyle w:val="Ttulo1"/>
       </w:pPr>
-      <w:bookmarkStart w:id="21" w:name="_Toc242969945"/>
+      <w:bookmarkStart w:id="21" w:name="_Toc243219219"/>
       <w:r>
         <w:t>BACKEND</w:t>
       </w:r>
@@ -9548,7 +9556,7 @@
       <w:pPr>
         <w:pStyle w:val="Ttulo2"/>
       </w:pPr>
-      <w:bookmarkStart w:id="22" w:name="_Toc242969946"/>
+      <w:bookmarkStart w:id="22" w:name="_Toc243219220"/>
       <w:r>
         <w:t>Camadas</w:t>
       </w:r>
@@ -10127,7 +10135,7 @@
       <w:pPr>
         <w:pStyle w:val="Ttulo2"/>
       </w:pPr>
-      <w:bookmarkStart w:id="23" w:name="_Toc242969947"/>
+      <w:bookmarkStart w:id="23" w:name="_Toc243219221"/>
       <w:r>
         <w:t>Módulos</w:t>
       </w:r>
@@ -11322,7 +11330,7 @@
       <w:pPr>
         <w:pStyle w:val="Ttulo2"/>
       </w:pPr>
-      <w:bookmarkStart w:id="24" w:name="_Toc242969948"/>
+      <w:bookmarkStart w:id="24" w:name="_Toc243219222"/>
       <w:r>
         <w:t>Autenticação e Autorização</w:t>
       </w:r>
@@ -11332,7 +11340,7 @@
       <w:pPr>
         <w:pStyle w:val="Ttulo3"/>
       </w:pPr>
-      <w:bookmarkStart w:id="25" w:name="_Toc242969949"/>
+      <w:bookmarkStart w:id="25" w:name="_Toc243219223"/>
       <w:r>
         <w:t>Autenticação</w:t>
       </w:r>
@@ -11580,7 +11588,7 @@
       <w:pPr>
         <w:pStyle w:val="Ttulo3"/>
       </w:pPr>
-      <w:bookmarkStart w:id="26" w:name="_Toc242969950"/>
+      <w:bookmarkStart w:id="26" w:name="_Toc243219224"/>
       <w:r>
         <w:t>Perfis e Contas</w:t>
       </w:r>
@@ -12194,7 +12202,7 @@
       <w:pPr>
         <w:pStyle w:val="Ttulo3"/>
       </w:pPr>
-      <w:bookmarkStart w:id="27" w:name="_Toc242969951"/>
+      <w:bookmarkStart w:id="27" w:name="_Toc243219225"/>
       <w:r>
         <w:t>Autorização</w:t>
       </w:r>
@@ -12839,7 +12847,7 @@
       <w:pPr>
         <w:pStyle w:val="Ttulo1"/>
       </w:pPr>
-      <w:bookmarkStart w:id="28" w:name="_Toc242969952"/>
+      <w:bookmarkStart w:id="28" w:name="_Toc243219226"/>
       <w:r>
         <w:t>BANCO DE DADOS</w:t>
       </w:r>
@@ -12947,7 +12955,7 @@
       <w:pPr>
         <w:pStyle w:val="Ttulo2"/>
       </w:pPr>
-      <w:bookmarkStart w:id="29" w:name="_Toc242969953"/>
+      <w:bookmarkStart w:id="29" w:name="_Toc243219227"/>
       <w:r>
         <w:t>Modelo Entidade-Relacionamento</w:t>
       </w:r>
@@ -13282,7 +13290,7 @@
       <w:pPr>
         <w:pStyle w:val="Ttulo2"/>
       </w:pPr>
-      <w:bookmarkStart w:id="30" w:name="_Toc242969954"/>
+      <w:bookmarkStart w:id="30" w:name="_Toc243219228"/>
       <w:r>
         <w:t>Tabelas</w:t>
       </w:r>
@@ -25867,7 +25875,7 @@
       <w:pPr>
         <w:pStyle w:val="Ttulo2"/>
       </w:pPr>
-      <w:bookmarkStart w:id="31" w:name="_Toc242969955"/>
+      <w:bookmarkStart w:id="31" w:name="_Toc243219229"/>
       <w:r>
         <w:t>Relacionamentos</w:t>
       </w:r>
@@ -26954,7 +26962,7 @@
       <w:pPr>
         <w:pStyle w:val="Ttulo1"/>
       </w:pPr>
-      <w:bookmarkStart w:id="32" w:name="_Toc242969956"/>
+      <w:bookmarkStart w:id="32" w:name="_Toc243219230"/>
       <w:r>
         <w:t>API</w:t>
       </w:r>
@@ -26992,7 +27000,7 @@
       <w:pPr>
         <w:pStyle w:val="Ttulo2"/>
       </w:pPr>
-      <w:bookmarkStart w:id="33" w:name="_Toc242969957"/>
+      <w:bookmarkStart w:id="33" w:name="_Toc243219231"/>
       <w:r>
         <w:t>Desenho Geral</w:t>
       </w:r>
@@ -27779,7 +27787,7 @@
       <w:pPr>
         <w:pStyle w:val="Ttulo2"/>
       </w:pPr>
-      <w:bookmarkStart w:id="34" w:name="_Toc242969958"/>
+      <w:bookmarkStart w:id="34" w:name="_Toc243219232"/>
       <w:r>
         <w:t>Validação dos Dados</w:t>
       </w:r>
@@ -27913,7 +27921,7 @@
       <w:pPr>
         <w:pStyle w:val="Ttulo2"/>
       </w:pPr>
-      <w:bookmarkStart w:id="35" w:name="_Toc242969959"/>
+      <w:bookmarkStart w:id="35" w:name="_Toc243219233"/>
       <w:r>
         <w:t>Paginação</w:t>
       </w:r>
@@ -28591,7 +28599,7 @@
       <w:pPr>
         <w:pStyle w:val="Ttulo2"/>
       </w:pPr>
-      <w:bookmarkStart w:id="36" w:name="_Toc242969960"/>
+      <w:bookmarkStart w:id="36" w:name="_Toc243219234"/>
       <w:r>
         <w:t>Respostas e Erros</w:t>
       </w:r>
@@ -30459,7 +30467,7 @@
       <w:pPr>
         <w:pStyle w:val="Ttulo2"/>
       </w:pPr>
-      <w:bookmarkStart w:id="37" w:name="_Toc242969961"/>
+      <w:bookmarkStart w:id="37" w:name="_Toc243219235"/>
       <w:r>
         <w:t>Controle de Concorrência</w:t>
       </w:r>
@@ -30572,7 +30580,7 @@
       <w:pPr>
         <w:pStyle w:val="Ttulo2"/>
       </w:pPr>
-      <w:bookmarkStart w:id="38" w:name="_Toc242969962"/>
+      <w:bookmarkStart w:id="38" w:name="_Toc243219236"/>
       <w:r>
         <w:t>Contrato Detalhado (Apêndice A)</w:t>
       </w:r>
@@ -30590,7 +30598,7 @@
       <w:pPr>
         <w:pStyle w:val="Ttulo1"/>
       </w:pPr>
-      <w:bookmarkStart w:id="39" w:name="_Toc242969963"/>
+      <w:bookmarkStart w:id="39" w:name="_Toc243219237"/>
       <w:r>
         <w:t>SEGURANÇA (IMPLEMENTAÇÃO)</w:t>
       </w:r>
@@ -32154,7 +32162,7 @@
       <w:pPr>
         <w:pStyle w:val="Ttulo1"/>
       </w:pPr>
-      <w:bookmarkStart w:id="40" w:name="_Toc242969964"/>
+      <w:bookmarkStart w:id="40" w:name="_Toc243219238"/>
       <w:r>
         <w:t>INFRAESTRUTURA E DEPLOY</w:t>
       </w:r>
@@ -32172,7 +32180,7 @@
       <w:pPr>
         <w:pStyle w:val="Ttulo2"/>
       </w:pPr>
-      <w:bookmarkStart w:id="41" w:name="_Toc242969965"/>
+      <w:bookmarkStart w:id="41" w:name="_Toc243219239"/>
       <w:r>
         <w:t>Ambientes</w:t>
       </w:r>
@@ -32513,7 +32521,7 @@
       <w:pPr>
         <w:pStyle w:val="Ttulo2"/>
       </w:pPr>
-      <w:bookmarkStart w:id="42" w:name="_Toc242969966"/>
+      <w:bookmarkStart w:id="42" w:name="_Toc243219240"/>
       <w:r>
         <w:t>Variáveis de Ambiente</w:t>
       </w:r>
@@ -32569,7 +32577,7 @@
         </w:r>
       </w:hyperlink>
       <w:r>
-        <w:t>).</w:t>
+        <w:t>). O código lê as variáveis durante a execução, a cada requisição, e nunca durante a construção: a Vercel as fornece também na compilação, mas a imagem do contêiner é construída sem elas (seção 8.6).</w:t>
       </w:r>
     </w:p>
     <w:p>
@@ -33053,7 +33061,7 @@
       <w:pPr>
         <w:pStyle w:val="Ttulo2"/>
       </w:pPr>
-      <w:bookmarkStart w:id="43" w:name="_Toc242969967"/>
+      <w:bookmarkStart w:id="43" w:name="_Toc243219241"/>
       <w:r>
         <w:t>Banco de Dados e Dados Iniciais</w:t>
       </w:r>
@@ -33208,7 +33216,7 @@
       <w:pPr>
         <w:pStyle w:val="Ttulo2"/>
       </w:pPr>
-      <w:bookmarkStart w:id="44" w:name="_Toc242969968"/>
+      <w:bookmarkStart w:id="44" w:name="_Toc243219242"/>
       <w:r>
         <w:t>Publicação</w:t>
       </w:r>
@@ -33583,7 +33591,7 @@
       <w:pPr>
         <w:pStyle w:val="Ttulo2"/>
       </w:pPr>
-      <w:bookmarkStart w:id="45" w:name="_Toc242969969"/>
+      <w:bookmarkStart w:id="45" w:name="_Toc243219243"/>
       <w:r>
         <w:t>Integração Contínua</w:t>
       </w:r>
@@ -33684,7 +33692,18 @@
         </w:numPr>
       </w:pPr>
       <w:r>
-        <w:t>checagem de tipos pelo compilador do TypeScript (</w:t>
+        <w:t xml:space="preserve">geração dos tipos das rotas pelo </w:t>
+      </w:r>
+      <w:r>
+        <w:rPr>
+          <w:rFonts w:ascii="Courier New" w:hAnsi="Courier New" w:cs="Courier New"/>
+          <w:sz w:val="22"/>
+          <w:szCs w:val="22"/>
+        </w:rPr>
+        <w:t>next typegen</w:t>
+      </w:r>
+      <w:r>
+        <w:t xml:space="preserve"> e checagem de tipos pelo compilador do TypeScript (</w:t>
       </w:r>
       <w:r>
         <w:rPr>
@@ -33760,7 +33779,39 @@
         <w:t>pull request</w:t>
       </w:r>
       <w:r>
-        <w:t xml:space="preserve"> fica impedido de ser incorporado. O CI não usa chaves nem acessa o banco: os testes cobrem as funções puras do </w:t>
+        <w:t xml:space="preserve"> fica impedido de ser incorporado. Todas as etapas formam um único </w:t>
+      </w:r>
+      <w:r>
+        <w:rPr>
+          <w:i/>
+          <w:iCs/>
+        </w:rPr>
+        <w:t>job</w:t>
+      </w:r>
+      <w:r>
+        <w:t xml:space="preserve">, </w:t>
+      </w:r>
+      <w:r>
+        <w:rPr>
+          <w:rFonts w:ascii="Courier New" w:hAnsi="Courier New" w:cs="Courier New"/>
+          <w:sz w:val="22"/>
+          <w:szCs w:val="22"/>
+        </w:rPr>
+        <w:t>check</w:t>
+      </w:r>
+      <w:r>
+        <w:t xml:space="preserve">, que é a verificação exigida pela proteção da </w:t>
+      </w:r>
+      <w:r>
+        <w:rPr>
+          <w:rFonts w:ascii="Courier New" w:hAnsi="Courier New" w:cs="Courier New"/>
+          <w:sz w:val="22"/>
+          <w:szCs w:val="22"/>
+        </w:rPr>
+        <w:t>main</w:t>
+      </w:r>
+      <w:r>
+        <w:t xml:space="preserve"> (seção 8.4). O CI não usa chaves nem acessa o banco: os testes cobrem as funções puras do </w:t>
       </w:r>
       <w:r>
         <w:rPr>
@@ -33806,7 +33857,7 @@
       <w:pPr>
         <w:pStyle w:val="Ttulo2"/>
       </w:pPr>
-      <w:bookmarkStart w:id="46" w:name="_Toc242969970"/>
+      <w:bookmarkStart w:id="46" w:name="_Toc243219244"/>
       <w:r>
         <w:t>Execução em Contêiner</w:t>
       </w:r>
@@ -33920,7 +33971,7 @@
         <w:t>node_modules</w:t>
       </w:r>
       <w:r>
-        <w:t xml:space="preserve">, </w:t>
+        <w:t xml:space="preserve"> e </w:t>
       </w:r>
       <w:r>
         <w:rPr>
@@ -33931,7 +33982,7 @@
         <w:t>.next</w:t>
       </w:r>
       <w:r>
-        <w:t xml:space="preserve"> e </w:t>
+        <w:t xml:space="preserve"> de qualquer pasta, além do </w:t>
       </w:r>
       <w:r>
         <w:rPr>
@@ -33942,6 +33993,28 @@
         <w:t>.git</w:t>
       </w:r>
       <w:r>
+        <w:t xml:space="preserve">, da pasta </w:t>
+      </w:r>
+      <w:r>
+        <w:rPr>
+          <w:rFonts w:ascii="Courier New" w:hAnsi="Courier New" w:cs="Courier New"/>
+          <w:sz w:val="22"/>
+          <w:szCs w:val="22"/>
+        </w:rPr>
+        <w:t>.claude</w:t>
+      </w:r>
+      <w:r>
+        <w:t xml:space="preserve">, onde ficam as cópias de trabalho do Claude Code, e da pasta </w:t>
+      </w:r>
+      <w:r>
+        <w:rPr>
+          <w:rFonts w:ascii="Courier New" w:hAnsi="Courier New" w:cs="Courier New"/>
+          <w:sz w:val="22"/>
+          <w:szCs w:val="22"/>
+        </w:rPr>
+        <w:t>documentos-formais</w:t>
+      </w:r>
+      <w:r>
         <w:t>, de modo que nenhuma chave é copiada para ela (</w:t>
       </w:r>
       <w:hyperlink r:id="rId189" w:anchor="RS016" w:history="1">
@@ -34001,9 +34074,34 @@
     <w:p>
       <w:pPr>
         <w:pStyle w:val="Texto"/>
-      </w:pPr>
-      <w:r>
-        <w:t xml:space="preserve">Com o Docker instalado e o </w:t>
+        <w:keepNext/>
+      </w:pPr>
+      <w:r>
+        <w:t>Para executar a aplicação em contêiner:</w:t>
+      </w:r>
+    </w:p>
+    <w:p>
+      <w:pPr>
+        <w:pStyle w:val="Texto"/>
+        <w:numPr>
+          <w:ilvl w:val="0"/>
+          <w:numId w:val="23"/>
+        </w:numPr>
+      </w:pPr>
+      <w:r>
+        <w:t>instalar o Docker Desktop (Docker 29 e Docker Compose 5) e mantê-lo aberto;</w:t>
+      </w:r>
+    </w:p>
+    <w:p>
+      <w:pPr>
+        <w:pStyle w:val="Texto"/>
+        <w:numPr>
+          <w:ilvl w:val="0"/>
+          <w:numId w:val="23"/>
+        </w:numPr>
+      </w:pPr>
+      <w:r>
+        <w:t xml:space="preserve">ter na pasta do projeto o </w:t>
       </w:r>
       <w:r>
         <w:rPr>
@@ -34014,7 +34112,30 @@
         <w:t>.env.local</w:t>
       </w:r>
       <w:r>
-        <w:t xml:space="preserve"> preenchido, a aplicação é executada com </w:t>
+        <w:t xml:space="preserve">, copiado do </w:t>
+      </w:r>
+      <w:r>
+        <w:rPr>
+          <w:rFonts w:ascii="Courier New" w:hAnsi="Courier New" w:cs="Courier New"/>
+          <w:sz w:val="22"/>
+          <w:szCs w:val="22"/>
+        </w:rPr>
+        <w:t>.env.example</w:t>
+      </w:r>
+      <w:r>
+        <w:t xml:space="preserve"> e preenchido com os valores do Quadro 37; sem ele, o Compose interrompe a execução;</w:t>
+      </w:r>
+    </w:p>
+    <w:p>
+      <w:pPr>
+        <w:pStyle w:val="Texto"/>
+        <w:numPr>
+          <w:ilvl w:val="0"/>
+          <w:numId w:val="23"/>
+        </w:numPr>
+      </w:pPr>
+      <w:r>
+        <w:t xml:space="preserve">executar </w:t>
       </w:r>
       <w:r>
         <w:rPr>
@@ -34025,7 +34146,82 @@
         <w:t>docker compose up --build</w:t>
       </w:r>
       <w:r>
-        <w:t xml:space="preserve">. O desenvolvimento do dia a dia continua com </w:t>
+        <w:t xml:space="preserve">, que constrói a imagem com o código atual e publica a aplicação em </w:t>
+      </w:r>
+      <w:r>
+        <w:rPr>
+          <w:rFonts w:ascii="Courier New" w:hAnsi="Courier New" w:cs="Courier New"/>
+          <w:sz w:val="22"/>
+          <w:szCs w:val="22"/>
+        </w:rPr>
+        <w:t>http://localhost:3000</w:t>
+      </w:r>
+      <w:r>
+        <w:t xml:space="preserve">; sem o </w:t>
+      </w:r>
+      <w:r>
+        <w:rPr>
+          <w:rFonts w:ascii="Courier New" w:hAnsi="Courier New" w:cs="Courier New"/>
+          <w:sz w:val="22"/>
+          <w:szCs w:val="22"/>
+        </w:rPr>
+        <w:t>--build</w:t>
+      </w:r>
+      <w:r>
+        <w:t>, o Compose reaproveita a imagem anterior;</w:t>
+      </w:r>
+    </w:p>
+    <w:p>
+      <w:pPr>
+        <w:pStyle w:val="Texto"/>
+        <w:numPr>
+          <w:ilvl w:val="0"/>
+          <w:numId w:val="23"/>
+        </w:numPr>
+      </w:pPr>
+      <w:r>
+        <w:t xml:space="preserve">encerrar com </w:t>
+      </w:r>
+      <w:r>
+        <w:rPr>
+          <w:rFonts w:ascii="Courier New" w:hAnsi="Courier New" w:cs="Courier New"/>
+          <w:sz w:val="22"/>
+          <w:szCs w:val="22"/>
+        </w:rPr>
+        <w:t>Ctrl+C</w:t>
+      </w:r>
+      <w:r>
+        <w:t xml:space="preserve"> ou, se a aplicação foi iniciada em segundo plano com a opção </w:t>
+      </w:r>
+      <w:r>
+        <w:rPr>
+          <w:rFonts w:ascii="Courier New" w:hAnsi="Courier New" w:cs="Courier New"/>
+          <w:sz w:val="22"/>
+          <w:szCs w:val="22"/>
+        </w:rPr>
+        <w:t>-d</w:t>
+      </w:r>
+      <w:r>
+        <w:t xml:space="preserve">, com </w:t>
+      </w:r>
+      <w:r>
+        <w:rPr>
+          <w:rFonts w:ascii="Courier New" w:hAnsi="Courier New" w:cs="Courier New"/>
+          <w:sz w:val="22"/>
+          <w:szCs w:val="22"/>
+        </w:rPr>
+        <w:t>docker compose down</w:t>
+      </w:r>
+      <w:r>
+        <w:t>.</w:t>
+      </w:r>
+    </w:p>
+    <w:p>
+      <w:pPr>
+        <w:pStyle w:val="Texto"/>
+      </w:pPr>
+      <w:r>
+        <w:t xml:space="preserve">A porta 3000 é a mesma do </w:t>
       </w:r>
       <w:r>
         <w:rPr>
@@ -34036,14 +34232,36 @@
         <w:t>npm run dev</w:t>
       </w:r>
       <w:r>
-        <w:t>, que recarrega as páginas a cada alteração, e a imagem não é publicada em nenhum registro de contêineres.</w:t>
+        <w:t xml:space="preserve">, então os dois não são executados ao mesmo tempo. O desenvolvimento do dia a dia continua com </w:t>
+      </w:r>
+      <w:r>
+        <w:rPr>
+          <w:rFonts w:ascii="Courier New" w:hAnsi="Courier New" w:cs="Courier New"/>
+          <w:sz w:val="22"/>
+          <w:szCs w:val="22"/>
+        </w:rPr>
+        <w:t>npm run dev</w:t>
+      </w:r>
+      <w:r>
+        <w:t xml:space="preserve">, que recarrega as páginas a cada alteração. A imagem não é publicada em nenhum registro de contêineres, e o CI não a constrói: um erro no </w:t>
+      </w:r>
+      <w:r>
+        <w:rPr>
+          <w:rFonts w:ascii="Courier New" w:hAnsi="Courier New" w:cs="Courier New"/>
+          <w:sz w:val="22"/>
+          <w:szCs w:val="22"/>
+        </w:rPr>
+        <w:t>Dockerfile</w:t>
+      </w:r>
+      <w:r>
+        <w:t xml:space="preserve"> só aparece quando o comando é executado.</w:t>
       </w:r>
     </w:p>
     <w:p>
       <w:pPr>
         <w:pStyle w:val="Ttulo1"/>
       </w:pPr>
-      <w:bookmarkStart w:id="47" w:name="_Toc242969971"/>
+      <w:bookmarkStart w:id="47" w:name="_Toc243219245"/>
       <w:r>
         <w:t>DECISÕES TÉCNICAS E JUSTIFICATIVAS</w:t>
       </w:r>
@@ -35854,6 +36072,50 @@
               <w:pStyle w:val="TextodeTabela"/>
             </w:pPr>
             <w:r>
+              <w:t>ESLint 9 com a configuração do Next.js</w:t>
+            </w:r>
+          </w:p>
+        </w:tc>
+        <w:tc>
+          <w:tcPr>
+            <w:tcW w:w="2300" w:type="dxa"/>
+          </w:tcPr>
+          <w:p>
+            <w:pPr>
+              <w:pStyle w:val="TextodeTabela"/>
+            </w:pPr>
+            <w:r>
+              <w:t>ESLint 10, com avisos de dependência ou sem a configuração do Next.js</w:t>
+            </w:r>
+          </w:p>
+        </w:tc>
+        <w:tc>
+          <w:tcPr>
+            <w:tcW w:w="4371" w:type="dxa"/>
+          </w:tcPr>
+          <w:p>
+            <w:pPr>
+              <w:pStyle w:val="TextodeTabela"/>
+            </w:pPr>
+            <w:r>
+              <w:t>A configuração de ESLint do Next.js ainda não aceita a linha 10, e sem ela se perdem as regras exigidas pelos padrões de código; a escolha é revista a cada atualização do Next.js.</w:t>
+            </w:r>
+          </w:p>
+        </w:tc>
+      </w:tr>
+      <w:tr>
+        <w:trPr>
+          <w:cantSplit/>
+        </w:trPr>
+        <w:tc>
+          <w:tcPr>
+            <w:tcW w:w="2400" w:type="dxa"/>
+          </w:tcPr>
+          <w:p>
+            <w:pPr>
+              <w:pStyle w:val="TextodeTabela"/>
+            </w:pPr>
+            <w:r>
               <w:t>Docker para executar a aplicação em contêiner</w:t>
             </w:r>
           </w:p>
@@ -35895,7 +36157,7 @@
         </w:numPr>
         <w:jc w:val="center"/>
       </w:pPr>
-      <w:bookmarkStart w:id="48" w:name="_Toc242969972"/>
+      <w:bookmarkStart w:id="48" w:name="_Toc243219246"/>
       <w:r>
         <w:t>APÊNDICE A – CONTRATO DETALHADO DA API</w:t>
       </w:r>
@@ -36002,7 +36264,7 @@
           <w:numId w:val="0"/>
         </w:numPr>
       </w:pPr>
-      <w:bookmarkStart w:id="49" w:name="_Toc242969973"/>
+      <w:bookmarkStart w:id="49" w:name="_Toc243219247"/>
       <w:r>
         <w:t>Autenticação</w:t>
       </w:r>
@@ -36680,7 +36942,7 @@
           <w:numId w:val="0"/>
         </w:numPr>
       </w:pPr>
-      <w:bookmarkStart w:id="50" w:name="_Toc242969974"/>
+      <w:bookmarkStart w:id="50" w:name="_Toc243219248"/>
       <w:r>
         <w:t>Rotas Públicas</w:t>
       </w:r>
@@ -36995,7 +37257,7 @@
           <w:numId w:val="0"/>
         </w:numPr>
       </w:pPr>
-      <w:bookmarkStart w:id="51" w:name="_Toc242969975"/>
+      <w:bookmarkStart w:id="51" w:name="_Toc243219249"/>
       <w:r>
         <w:t>Rotas do Cliente</w:t>
       </w:r>
@@ -38654,7 +38916,7 @@
           <w:numId w:val="0"/>
         </w:numPr>
       </w:pPr>
-      <w:bookmarkStart w:id="52" w:name="_Toc242969976"/>
+      <w:bookmarkStart w:id="52" w:name="_Toc243219250"/>
       <w:r>
         <w:t>Rotas do Painel</w:t>
       </w:r>
@@ -44021,6 +44283,12 @@
     </w:lvlOverride>
   </w:num>
   <w:num w:numId="22" w16cid:durableId="1556356601">
+    <w:abstractNumId w:val="1"/>
+    <w:lvlOverride w:ilvl="0">
+      <w:startOverride w:val="1"/>
+    </w:lvlOverride>
+  </w:num>
+  <w:num w:numId="23" w16cid:durableId="99761331">
     <w:abstractNumId w:val="1"/>
     <w:lvlOverride w:ilvl="0">
       <w:startOverride w:val="1"/>

--- a/documentos-formais/ArquiteturaDoSoftware.docx
+++ b/documentos-formais/ArquiteturaDoSoftware.docx
@@ -240,7 +240,7 @@
       <w:r>
         <w:fldChar w:fldCharType="separate"/>
       </w:r>
-      <w:hyperlink w:anchor="_Toc243219198" w:history="1">
+      <w:hyperlink w:anchor="_Toc243257931" w:history="1">
         <w:r>
           <w:rPr>
             <w:rStyle w:val="Hyperlink"/>
@@ -263,7 +263,7 @@
           <w:rPr>
             <w:webHidden/>
           </w:rPr>
-          <w:instrText xml:space="preserve"> PAGEREF _Toc243219198 \h </w:instrText>
+          <w:instrText xml:space="preserve"> PAGEREF _Toc243257931 \h </w:instrText>
         </w:r>
         <w:r>
           <w:rPr>
@@ -298,7 +298,7 @@
           <w:lang w:eastAsia="pt-BR"/>
         </w:rPr>
       </w:pPr>
-      <w:hyperlink w:anchor="_Toc243219199" w:history="1">
+      <w:hyperlink w:anchor="_Toc243257932" w:history="1">
         <w:r>
           <w:rPr>
             <w:rStyle w:val="Hyperlink"/>
@@ -321,7 +321,7 @@
           <w:rPr>
             <w:webHidden/>
           </w:rPr>
-          <w:instrText xml:space="preserve"> PAGEREF _Toc243219199 \h </w:instrText>
+          <w:instrText xml:space="preserve"> PAGEREF _Toc243257932 \h </w:instrText>
         </w:r>
         <w:r>
           <w:rPr>
@@ -358,7 +358,7 @@
           <w:lang w:eastAsia="pt-BR"/>
         </w:rPr>
       </w:pPr>
-      <w:hyperlink w:anchor="_Toc243219200" w:history="1">
+      <w:hyperlink w:anchor="_Toc243257933" w:history="1">
         <w:r>
           <w:rPr>
             <w:rStyle w:val="Hyperlink"/>
@@ -381,7 +381,7 @@
           <w:rPr>
             <w:webHidden/>
           </w:rPr>
-          <w:instrText xml:space="preserve"> PAGEREF _Toc243219200 \h </w:instrText>
+          <w:instrText xml:space="preserve"> PAGEREF _Toc243257933 \h </w:instrText>
         </w:r>
         <w:r>
           <w:rPr>
@@ -416,7 +416,7 @@
           <w:lang w:eastAsia="pt-BR"/>
         </w:rPr>
       </w:pPr>
-      <w:hyperlink w:anchor="_Toc243219201" w:history="1">
+      <w:hyperlink w:anchor="_Toc243257934" w:history="1">
         <w:r>
           <w:rPr>
             <w:rStyle w:val="Hyperlink"/>
@@ -439,7 +439,7 @@
           <w:rPr>
             <w:webHidden/>
           </w:rPr>
-          <w:instrText xml:space="preserve"> PAGEREF _Toc243219201 \h </w:instrText>
+          <w:instrText xml:space="preserve"> PAGEREF _Toc243257934 \h </w:instrText>
         </w:r>
         <w:r>
           <w:rPr>
@@ -474,7 +474,7 @@
           <w:lang w:eastAsia="pt-BR"/>
         </w:rPr>
       </w:pPr>
-      <w:hyperlink w:anchor="_Toc243219202" w:history="1">
+      <w:hyperlink w:anchor="_Toc243257935" w:history="1">
         <w:r>
           <w:rPr>
             <w:rStyle w:val="Hyperlink"/>
@@ -497,7 +497,7 @@
           <w:rPr>
             <w:webHidden/>
           </w:rPr>
-          <w:instrText xml:space="preserve"> PAGEREF _Toc243219202 \h </w:instrText>
+          <w:instrText xml:space="preserve"> PAGEREF _Toc243257935 \h </w:instrText>
         </w:r>
         <w:r>
           <w:rPr>
@@ -532,7 +532,7 @@
           <w:lang w:eastAsia="pt-BR"/>
         </w:rPr>
       </w:pPr>
-      <w:hyperlink w:anchor="_Toc243219203" w:history="1">
+      <w:hyperlink w:anchor="_Toc243257936" w:history="1">
         <w:r>
           <w:rPr>
             <w:rStyle w:val="Hyperlink"/>
@@ -555,7 +555,7 @@
           <w:rPr>
             <w:webHidden/>
           </w:rPr>
-          <w:instrText xml:space="preserve"> PAGEREF _Toc243219203 \h </w:instrText>
+          <w:instrText xml:space="preserve"> PAGEREF _Toc243257936 \h </w:instrText>
         </w:r>
         <w:r>
           <w:rPr>
@@ -590,7 +590,7 @@
           <w:lang w:eastAsia="pt-BR"/>
         </w:rPr>
       </w:pPr>
-      <w:hyperlink w:anchor="_Toc243219204" w:history="1">
+      <w:hyperlink w:anchor="_Toc243257937" w:history="1">
         <w:r>
           <w:rPr>
             <w:rStyle w:val="Hyperlink"/>
@@ -613,7 +613,7 @@
           <w:rPr>
             <w:webHidden/>
           </w:rPr>
-          <w:instrText xml:space="preserve"> PAGEREF _Toc243219204 \h </w:instrText>
+          <w:instrText xml:space="preserve"> PAGEREF _Toc243257937 \h </w:instrText>
         </w:r>
         <w:r>
           <w:rPr>
@@ -648,7 +648,7 @@
           <w:lang w:eastAsia="pt-BR"/>
         </w:rPr>
       </w:pPr>
-      <w:hyperlink w:anchor="_Toc243219205" w:history="1">
+      <w:hyperlink w:anchor="_Toc243257938" w:history="1">
         <w:r>
           <w:rPr>
             <w:rStyle w:val="Hyperlink"/>
@@ -671,7 +671,7 @@
           <w:rPr>
             <w:webHidden/>
           </w:rPr>
-          <w:instrText xml:space="preserve"> PAGEREF _Toc243219205 \h </w:instrText>
+          <w:instrText xml:space="preserve"> PAGEREF _Toc243257938 \h </w:instrText>
         </w:r>
         <w:r>
           <w:rPr>
@@ -688,7 +688,7 @@
           <w:rPr>
             <w:webHidden/>
           </w:rPr>
-          <w:t>7</w:t>
+          <w:t>8</w:t>
         </w:r>
         <w:r>
           <w:rPr>
@@ -706,7 +706,7 @@
           <w:lang w:eastAsia="pt-BR"/>
         </w:rPr>
       </w:pPr>
-      <w:hyperlink w:anchor="_Toc243219206" w:history="1">
+      <w:hyperlink w:anchor="_Toc243257939" w:history="1">
         <w:r>
           <w:rPr>
             <w:rStyle w:val="Hyperlink"/>
@@ -729,7 +729,7 @@
           <w:rPr>
             <w:webHidden/>
           </w:rPr>
-          <w:instrText xml:space="preserve"> PAGEREF _Toc243219206 \h </w:instrText>
+          <w:instrText xml:space="preserve"> PAGEREF _Toc243257939 \h </w:instrText>
         </w:r>
         <w:r>
           <w:rPr>
@@ -764,7 +764,7 @@
           <w:lang w:eastAsia="pt-BR"/>
         </w:rPr>
       </w:pPr>
-      <w:hyperlink w:anchor="_Toc243219207" w:history="1">
+      <w:hyperlink w:anchor="_Toc243257940" w:history="1">
         <w:r>
           <w:rPr>
             <w:rStyle w:val="Hyperlink"/>
@@ -787,7 +787,7 @@
           <w:rPr>
             <w:webHidden/>
           </w:rPr>
-          <w:instrText xml:space="preserve"> PAGEREF _Toc243219207 \h </w:instrText>
+          <w:instrText xml:space="preserve"> PAGEREF _Toc243257940 \h </w:instrText>
         </w:r>
         <w:r>
           <w:rPr>
@@ -822,7 +822,7 @@
           <w:lang w:eastAsia="pt-BR"/>
         </w:rPr>
       </w:pPr>
-      <w:hyperlink w:anchor="_Toc243219208" w:history="1">
+      <w:hyperlink w:anchor="_Toc243257941" w:history="1">
         <w:r>
           <w:rPr>
             <w:rStyle w:val="Hyperlink"/>
@@ -845,7 +845,7 @@
           <w:rPr>
             <w:webHidden/>
           </w:rPr>
-          <w:instrText xml:space="preserve"> PAGEREF _Toc243219208 \h </w:instrText>
+          <w:instrText xml:space="preserve"> PAGEREF _Toc243257941 \h </w:instrText>
         </w:r>
         <w:r>
           <w:rPr>
@@ -882,7 +882,7 @@
           <w:lang w:eastAsia="pt-BR"/>
         </w:rPr>
       </w:pPr>
-      <w:hyperlink w:anchor="_Toc243219209" w:history="1">
+      <w:hyperlink w:anchor="_Toc243257942" w:history="1">
         <w:r>
           <w:rPr>
             <w:rStyle w:val="Hyperlink"/>
@@ -905,7 +905,7 @@
           <w:rPr>
             <w:webHidden/>
           </w:rPr>
-          <w:instrText xml:space="preserve"> PAGEREF _Toc243219209 \h </w:instrText>
+          <w:instrText xml:space="preserve"> PAGEREF _Toc243257942 \h </w:instrText>
         </w:r>
         <w:r>
           <w:rPr>
@@ -940,7 +940,7 @@
           <w:lang w:eastAsia="pt-BR"/>
         </w:rPr>
       </w:pPr>
-      <w:hyperlink w:anchor="_Toc243219210" w:history="1">
+      <w:hyperlink w:anchor="_Toc243257943" w:history="1">
         <w:r>
           <w:rPr>
             <w:rStyle w:val="Hyperlink"/>
@@ -963,7 +963,7 @@
           <w:rPr>
             <w:webHidden/>
           </w:rPr>
-          <w:instrText xml:space="preserve"> PAGEREF _Toc243219210 \h </w:instrText>
+          <w:instrText xml:space="preserve"> PAGEREF _Toc243257943 \h </w:instrText>
         </w:r>
         <w:r>
           <w:rPr>
@@ -998,7 +998,7 @@
           <w:lang w:eastAsia="pt-BR"/>
         </w:rPr>
       </w:pPr>
-      <w:hyperlink w:anchor="_Toc243219211" w:history="1">
+      <w:hyperlink w:anchor="_Toc243257944" w:history="1">
         <w:r>
           <w:rPr>
             <w:rStyle w:val="Hyperlink"/>
@@ -1021,7 +1021,7 @@
           <w:rPr>
             <w:webHidden/>
           </w:rPr>
-          <w:instrText xml:space="preserve"> PAGEREF _Toc243219211 \h </w:instrText>
+          <w:instrText xml:space="preserve"> PAGEREF _Toc243257944 \h </w:instrText>
         </w:r>
         <w:r>
           <w:rPr>
@@ -1056,7 +1056,7 @@
           <w:lang w:eastAsia="pt-BR"/>
         </w:rPr>
       </w:pPr>
-      <w:hyperlink w:anchor="_Toc243219212" w:history="1">
+      <w:hyperlink w:anchor="_Toc243257945" w:history="1">
         <w:r>
           <w:rPr>
             <w:rStyle w:val="Hyperlink"/>
@@ -1079,7 +1079,7 @@
           <w:rPr>
             <w:webHidden/>
           </w:rPr>
-          <w:instrText xml:space="preserve"> PAGEREF _Toc243219212 \h </w:instrText>
+          <w:instrText xml:space="preserve"> PAGEREF _Toc243257945 \h </w:instrText>
         </w:r>
         <w:r>
           <w:rPr>
@@ -1114,7 +1114,7 @@
           <w:lang w:eastAsia="pt-BR"/>
         </w:rPr>
       </w:pPr>
-      <w:hyperlink w:anchor="_Toc243219213" w:history="1">
+      <w:hyperlink w:anchor="_Toc243257946" w:history="1">
         <w:r>
           <w:rPr>
             <w:rStyle w:val="Hyperlink"/>
@@ -1137,7 +1137,7 @@
           <w:rPr>
             <w:webHidden/>
           </w:rPr>
-          <w:instrText xml:space="preserve"> PAGEREF _Toc243219213 \h </w:instrText>
+          <w:instrText xml:space="preserve"> PAGEREF _Toc243257946 \h </w:instrText>
         </w:r>
         <w:r>
           <w:rPr>
@@ -1172,7 +1172,7 @@
           <w:lang w:eastAsia="pt-BR"/>
         </w:rPr>
       </w:pPr>
-      <w:hyperlink w:anchor="_Toc243219214" w:history="1">
+      <w:hyperlink w:anchor="_Toc243257947" w:history="1">
         <w:r>
           <w:rPr>
             <w:rStyle w:val="Hyperlink"/>
@@ -1195,7 +1195,7 @@
           <w:rPr>
             <w:webHidden/>
           </w:rPr>
-          <w:instrText xml:space="preserve"> PAGEREF _Toc243219214 \h </w:instrText>
+          <w:instrText xml:space="preserve"> PAGEREF _Toc243257947 \h </w:instrText>
         </w:r>
         <w:r>
           <w:rPr>
@@ -1230,7 +1230,7 @@
           <w:lang w:eastAsia="pt-BR"/>
         </w:rPr>
       </w:pPr>
-      <w:hyperlink w:anchor="_Toc243219215" w:history="1">
+      <w:hyperlink w:anchor="_Toc243257948" w:history="1">
         <w:r>
           <w:rPr>
             <w:rStyle w:val="Hyperlink"/>
@@ -1253,7 +1253,7 @@
           <w:rPr>
             <w:webHidden/>
           </w:rPr>
-          <w:instrText xml:space="preserve"> PAGEREF _Toc243219215 \h </w:instrText>
+          <w:instrText xml:space="preserve"> PAGEREF _Toc243257948 \h </w:instrText>
         </w:r>
         <w:r>
           <w:rPr>
@@ -1288,7 +1288,7 @@
           <w:lang w:eastAsia="pt-BR"/>
         </w:rPr>
       </w:pPr>
-      <w:hyperlink w:anchor="_Toc243219216" w:history="1">
+      <w:hyperlink w:anchor="_Toc243257949" w:history="1">
         <w:r>
           <w:rPr>
             <w:rStyle w:val="Hyperlink"/>
@@ -1311,7 +1311,7 @@
           <w:rPr>
             <w:webHidden/>
           </w:rPr>
-          <w:instrText xml:space="preserve"> PAGEREF _Toc243219216 \h </w:instrText>
+          <w:instrText xml:space="preserve"> PAGEREF _Toc243257949 \h </w:instrText>
         </w:r>
         <w:r>
           <w:rPr>
@@ -1346,7 +1346,7 @@
           <w:lang w:eastAsia="pt-BR"/>
         </w:rPr>
       </w:pPr>
-      <w:hyperlink w:anchor="_Toc243219217" w:history="1">
+      <w:hyperlink w:anchor="_Toc243257950" w:history="1">
         <w:r>
           <w:rPr>
             <w:rStyle w:val="Hyperlink"/>
@@ -1369,7 +1369,7 @@
           <w:rPr>
             <w:webHidden/>
           </w:rPr>
-          <w:instrText xml:space="preserve"> PAGEREF _Toc243219217 \h </w:instrText>
+          <w:instrText xml:space="preserve"> PAGEREF _Toc243257950 \h </w:instrText>
         </w:r>
         <w:r>
           <w:rPr>
@@ -1404,7 +1404,7 @@
           <w:lang w:eastAsia="pt-BR"/>
         </w:rPr>
       </w:pPr>
-      <w:hyperlink w:anchor="_Toc243219218" w:history="1">
+      <w:hyperlink w:anchor="_Toc243257951" w:history="1">
         <w:r>
           <w:rPr>
             <w:rStyle w:val="Hyperlink"/>
@@ -1427,7 +1427,7 @@
           <w:rPr>
             <w:webHidden/>
           </w:rPr>
-          <w:instrText xml:space="preserve"> PAGEREF _Toc243219218 \h </w:instrText>
+          <w:instrText xml:space="preserve"> PAGEREF _Toc243257951 \h </w:instrText>
         </w:r>
         <w:r>
           <w:rPr>
@@ -1464,7 +1464,7 @@
           <w:lang w:eastAsia="pt-BR"/>
         </w:rPr>
       </w:pPr>
-      <w:hyperlink w:anchor="_Toc243219219" w:history="1">
+      <w:hyperlink w:anchor="_Toc243257952" w:history="1">
         <w:r>
           <w:rPr>
             <w:rStyle w:val="Hyperlink"/>
@@ -1487,7 +1487,7 @@
           <w:rPr>
             <w:webHidden/>
           </w:rPr>
-          <w:instrText xml:space="preserve"> PAGEREF _Toc243219219 \h </w:instrText>
+          <w:instrText xml:space="preserve"> PAGEREF _Toc243257952 \h </w:instrText>
         </w:r>
         <w:r>
           <w:rPr>
@@ -1522,7 +1522,7 @@
           <w:lang w:eastAsia="pt-BR"/>
         </w:rPr>
       </w:pPr>
-      <w:hyperlink w:anchor="_Toc243219220" w:history="1">
+      <w:hyperlink w:anchor="_Toc243257953" w:history="1">
         <w:r>
           <w:rPr>
             <w:rStyle w:val="Hyperlink"/>
@@ -1545,7 +1545,7 @@
           <w:rPr>
             <w:webHidden/>
           </w:rPr>
-          <w:instrText xml:space="preserve"> PAGEREF _Toc243219220 \h </w:instrText>
+          <w:instrText xml:space="preserve"> PAGEREF _Toc243257953 \h </w:instrText>
         </w:r>
         <w:r>
           <w:rPr>
@@ -1580,7 +1580,7 @@
           <w:lang w:eastAsia="pt-BR"/>
         </w:rPr>
       </w:pPr>
-      <w:hyperlink w:anchor="_Toc243219221" w:history="1">
+      <w:hyperlink w:anchor="_Toc243257954" w:history="1">
         <w:r>
           <w:rPr>
             <w:rStyle w:val="Hyperlink"/>
@@ -1603,7 +1603,7 @@
           <w:rPr>
             <w:webHidden/>
           </w:rPr>
-          <w:instrText xml:space="preserve"> PAGEREF _Toc243219221 \h </w:instrText>
+          <w:instrText xml:space="preserve"> PAGEREF _Toc243257954 \h </w:instrText>
         </w:r>
         <w:r>
           <w:rPr>
@@ -1638,7 +1638,7 @@
           <w:lang w:eastAsia="pt-BR"/>
         </w:rPr>
       </w:pPr>
-      <w:hyperlink w:anchor="_Toc243219222" w:history="1">
+      <w:hyperlink w:anchor="_Toc243257955" w:history="1">
         <w:r>
           <w:rPr>
             <w:rStyle w:val="Hyperlink"/>
@@ -1661,7 +1661,7 @@
           <w:rPr>
             <w:webHidden/>
           </w:rPr>
-          <w:instrText xml:space="preserve"> PAGEREF _Toc243219222 \h </w:instrText>
+          <w:instrText xml:space="preserve"> PAGEREF _Toc243257955 \h </w:instrText>
         </w:r>
         <w:r>
           <w:rPr>
@@ -1696,7 +1696,7 @@
           <w:lang w:eastAsia="pt-BR"/>
         </w:rPr>
       </w:pPr>
-      <w:hyperlink w:anchor="_Toc243219223" w:history="1">
+      <w:hyperlink w:anchor="_Toc243257956" w:history="1">
         <w:r>
           <w:rPr>
             <w:rStyle w:val="Hyperlink"/>
@@ -1719,7 +1719,7 @@
           <w:rPr>
             <w:webHidden/>
           </w:rPr>
-          <w:instrText xml:space="preserve"> PAGEREF _Toc243219223 \h </w:instrText>
+          <w:instrText xml:space="preserve"> PAGEREF _Toc243257956 \h </w:instrText>
         </w:r>
         <w:r>
           <w:rPr>
@@ -1754,7 +1754,7 @@
           <w:lang w:eastAsia="pt-BR"/>
         </w:rPr>
       </w:pPr>
-      <w:hyperlink w:anchor="_Toc243219224" w:history="1">
+      <w:hyperlink w:anchor="_Toc243257957" w:history="1">
         <w:r>
           <w:rPr>
             <w:rStyle w:val="Hyperlink"/>
@@ -1777,7 +1777,7 @@
           <w:rPr>
             <w:webHidden/>
           </w:rPr>
-          <w:instrText xml:space="preserve"> PAGEREF _Toc243219224 \h </w:instrText>
+          <w:instrText xml:space="preserve"> PAGEREF _Toc243257957 \h </w:instrText>
         </w:r>
         <w:r>
           <w:rPr>
@@ -1812,7 +1812,7 @@
           <w:lang w:eastAsia="pt-BR"/>
         </w:rPr>
       </w:pPr>
-      <w:hyperlink w:anchor="_Toc243219225" w:history="1">
+      <w:hyperlink w:anchor="_Toc243257958" w:history="1">
         <w:r>
           <w:rPr>
             <w:rStyle w:val="Hyperlink"/>
@@ -1835,7 +1835,7 @@
           <w:rPr>
             <w:webHidden/>
           </w:rPr>
-          <w:instrText xml:space="preserve"> PAGEREF _Toc243219225 \h </w:instrText>
+          <w:instrText xml:space="preserve"> PAGEREF _Toc243257958 \h </w:instrText>
         </w:r>
         <w:r>
           <w:rPr>
@@ -1872,7 +1872,7 @@
           <w:lang w:eastAsia="pt-BR"/>
         </w:rPr>
       </w:pPr>
-      <w:hyperlink w:anchor="_Toc243219226" w:history="1">
+      <w:hyperlink w:anchor="_Toc243257959" w:history="1">
         <w:r>
           <w:rPr>
             <w:rStyle w:val="Hyperlink"/>
@@ -1895,7 +1895,7 @@
           <w:rPr>
             <w:webHidden/>
           </w:rPr>
-          <w:instrText xml:space="preserve"> PAGEREF _Toc243219226 \h </w:instrText>
+          <w:instrText xml:space="preserve"> PAGEREF _Toc243257959 \h </w:instrText>
         </w:r>
         <w:r>
           <w:rPr>
@@ -1930,7 +1930,7 @@
           <w:lang w:eastAsia="pt-BR"/>
         </w:rPr>
       </w:pPr>
-      <w:hyperlink w:anchor="_Toc243219227" w:history="1">
+      <w:hyperlink w:anchor="_Toc243257960" w:history="1">
         <w:r>
           <w:rPr>
             <w:rStyle w:val="Hyperlink"/>
@@ -1953,7 +1953,7 @@
           <w:rPr>
             <w:webHidden/>
           </w:rPr>
-          <w:instrText xml:space="preserve"> PAGEREF _Toc243219227 \h </w:instrText>
+          <w:instrText xml:space="preserve"> PAGEREF _Toc243257960 \h </w:instrText>
         </w:r>
         <w:r>
           <w:rPr>
@@ -1988,7 +1988,7 @@
           <w:lang w:eastAsia="pt-BR"/>
         </w:rPr>
       </w:pPr>
-      <w:hyperlink w:anchor="_Toc243219228" w:history="1">
+      <w:hyperlink w:anchor="_Toc243257961" w:history="1">
         <w:r>
           <w:rPr>
             <w:rStyle w:val="Hyperlink"/>
@@ -2011,7 +2011,7 @@
           <w:rPr>
             <w:webHidden/>
           </w:rPr>
-          <w:instrText xml:space="preserve"> PAGEREF _Toc243219228 \h </w:instrText>
+          <w:instrText xml:space="preserve"> PAGEREF _Toc243257961 \h </w:instrText>
         </w:r>
         <w:r>
           <w:rPr>
@@ -2028,7 +2028,7 @@
           <w:rPr>
             <w:webHidden/>
           </w:rPr>
-          <w:t>26</w:t>
+          <w:t>27</w:t>
         </w:r>
         <w:r>
           <w:rPr>
@@ -2046,7 +2046,7 @@
           <w:lang w:eastAsia="pt-BR"/>
         </w:rPr>
       </w:pPr>
-      <w:hyperlink w:anchor="_Toc243219229" w:history="1">
+      <w:hyperlink w:anchor="_Toc243257962" w:history="1">
         <w:r>
           <w:rPr>
             <w:rStyle w:val="Hyperlink"/>
@@ -2069,7 +2069,7 @@
           <w:rPr>
             <w:webHidden/>
           </w:rPr>
-          <w:instrText xml:space="preserve"> PAGEREF _Toc243219229 \h </w:instrText>
+          <w:instrText xml:space="preserve"> PAGEREF _Toc243257962 \h </w:instrText>
         </w:r>
         <w:r>
           <w:rPr>
@@ -2086,7 +2086,7 @@
           <w:rPr>
             <w:webHidden/>
           </w:rPr>
-          <w:t>36</w:t>
+          <w:t>38</w:t>
         </w:r>
         <w:r>
           <w:rPr>
@@ -2106,7 +2106,7 @@
           <w:lang w:eastAsia="pt-BR"/>
         </w:rPr>
       </w:pPr>
-      <w:hyperlink w:anchor="_Toc243219230" w:history="1">
+      <w:hyperlink w:anchor="_Toc243257963" w:history="1">
         <w:r>
           <w:rPr>
             <w:rStyle w:val="Hyperlink"/>
@@ -2129,7 +2129,7 @@
           <w:rPr>
             <w:webHidden/>
           </w:rPr>
-          <w:instrText xml:space="preserve"> PAGEREF _Toc243219230 \h </w:instrText>
+          <w:instrText xml:space="preserve"> PAGEREF _Toc243257963 \h </w:instrText>
         </w:r>
         <w:r>
           <w:rPr>
@@ -2146,7 +2146,7 @@
           <w:rPr>
             <w:webHidden/>
           </w:rPr>
-          <w:t>39</w:t>
+          <w:t>40</w:t>
         </w:r>
         <w:r>
           <w:rPr>
@@ -2164,7 +2164,7 @@
           <w:lang w:eastAsia="pt-BR"/>
         </w:rPr>
       </w:pPr>
-      <w:hyperlink w:anchor="_Toc243219231" w:history="1">
+      <w:hyperlink w:anchor="_Toc243257964" w:history="1">
         <w:r>
           <w:rPr>
             <w:rStyle w:val="Hyperlink"/>
@@ -2187,7 +2187,7 @@
           <w:rPr>
             <w:webHidden/>
           </w:rPr>
-          <w:instrText xml:space="preserve"> PAGEREF _Toc243219231 \h </w:instrText>
+          <w:instrText xml:space="preserve"> PAGEREF _Toc243257964 \h </w:instrText>
         </w:r>
         <w:r>
           <w:rPr>
@@ -2204,7 +2204,7 @@
           <w:rPr>
             <w:webHidden/>
           </w:rPr>
-          <w:t>39</w:t>
+          <w:t>40</w:t>
         </w:r>
         <w:r>
           <w:rPr>
@@ -2222,7 +2222,7 @@
           <w:lang w:eastAsia="pt-BR"/>
         </w:rPr>
       </w:pPr>
-      <w:hyperlink w:anchor="_Toc243219232" w:history="1">
+      <w:hyperlink w:anchor="_Toc243257965" w:history="1">
         <w:r>
           <w:rPr>
             <w:rStyle w:val="Hyperlink"/>
@@ -2245,7 +2245,7 @@
           <w:rPr>
             <w:webHidden/>
           </w:rPr>
-          <w:instrText xml:space="preserve"> PAGEREF _Toc243219232 \h </w:instrText>
+          <w:instrText xml:space="preserve"> PAGEREF _Toc243257965 \h </w:instrText>
         </w:r>
         <w:r>
           <w:rPr>
@@ -2262,7 +2262,7 @@
           <w:rPr>
             <w:webHidden/>
           </w:rPr>
-          <w:t>40</w:t>
+          <w:t>41</w:t>
         </w:r>
         <w:r>
           <w:rPr>
@@ -2280,7 +2280,7 @@
           <w:lang w:eastAsia="pt-BR"/>
         </w:rPr>
       </w:pPr>
-      <w:hyperlink w:anchor="_Toc243219233" w:history="1">
+      <w:hyperlink w:anchor="_Toc243257966" w:history="1">
         <w:r>
           <w:rPr>
             <w:rStyle w:val="Hyperlink"/>
@@ -2303,7 +2303,7 @@
           <w:rPr>
             <w:webHidden/>
           </w:rPr>
-          <w:instrText xml:space="preserve"> PAGEREF _Toc243219233 \h </w:instrText>
+          <w:instrText xml:space="preserve"> PAGEREF _Toc243257966 \h </w:instrText>
         </w:r>
         <w:r>
           <w:rPr>
@@ -2320,7 +2320,7 @@
           <w:rPr>
             <w:webHidden/>
           </w:rPr>
-          <w:t>41</w:t>
+          <w:t>42</w:t>
         </w:r>
         <w:r>
           <w:rPr>
@@ -2338,7 +2338,7 @@
           <w:lang w:eastAsia="pt-BR"/>
         </w:rPr>
       </w:pPr>
-      <w:hyperlink w:anchor="_Toc243219234" w:history="1">
+      <w:hyperlink w:anchor="_Toc243257967" w:history="1">
         <w:r>
           <w:rPr>
             <w:rStyle w:val="Hyperlink"/>
@@ -2361,7 +2361,7 @@
           <w:rPr>
             <w:webHidden/>
           </w:rPr>
-          <w:instrText xml:space="preserve"> PAGEREF _Toc243219234 \h </w:instrText>
+          <w:instrText xml:space="preserve"> PAGEREF _Toc243257967 \h </w:instrText>
         </w:r>
         <w:r>
           <w:rPr>
@@ -2378,7 +2378,7 @@
           <w:rPr>
             <w:webHidden/>
           </w:rPr>
-          <w:t>42</w:t>
+          <w:t>43</w:t>
         </w:r>
         <w:r>
           <w:rPr>
@@ -2396,7 +2396,7 @@
           <w:lang w:eastAsia="pt-BR"/>
         </w:rPr>
       </w:pPr>
-      <w:hyperlink w:anchor="_Toc243219235" w:history="1">
+      <w:hyperlink w:anchor="_Toc243257968" w:history="1">
         <w:r>
           <w:rPr>
             <w:rStyle w:val="Hyperlink"/>
@@ -2419,7 +2419,7 @@
           <w:rPr>
             <w:webHidden/>
           </w:rPr>
-          <w:instrText xml:space="preserve"> PAGEREF _Toc243219235 \h </w:instrText>
+          <w:instrText xml:space="preserve"> PAGEREF _Toc243257968 \h </w:instrText>
         </w:r>
         <w:r>
           <w:rPr>
@@ -2436,7 +2436,7 @@
           <w:rPr>
             <w:webHidden/>
           </w:rPr>
-          <w:t>44</w:t>
+          <w:t>45</w:t>
         </w:r>
         <w:r>
           <w:rPr>
@@ -2454,7 +2454,7 @@
           <w:lang w:eastAsia="pt-BR"/>
         </w:rPr>
       </w:pPr>
-      <w:hyperlink w:anchor="_Toc243219236" w:history="1">
+      <w:hyperlink w:anchor="_Toc243257969" w:history="1">
         <w:r>
           <w:rPr>
             <w:rStyle w:val="Hyperlink"/>
@@ -2477,7 +2477,7 @@
           <w:rPr>
             <w:webHidden/>
           </w:rPr>
-          <w:instrText xml:space="preserve"> PAGEREF _Toc243219236 \h </w:instrText>
+          <w:instrText xml:space="preserve"> PAGEREF _Toc243257969 \h </w:instrText>
         </w:r>
         <w:r>
           <w:rPr>
@@ -2494,7 +2494,7 @@
           <w:rPr>
             <w:webHidden/>
           </w:rPr>
-          <w:t>45</w:t>
+          <w:t>46</w:t>
         </w:r>
         <w:r>
           <w:rPr>
@@ -2514,7 +2514,7 @@
           <w:lang w:eastAsia="pt-BR"/>
         </w:rPr>
       </w:pPr>
-      <w:hyperlink w:anchor="_Toc243219237" w:history="1">
+      <w:hyperlink w:anchor="_Toc243257970" w:history="1">
         <w:r>
           <w:rPr>
             <w:rStyle w:val="Hyperlink"/>
@@ -2537,7 +2537,7 @@
           <w:rPr>
             <w:webHidden/>
           </w:rPr>
-          <w:instrText xml:space="preserve"> PAGEREF _Toc243219237 \h </w:instrText>
+          <w:instrText xml:space="preserve"> PAGEREF _Toc243257970 \h </w:instrText>
         </w:r>
         <w:r>
           <w:rPr>
@@ -2554,7 +2554,7 @@
           <w:rPr>
             <w:webHidden/>
           </w:rPr>
-          <w:t>46</w:t>
+          <w:t>47</w:t>
         </w:r>
         <w:r>
           <w:rPr>
@@ -2574,7 +2574,7 @@
           <w:lang w:eastAsia="pt-BR"/>
         </w:rPr>
       </w:pPr>
-      <w:hyperlink w:anchor="_Toc243219238" w:history="1">
+      <w:hyperlink w:anchor="_Toc243257971" w:history="1">
         <w:r>
           <w:rPr>
             <w:rStyle w:val="Hyperlink"/>
@@ -2597,7 +2597,7 @@
           <w:rPr>
             <w:webHidden/>
           </w:rPr>
-          <w:instrText xml:space="preserve"> PAGEREF _Toc243219238 \h </w:instrText>
+          <w:instrText xml:space="preserve"> PAGEREF _Toc243257971 \h </w:instrText>
         </w:r>
         <w:r>
           <w:rPr>
@@ -2614,7 +2614,7 @@
           <w:rPr>
             <w:webHidden/>
           </w:rPr>
-          <w:t>49</w:t>
+          <w:t>50</w:t>
         </w:r>
         <w:r>
           <w:rPr>
@@ -2632,7 +2632,7 @@
           <w:lang w:eastAsia="pt-BR"/>
         </w:rPr>
       </w:pPr>
-      <w:hyperlink w:anchor="_Toc243219239" w:history="1">
+      <w:hyperlink w:anchor="_Toc243257972" w:history="1">
         <w:r>
           <w:rPr>
             <w:rStyle w:val="Hyperlink"/>
@@ -2655,7 +2655,7 @@
           <w:rPr>
             <w:webHidden/>
           </w:rPr>
-          <w:instrText xml:space="preserve"> PAGEREF _Toc243219239 \h </w:instrText>
+          <w:instrText xml:space="preserve"> PAGEREF _Toc243257972 \h </w:instrText>
         </w:r>
         <w:r>
           <w:rPr>
@@ -2672,7 +2672,7 @@
           <w:rPr>
             <w:webHidden/>
           </w:rPr>
-          <w:t>49</w:t>
+          <w:t>50</w:t>
         </w:r>
         <w:r>
           <w:rPr>
@@ -2690,7 +2690,7 @@
           <w:lang w:eastAsia="pt-BR"/>
         </w:rPr>
       </w:pPr>
-      <w:hyperlink w:anchor="_Toc243219240" w:history="1">
+      <w:hyperlink w:anchor="_Toc243257973" w:history="1">
         <w:r>
           <w:rPr>
             <w:rStyle w:val="Hyperlink"/>
@@ -2713,7 +2713,7 @@
           <w:rPr>
             <w:webHidden/>
           </w:rPr>
-          <w:instrText xml:space="preserve"> PAGEREF _Toc243219240 \h </w:instrText>
+          <w:instrText xml:space="preserve"> PAGEREF _Toc243257973 \h </w:instrText>
         </w:r>
         <w:r>
           <w:rPr>
@@ -2730,7 +2730,7 @@
           <w:rPr>
             <w:webHidden/>
           </w:rPr>
-          <w:t>49</w:t>
+          <w:t>50</w:t>
         </w:r>
         <w:r>
           <w:rPr>
@@ -2748,7 +2748,7 @@
           <w:lang w:eastAsia="pt-BR"/>
         </w:rPr>
       </w:pPr>
-      <w:hyperlink w:anchor="_Toc243219241" w:history="1">
+      <w:hyperlink w:anchor="_Toc243257974" w:history="1">
         <w:r>
           <w:rPr>
             <w:rStyle w:val="Hyperlink"/>
@@ -2771,7 +2771,7 @@
           <w:rPr>
             <w:webHidden/>
           </w:rPr>
-          <w:instrText xml:space="preserve"> PAGEREF _Toc243219241 \h </w:instrText>
+          <w:instrText xml:space="preserve"> PAGEREF _Toc243257974 \h </w:instrText>
         </w:r>
         <w:r>
           <w:rPr>
@@ -2788,7 +2788,7 @@
           <w:rPr>
             <w:webHidden/>
           </w:rPr>
-          <w:t>50</w:t>
+          <w:t>51</w:t>
         </w:r>
         <w:r>
           <w:rPr>
@@ -2806,7 +2806,7 @@
           <w:lang w:eastAsia="pt-BR"/>
         </w:rPr>
       </w:pPr>
-      <w:hyperlink w:anchor="_Toc243219242" w:history="1">
+      <w:hyperlink w:anchor="_Toc243257975" w:history="1">
         <w:r>
           <w:rPr>
             <w:rStyle w:val="Hyperlink"/>
@@ -2829,7 +2829,7 @@
           <w:rPr>
             <w:webHidden/>
           </w:rPr>
-          <w:instrText xml:space="preserve"> PAGEREF _Toc243219242 \h </w:instrText>
+          <w:instrText xml:space="preserve"> PAGEREF _Toc243257975 \h </w:instrText>
         </w:r>
         <w:r>
           <w:rPr>
@@ -2846,7 +2846,7 @@
           <w:rPr>
             <w:webHidden/>
           </w:rPr>
-          <w:t>51</w:t>
+          <w:t>52</w:t>
         </w:r>
         <w:r>
           <w:rPr>
@@ -2864,7 +2864,7 @@
           <w:lang w:eastAsia="pt-BR"/>
         </w:rPr>
       </w:pPr>
-      <w:hyperlink w:anchor="_Toc243219243" w:history="1">
+      <w:hyperlink w:anchor="_Toc243257976" w:history="1">
         <w:r>
           <w:rPr>
             <w:rStyle w:val="Hyperlink"/>
@@ -2887,7 +2887,7 @@
           <w:rPr>
             <w:webHidden/>
           </w:rPr>
-          <w:instrText xml:space="preserve"> PAGEREF _Toc243219243 \h </w:instrText>
+          <w:instrText xml:space="preserve"> PAGEREF _Toc243257976 \h </w:instrText>
         </w:r>
         <w:r>
           <w:rPr>
@@ -2904,7 +2904,7 @@
           <w:rPr>
             <w:webHidden/>
           </w:rPr>
-          <w:t>52</w:t>
+          <w:t>53</w:t>
         </w:r>
         <w:r>
           <w:rPr>
@@ -2922,7 +2922,7 @@
           <w:lang w:eastAsia="pt-BR"/>
         </w:rPr>
       </w:pPr>
-      <w:hyperlink w:anchor="_Toc243219244" w:history="1">
+      <w:hyperlink w:anchor="_Toc243257977" w:history="1">
         <w:r>
           <w:rPr>
             <w:rStyle w:val="Hyperlink"/>
@@ -2945,7 +2945,7 @@
           <w:rPr>
             <w:webHidden/>
           </w:rPr>
-          <w:instrText xml:space="preserve"> PAGEREF _Toc243219244 \h </w:instrText>
+          <w:instrText xml:space="preserve"> PAGEREF _Toc243257977 \h </w:instrText>
         </w:r>
         <w:r>
           <w:rPr>
@@ -2962,7 +2962,7 @@
           <w:rPr>
             <w:webHidden/>
           </w:rPr>
-          <w:t>53</w:t>
+          <w:t>54</w:t>
         </w:r>
         <w:r>
           <w:rPr>
@@ -2982,7 +2982,7 @@
           <w:lang w:eastAsia="pt-BR"/>
         </w:rPr>
       </w:pPr>
-      <w:hyperlink w:anchor="_Toc243219245" w:history="1">
+      <w:hyperlink w:anchor="_Toc243257978" w:history="1">
         <w:r>
           <w:rPr>
             <w:rStyle w:val="Hyperlink"/>
@@ -3005,7 +3005,7 @@
           <w:rPr>
             <w:webHidden/>
           </w:rPr>
-          <w:instrText xml:space="preserve"> PAGEREF _Toc243219245 \h </w:instrText>
+          <w:instrText xml:space="preserve"> PAGEREF _Toc243257978 \h </w:instrText>
         </w:r>
         <w:r>
           <w:rPr>
@@ -3022,7 +3022,7 @@
           <w:rPr>
             <w:webHidden/>
           </w:rPr>
-          <w:t>55</w:t>
+          <w:t>56</w:t>
         </w:r>
         <w:r>
           <w:rPr>
@@ -3042,7 +3042,7 @@
           <w:lang w:eastAsia="pt-BR"/>
         </w:rPr>
       </w:pPr>
-      <w:hyperlink w:anchor="_Toc243219246" w:history="1">
+      <w:hyperlink w:anchor="_Toc243257979" w:history="1">
         <w:r>
           <w:rPr>
             <w:rStyle w:val="Hyperlink"/>
@@ -3065,7 +3065,7 @@
           <w:rPr>
             <w:webHidden/>
           </w:rPr>
-          <w:instrText xml:space="preserve"> PAGEREF _Toc243219246 \h </w:instrText>
+          <w:instrText xml:space="preserve"> PAGEREF _Toc243257979 \h </w:instrText>
         </w:r>
         <w:r>
           <w:rPr>
@@ -3082,7 +3082,7 @@
           <w:rPr>
             <w:webHidden/>
           </w:rPr>
-          <w:t>58</w:t>
+          <w:t>60</w:t>
         </w:r>
         <w:r>
           <w:rPr>
@@ -3100,7 +3100,7 @@
           <w:lang w:eastAsia="pt-BR"/>
         </w:rPr>
       </w:pPr>
-      <w:hyperlink w:anchor="_Toc243219247" w:history="1">
+      <w:hyperlink w:anchor="_Toc243257980" w:history="1">
         <w:r>
           <w:rPr>
             <w:rStyle w:val="Hyperlink"/>
@@ -3123,7 +3123,7 @@
           <w:rPr>
             <w:webHidden/>
           </w:rPr>
-          <w:instrText xml:space="preserve"> PAGEREF _Toc243219247 \h </w:instrText>
+          <w:instrText xml:space="preserve"> PAGEREF _Toc243257980 \h </w:instrText>
         </w:r>
         <w:r>
           <w:rPr>
@@ -3140,7 +3140,7 @@
           <w:rPr>
             <w:webHidden/>
           </w:rPr>
-          <w:t>58</w:t>
+          <w:t>60</w:t>
         </w:r>
         <w:r>
           <w:rPr>
@@ -3158,7 +3158,7 @@
           <w:lang w:eastAsia="pt-BR"/>
         </w:rPr>
       </w:pPr>
-      <w:hyperlink w:anchor="_Toc243219248" w:history="1">
+      <w:hyperlink w:anchor="_Toc243257981" w:history="1">
         <w:r>
           <w:rPr>
             <w:rStyle w:val="Hyperlink"/>
@@ -3181,7 +3181,7 @@
           <w:rPr>
             <w:webHidden/>
           </w:rPr>
-          <w:instrText xml:space="preserve"> PAGEREF _Toc243219248 \h </w:instrText>
+          <w:instrText xml:space="preserve"> PAGEREF _Toc243257981 \h </w:instrText>
         </w:r>
         <w:r>
           <w:rPr>
@@ -3198,7 +3198,7 @@
           <w:rPr>
             <w:webHidden/>
           </w:rPr>
-          <w:t>59</w:t>
+          <w:t>61</w:t>
         </w:r>
         <w:r>
           <w:rPr>
@@ -3216,7 +3216,7 @@
           <w:lang w:eastAsia="pt-BR"/>
         </w:rPr>
       </w:pPr>
-      <w:hyperlink w:anchor="_Toc243219249" w:history="1">
+      <w:hyperlink w:anchor="_Toc243257982" w:history="1">
         <w:r>
           <w:rPr>
             <w:rStyle w:val="Hyperlink"/>
@@ -3239,7 +3239,7 @@
           <w:rPr>
             <w:webHidden/>
           </w:rPr>
-          <w:instrText xml:space="preserve"> PAGEREF _Toc243219249 \h </w:instrText>
+          <w:instrText xml:space="preserve"> PAGEREF _Toc243257982 \h </w:instrText>
         </w:r>
         <w:r>
           <w:rPr>
@@ -3256,7 +3256,7 @@
           <w:rPr>
             <w:webHidden/>
           </w:rPr>
-          <w:t>59</w:t>
+          <w:t>61</w:t>
         </w:r>
         <w:r>
           <w:rPr>
@@ -3274,7 +3274,7 @@
           <w:lang w:eastAsia="pt-BR"/>
         </w:rPr>
       </w:pPr>
-      <w:hyperlink w:anchor="_Toc243219250" w:history="1">
+      <w:hyperlink w:anchor="_Toc243257983" w:history="1">
         <w:r>
           <w:rPr>
             <w:rStyle w:val="Hyperlink"/>
@@ -3297,7 +3297,7 @@
           <w:rPr>
             <w:webHidden/>
           </w:rPr>
-          <w:instrText xml:space="preserve"> PAGEREF _Toc243219250 \h </w:instrText>
+          <w:instrText xml:space="preserve"> PAGEREF _Toc243257983 \h </w:instrText>
         </w:r>
         <w:r>
           <w:rPr>
@@ -3314,7 +3314,7 @@
           <w:rPr>
             <w:webHidden/>
           </w:rPr>
-          <w:t>61</w:t>
+          <w:t>63</w:t>
         </w:r>
         <w:r>
           <w:rPr>
@@ -3346,7 +3346,7 @@
       <w:pPr>
         <w:pStyle w:val="Ttulo1"/>
       </w:pPr>
-      <w:bookmarkStart w:id="0" w:name="_Toc243219198"/>
+      <w:bookmarkStart w:id="0" w:name="_Toc243257931"/>
       <w:r>
         <w:lastRenderedPageBreak/>
         <w:t>INTRODUÇÃO</w:t>
@@ -3401,7 +3401,7 @@
       <w:pPr>
         <w:pStyle w:val="Ttulo2"/>
       </w:pPr>
-      <w:bookmarkStart w:id="1" w:name="_Toc243219199"/>
+      <w:bookmarkStart w:id="1" w:name="_Toc243257932"/>
       <w:r>
         <w:t>Convenções Adotadas</w:t>
       </w:r>
@@ -3460,8 +3460,9 @@
       <w:pPr>
         <w:pStyle w:val="Ttulo1"/>
       </w:pPr>
-      <w:bookmarkStart w:id="2" w:name="_Toc243219200"/>
-      <w:r>
+      <w:bookmarkStart w:id="2" w:name="_Toc243257933"/>
+      <w:r>
+        <w:lastRenderedPageBreak/>
         <w:t>VISÃO GERAL</w:t>
       </w:r>
       <w:bookmarkEnd w:id="2"/>
@@ -3565,7 +3566,7 @@
       <w:pPr>
         <w:pStyle w:val="Ttulo2"/>
       </w:pPr>
-      <w:bookmarkStart w:id="3" w:name="_Toc243219201"/>
+      <w:bookmarkStart w:id="3" w:name="_Toc243257934"/>
       <w:r>
         <w:t>Componentes da Solução</w:t>
       </w:r>
@@ -3665,8 +3666,9 @@
       <w:pPr>
         <w:pStyle w:val="Ttulo2"/>
       </w:pPr>
-      <w:bookmarkStart w:id="4" w:name="_Toc243219202"/>
-      <w:r>
+      <w:bookmarkStart w:id="4" w:name="_Toc243257935"/>
+      <w:r>
+        <w:lastRenderedPageBreak/>
         <w:t>Tecnologias</w:t>
       </w:r>
       <w:bookmarkEnd w:id="4"/>
@@ -4610,7 +4612,10 @@
               <w:pStyle w:val="TextodeTabela"/>
             </w:pPr>
             <w:r>
-              <w:t>Testes e qualidade</w:t>
+              <w:rPr>
+                <w:i/>
+              </w:rPr>
+              <w:t>Migrations</w:t>
             </w:r>
           </w:p>
         </w:tc>
@@ -4623,7 +4628,7 @@
               <w:pStyle w:val="TextodeTabela"/>
             </w:pPr>
             <w:r>
-              <w:t>Vitest, ESLint e Prettier</w:t>
+              <w:t>Supabase CLI</w:t>
             </w:r>
           </w:p>
         </w:tc>
@@ -4637,7 +4642,7 @@
               <w:jc w:val="center"/>
             </w:pPr>
             <w:r>
-              <w:t>5.0, 9 e 3.9</w:t>
+              <w:t>2.120</w:t>
             </w:r>
           </w:p>
         </w:tc>
@@ -4650,7 +4655,16 @@
               <w:pStyle w:val="TextodeTabela"/>
             </w:pPr>
             <w:r>
-              <w:t>Testes das regras de negócio, análise estática e formatação automática do código.</w:t>
+              <w:t xml:space="preserve">Conferência das </w:t>
+            </w:r>
+            <w:r>
+              <w:rPr>
+                <w:i/>
+              </w:rPr>
+              <w:t>migrations</w:t>
+            </w:r>
+            <w:r>
+              <w:t xml:space="preserve"> num banco local, no Docker, e aplicação delas no projeto.</w:t>
             </w:r>
           </w:p>
         </w:tc>
@@ -4668,7 +4682,7 @@
               <w:pStyle w:val="TextodeTabela"/>
             </w:pPr>
             <w:r>
-              <w:t>Versionamento</w:t>
+              <w:t>Testes e qualidade</w:t>
             </w:r>
           </w:p>
         </w:tc>
@@ -4681,7 +4695,7 @@
               <w:pStyle w:val="TextodeTabela"/>
             </w:pPr>
             <w:r>
-              <w:t>Git, GitHub e GitHub Actions</w:t>
+              <w:t>Vitest, ESLint e Prettier</w:t>
             </w:r>
           </w:p>
         </w:tc>
@@ -4695,7 +4709,7 @@
               <w:jc w:val="center"/>
             </w:pPr>
             <w:r>
-              <w:t>Serviço</w:t>
+              <w:t>5.0, 9 e 3.9</w:t>
             </w:r>
           </w:p>
         </w:tc>
@@ -4708,7 +4722,7 @@
               <w:pStyle w:val="TextodeTabela"/>
             </w:pPr>
             <w:r>
-              <w:t>Repositório do código e verificação automática a cada alteração.</w:t>
+              <w:t>Testes das regras de negócio, análise estática e formatação automática do código.</w:t>
             </w:r>
           </w:p>
         </w:tc>
@@ -4726,6 +4740,64 @@
               <w:pStyle w:val="TextodeTabela"/>
             </w:pPr>
             <w:r>
+              <w:t>Versionamento</w:t>
+            </w:r>
+          </w:p>
+        </w:tc>
+        <w:tc>
+          <w:tcPr>
+            <w:tcW w:w="2500" w:type="dxa"/>
+          </w:tcPr>
+          <w:p>
+            <w:pPr>
+              <w:pStyle w:val="TextodeTabela"/>
+            </w:pPr>
+            <w:r>
+              <w:t>Git, GitHub e GitHub Actions</w:t>
+            </w:r>
+          </w:p>
+        </w:tc>
+        <w:tc>
+          <w:tcPr>
+            <w:tcW w:w="1300" w:type="dxa"/>
+          </w:tcPr>
+          <w:p>
+            <w:pPr>
+              <w:pStyle w:val="TextodeTabela"/>
+              <w:jc w:val="center"/>
+            </w:pPr>
+            <w:r>
+              <w:t>Serviço</w:t>
+            </w:r>
+          </w:p>
+        </w:tc>
+        <w:tc>
+          <w:tcPr>
+            <w:tcW w:w="3371" w:type="dxa"/>
+          </w:tcPr>
+          <w:p>
+            <w:pPr>
+              <w:pStyle w:val="TextodeTabela"/>
+            </w:pPr>
+            <w:r>
+              <w:t>Repositório do código e verificação automática a cada alteração.</w:t>
+            </w:r>
+          </w:p>
+        </w:tc>
+      </w:tr>
+      <w:tr>
+        <w:trPr>
+          <w:cantSplit/>
+        </w:trPr>
+        <w:tc>
+          <w:tcPr>
+            <w:tcW w:w="1900" w:type="dxa"/>
+          </w:tcPr>
+          <w:p>
+            <w:pPr>
+              <w:pStyle w:val="TextodeTabela"/>
+            </w:pPr>
+            <w:r>
               <w:t>Hospedagem</w:t>
             </w:r>
           </w:p>
@@ -4778,6 +4850,7 @@
         <w:spacing w:before="240"/>
       </w:pPr>
       <w:r>
+        <w:lastRenderedPageBreak/>
         <w:t xml:space="preserve">Quatro dessas versões foram definidas por compatibilidade. O Node.js 24 é a versão com suporte de longo prazo, adotada como padrão pela Vercel e suportada pelo Vitest 5. O React 19 é a linha atual, suportada pelo Next.js 16. O TypeScript permanece na linha 6.0, e não na 7.0, porque as regras de análise estática para TypeScript utilizadas pela configuração de ESLint do Next.js ainda não suportam a linha 7. O ESLint permanece na linha 9, e não na 10, porque essa mesma configuração do Next.js ainda não aceita a linha 10; a escolha é revista a cada atualização do Next.js. As versões exatas de todas as dependências ficam registradas no arquivo </w:t>
       </w:r>
       <w:r>
@@ -4796,7 +4869,7 @@
       <w:pPr>
         <w:pStyle w:val="Ttulo2"/>
       </w:pPr>
-      <w:bookmarkStart w:id="5" w:name="_Toc243219203"/>
+      <w:bookmarkStart w:id="5" w:name="_Toc243257936"/>
       <w:r>
         <w:t>Princípios de Arquitetura</w:t>
       </w:r>
@@ -4917,7 +4990,7 @@
       <w:pPr>
         <w:pStyle w:val="Ttulo2"/>
       </w:pPr>
-      <w:bookmarkStart w:id="6" w:name="_Toc243219204"/>
+      <w:bookmarkStart w:id="6" w:name="_Toc243257937"/>
       <w:r>
         <w:t>Padrões de Código</w:t>
       </w:r>
@@ -4945,8 +5018,9 @@
       <w:pPr>
         <w:pStyle w:val="Ttulo3"/>
       </w:pPr>
-      <w:bookmarkStart w:id="7" w:name="_Toc243219205"/>
-      <w:r>
+      <w:bookmarkStart w:id="7" w:name="_Toc243257938"/>
+      <w:r>
+        <w:lastRenderedPageBreak/>
         <w:t>Nomenclatura</w:t>
       </w:r>
       <w:bookmarkEnd w:id="7"/>
@@ -5717,7 +5791,7 @@
       <w:pPr>
         <w:pStyle w:val="Ttulo3"/>
       </w:pPr>
-      <w:bookmarkStart w:id="8" w:name="_Toc243219206"/>
+      <w:bookmarkStart w:id="8" w:name="_Toc243257939"/>
       <w:r>
         <w:t>Funções e Módulos</w:t>
       </w:r>
@@ -5766,6 +5840,7 @@
         </w:numPr>
       </w:pPr>
       <w:r>
+        <w:lastRenderedPageBreak/>
         <w:t>as funções são curtas: uma função que não cabe em uma tela é sinal de que faz mais de uma coisa e deve ser dividida. Funções com mais de três parâmetros recebem um objeto com campos nomeados;</w:t>
       </w:r>
     </w:p>
@@ -5877,7 +5952,7 @@
       <w:pPr>
         <w:pStyle w:val="Ttulo3"/>
       </w:pPr>
-      <w:bookmarkStart w:id="9" w:name="_Toc243219207"/>
+      <w:bookmarkStart w:id="9" w:name="_Toc243257940"/>
       <w:r>
         <w:t>Tipos, Constantes e Valores Ausentes</w:t>
       </w:r>
@@ -6008,8 +6083,9 @@
       <w:pPr>
         <w:pStyle w:val="Ttulo3"/>
       </w:pPr>
-      <w:bookmarkStart w:id="10" w:name="_Toc243219208"/>
-      <w:r>
+      <w:bookmarkStart w:id="10" w:name="_Toc243257941"/>
+      <w:r>
+        <w:lastRenderedPageBreak/>
         <w:t>Comentários e Formatação</w:t>
       </w:r>
       <w:bookmarkEnd w:id="10"/>
@@ -6075,8 +6151,9 @@
       <w:pPr>
         <w:pStyle w:val="Ttulo1"/>
       </w:pPr>
-      <w:bookmarkStart w:id="11" w:name="_Toc243219209"/>
-      <w:r>
+      <w:bookmarkStart w:id="11" w:name="_Toc243257942"/>
+      <w:r>
+        <w:lastRenderedPageBreak/>
         <w:t>FRONTEND</w:t>
       </w:r>
       <w:bookmarkEnd w:id="11"/>
@@ -6113,7 +6190,7 @@
       <w:pPr>
         <w:pStyle w:val="Ttulo2"/>
       </w:pPr>
-      <w:bookmarkStart w:id="12" w:name="_Toc243219210"/>
+      <w:bookmarkStart w:id="12" w:name="_Toc243257943"/>
       <w:r>
         <w:t>Estrutura</w:t>
       </w:r>
@@ -6456,14 +6533,18 @@
         </w:r>
       </w:hyperlink>
       <w:r>
-        <w:t>); as funções de exibição de valores, telefones, placas, CNPJ e datas; o catálogo de códigos de erro e de mensagens ao usuário; e os tipos das respostas. Assim, cada regra de formato e cada mensagem existe em um só lugar.</w:t>
+        <w:t xml:space="preserve">); as funções de exibição de valores, telefones, placas, CNPJ e datas; o catálogo de </w:t>
+      </w:r>
+      <w:r>
+        <w:lastRenderedPageBreak/>
+        <w:t>códigos de erro e de mensagens ao usuário; e os tipos das respostas. Assim, cada regra de formato e cada mensagem existe em um só lugar.</w:t>
       </w:r>
     </w:p>
     <w:p>
       <w:pPr>
         <w:pStyle w:val="Ttulo2"/>
       </w:pPr>
-      <w:bookmarkStart w:id="13" w:name="_Toc243219211"/>
+      <w:bookmarkStart w:id="13" w:name="_Toc243257944"/>
       <w:r>
         <w:t>Telas e Rotas</w:t>
       </w:r>
@@ -7923,6 +8004,7 @@
         <w:spacing w:before="240"/>
       </w:pPr>
       <w:r>
+        <w:lastRenderedPageBreak/>
         <w:t xml:space="preserve">A página de </w:t>
       </w:r>
       <w:r>
@@ -8434,7 +8516,7 @@
       <w:pPr>
         <w:pStyle w:val="Ttulo2"/>
       </w:pPr>
-      <w:bookmarkStart w:id="14" w:name="_Toc243219212"/>
+      <w:bookmarkStart w:id="14" w:name="_Toc243257945"/>
       <w:r>
         <w:t>Componentes</w:t>
       </w:r>
@@ -8657,6 +8739,7 @@
               <w:pStyle w:val="TextodeTabela"/>
             </w:pPr>
             <w:r>
+              <w:lastRenderedPageBreak/>
               <w:t>Comuns (</w:t>
             </w:r>
             <w:r>
@@ -8866,7 +8949,7 @@
       <w:pPr>
         <w:pStyle w:val="Ttulo2"/>
       </w:pPr>
-      <w:bookmarkStart w:id="15" w:name="_Toc243219213"/>
+      <w:bookmarkStart w:id="15" w:name="_Toc243257946"/>
       <w:r>
         <w:t>Comunicação com a API</w:t>
       </w:r>
@@ -9045,6 +9128,7 @@
         </w:numPr>
       </w:pPr>
       <w:r>
+        <w:lastRenderedPageBreak/>
         <w:t>durante a chamada, o componente exibe o estado de carregamento e mantém o botão de envio desativado, o que evita uma gravação em dobro por clique repetido, e, ao final, exibe um aviso de sucesso ou de falha; o cliente HTTP nunca repete automaticamente uma requisição de gravação.</w:t>
       </w:r>
     </w:p>
@@ -9093,7 +9177,7 @@
       <w:pPr>
         <w:pStyle w:val="Ttulo2"/>
       </w:pPr>
-      <w:bookmarkStart w:id="16" w:name="_Toc243219214"/>
+      <w:bookmarkStart w:id="16" w:name="_Toc243257947"/>
       <w:r>
         <w:t>Renderização, Estado e Desempenho</w:t>
       </w:r>
@@ -9103,7 +9187,7 @@
       <w:pPr>
         <w:pStyle w:val="Ttulo3"/>
       </w:pPr>
-      <w:bookmarkStart w:id="17" w:name="_Toc243219215"/>
+      <w:bookmarkStart w:id="17" w:name="_Toc243257948"/>
       <w:r>
         <w:t>Renderização</w:t>
       </w:r>
@@ -9141,7 +9225,7 @@
       <w:pPr>
         <w:pStyle w:val="Ttulo3"/>
       </w:pPr>
-      <w:bookmarkStart w:id="18" w:name="_Toc243219216"/>
+      <w:bookmarkStart w:id="18" w:name="_Toc243257949"/>
       <w:r>
         <w:t>Estado e Formulários</w:t>
       </w:r>
@@ -9256,6 +9340,7 @@
         </w:numPr>
       </w:pPr>
       <w:r>
+        <w:lastRenderedPageBreak/>
         <w:t xml:space="preserve">a lógica reutilizada por vários componentes, como a listagem paginada com busca e filtros e a chamada à API com o estado de carregamento, fica em hooks próprios, em </w:t>
       </w:r>
       <w:r>
@@ -9274,7 +9359,7 @@
       <w:pPr>
         <w:pStyle w:val="Ttulo3"/>
       </w:pPr>
-      <w:bookmarkStart w:id="19" w:name="_Toc243219217"/>
+      <w:bookmarkStart w:id="19" w:name="_Toc243257950"/>
       <w:r>
         <w:t>Desempenho</w:t>
       </w:r>
@@ -9383,7 +9468,7 @@
       <w:pPr>
         <w:pStyle w:val="Ttulo3"/>
       </w:pPr>
-      <w:bookmarkStart w:id="20" w:name="_Toc243219218"/>
+      <w:bookmarkStart w:id="20" w:name="_Toc243257951"/>
       <w:r>
         <w:t>Acessibilidade e Identidade Visual</w:t>
       </w:r>
@@ -9498,6 +9583,7 @@
         </w:numPr>
       </w:pPr>
       <w:r>
+        <w:lastRenderedPageBreak/>
         <w:t>as cores garantem contraste mínimo de 4,5:1 para o texto, e nenhuma informação depende só da cor, como o status do agendamento, que também é escrito;</w:t>
       </w:r>
     </w:p>
@@ -9528,8 +9614,9 @@
       <w:pPr>
         <w:pStyle w:val="Ttulo1"/>
       </w:pPr>
-      <w:bookmarkStart w:id="21" w:name="_Toc243219219"/>
-      <w:r>
+      <w:bookmarkStart w:id="21" w:name="_Toc243257952"/>
+      <w:r>
+        <w:lastRenderedPageBreak/>
         <w:t>BACKEND</w:t>
       </w:r>
       <w:bookmarkEnd w:id="21"/>
@@ -9556,7 +9643,7 @@
       <w:pPr>
         <w:pStyle w:val="Ttulo2"/>
       </w:pPr>
-      <w:bookmarkStart w:id="22" w:name="_Toc243219220"/>
+      <w:bookmarkStart w:id="22" w:name="_Toc243257953"/>
       <w:r>
         <w:t>Camadas</w:t>
       </w:r>
@@ -10092,6 +10179,7 @@
         </w:numPr>
       </w:pPr>
       <w:r>
+        <w:lastRenderedPageBreak/>
         <w:t>a rota chama o serviço, informando os dados validados e o usuário autenticado;</w:t>
       </w:r>
     </w:p>
@@ -10135,7 +10223,7 @@
       <w:pPr>
         <w:pStyle w:val="Ttulo2"/>
       </w:pPr>
-      <w:bookmarkStart w:id="23" w:name="_Toc243219221"/>
+      <w:bookmarkStart w:id="23" w:name="_Toc243257954"/>
       <w:r>
         <w:t>Módulos</w:t>
       </w:r>
@@ -11014,6 +11102,7 @@
         <w:spacing w:before="240"/>
       </w:pPr>
       <w:r>
+        <w:lastRenderedPageBreak/>
         <w:t xml:space="preserve">Quatro conjuntos de regras do módulo </w:t>
       </w:r>
       <w:r>
@@ -11330,8 +11419,9 @@
       <w:pPr>
         <w:pStyle w:val="Ttulo2"/>
       </w:pPr>
-      <w:bookmarkStart w:id="24" w:name="_Toc243219222"/>
-      <w:r>
+      <w:bookmarkStart w:id="24" w:name="_Toc243257955"/>
+      <w:r>
+        <w:lastRenderedPageBreak/>
         <w:t>Autenticação e Autorização</w:t>
       </w:r>
       <w:bookmarkEnd w:id="24"/>
@@ -11340,7 +11430,7 @@
       <w:pPr>
         <w:pStyle w:val="Ttulo3"/>
       </w:pPr>
-      <w:bookmarkStart w:id="25" w:name="_Toc243219223"/>
+      <w:bookmarkStart w:id="25" w:name="_Toc243257956"/>
       <w:r>
         <w:t>Autenticação</w:t>
       </w:r>
@@ -11588,7 +11678,7 @@
       <w:pPr>
         <w:pStyle w:val="Ttulo3"/>
       </w:pPr>
-      <w:bookmarkStart w:id="26" w:name="_Toc243219224"/>
+      <w:bookmarkStart w:id="26" w:name="_Toc243257957"/>
       <w:r>
         <w:t>Perfis e Contas</w:t>
       </w:r>
@@ -11643,7 +11733,27 @@
         </w:r>
       </w:hyperlink>
       <w:r>
-        <w:t>). O Quadro 9 relaciona os perfis aos atores definidos na análise.</w:t>
+        <w:t xml:space="preserve">). </w:t>
+      </w:r>
+      <w:r>
+        <w:t>Toda conta é criada pelo servidor com a chave de serviço, pela API administrativa do Supabase Auth (</w:t>
+      </w:r>
+      <w:r>
+        <w:rPr>
+          <w:rFonts w:ascii="Courier New" w:hAnsi="Courier New" w:cs="Courier New"/>
+          <w:sz w:val="22"/>
+        </w:rPr>
+        <w:t>auth.admin.createUser</w:t>
+      </w:r>
+      <w:r>
+        <w:t xml:space="preserve">), já com o e-mail confirmado: a aplicação </w:t>
+      </w:r>
+      <w:r>
+        <w:lastRenderedPageBreak/>
+        <w:t xml:space="preserve">não usa o cadastro público do Supabase Auth, nenhum e-mail é enviado e não há confirmação de e-mail. </w:t>
+      </w:r>
+      <w:r>
+        <w:t>O Quadro 9 relaciona os perfis aos atores definidos na análise.</w:t>
       </w:r>
     </w:p>
     <w:p>
@@ -12202,7 +12312,7 @@
       <w:pPr>
         <w:pStyle w:val="Ttulo3"/>
       </w:pPr>
-      <w:bookmarkStart w:id="27" w:name="_Toc243219225"/>
+      <w:bookmarkStart w:id="27" w:name="_Toc243257958"/>
       <w:r>
         <w:t>Autorização</w:t>
       </w:r>
@@ -12309,7 +12419,11 @@
         <w:t>src/shared</w:t>
       </w:r>
       <w:r>
-        <w:t xml:space="preserve">. O Quadro 10 relaciona as permissões às páginas e aos grupos de rotas. A barra de navegação do painel é montada com a lista de permissões devolvida por </w:t>
+        <w:t xml:space="preserve">. O Quadro 10 relaciona as permissões às páginas e aos grupos de rotas. </w:t>
+      </w:r>
+      <w:r>
+        <w:lastRenderedPageBreak/>
+        <w:t xml:space="preserve">A barra de navegação do painel é montada com a lista de permissões devolvida por </w:t>
       </w:r>
       <w:r>
         <w:rPr>
@@ -12847,8 +12961,9 @@
       <w:pPr>
         <w:pStyle w:val="Ttulo1"/>
       </w:pPr>
-      <w:bookmarkStart w:id="28" w:name="_Toc243219226"/>
-      <w:r>
+      <w:bookmarkStart w:id="28" w:name="_Toc243257959"/>
+      <w:r>
+        <w:lastRenderedPageBreak/>
         <w:t>BANCO DE DADOS</w:t>
       </w:r>
       <w:bookmarkEnd w:id="28"/>
@@ -12858,39 +12973,61 @@
         <w:pStyle w:val="Texto"/>
       </w:pPr>
       <w:r>
-        <w:t xml:space="preserve">O banco de dados é um PostgreSQL gerenciado pelo Supabase. Toda a estrutura é criada por um único arquivo de </w:t>
+        <w:t xml:space="preserve">O banco de dados é um PostgreSQL gerenciado pelo Supabase. </w:t>
+      </w:r>
+      <w:r>
+        <w:t xml:space="preserve">A estrutura é criada por </w:t>
       </w:r>
       <w:r>
         <w:rPr>
           <w:i/>
-          <w:iCs/>
         </w:rPr>
-        <w:t>migration</w:t>
-      </w:r>
-      <w:r>
-        <w:t xml:space="preserve">, versionado no repositório em </w:t>
+        <w:t>migrations</w:t>
+      </w:r>
+      <w:r>
+        <w:t xml:space="preserve"> versionadas no repositório em </w:t>
       </w:r>
       <w:r>
         <w:rPr>
           <w:rFonts w:ascii="Courier New" w:hAnsi="Courier New" w:cs="Courier New"/>
           <w:sz w:val="22"/>
-          <w:szCs w:val="22"/>
         </w:rPr>
         <w:t>supabase/migrations/</w:t>
       </w:r>
       <w:r>
-        <w:t xml:space="preserve">, e os dados iniciais ficam em </w:t>
+        <w:t xml:space="preserve">: a inicial cria os tipos, as tabelas, as restrições, os gatilhos, os índices, a segurança em nível de linha e o repositório de arquivos </w:t>
       </w:r>
       <w:r>
         <w:rPr>
           <w:rFonts w:ascii="Courier New" w:hAnsi="Courier New" w:cs="Courier New"/>
           <w:sz w:val="22"/>
-          <w:szCs w:val="22"/>
+        </w:rPr>
+        <w:t>service-images</w:t>
+      </w:r>
+      <w:r>
+        <w:t xml:space="preserve">, e cada função de gravação em várias tabelas entra depois, em </w:t>
+      </w:r>
+      <w:r>
+        <w:rPr>
+          <w:i/>
+        </w:rPr>
+        <w:t>migration</w:t>
+      </w:r>
+      <w:r>
+        <w:t xml:space="preserve"> própria, com a funcionalidade que a chama. Os dados iniciais ficam em </w:t>
+      </w:r>
+      <w:r>
+        <w:rPr>
+          <w:rFonts w:ascii="Courier New" w:hAnsi="Courier New" w:cs="Courier New"/>
+          <w:sz w:val="22"/>
         </w:rPr>
         <w:t>supabase/seed.sql</w:t>
       </w:r>
       <w:r>
-        <w:t xml:space="preserve">. As tabelas e as colunas são nomeadas em inglês, no padrão </w:t>
+        <w:t>.</w:t>
+      </w:r>
+      <w:r>
+        <w:t xml:space="preserve"> As tabelas e as colunas são nomeadas em inglês, no padrão </w:t>
       </w:r>
       <w:r>
         <w:rPr>
@@ -12921,6 +13058,29 @@
       <w:r>
         <w:t>, que usa a chave de serviço guardada no servidor, lê e grava os dados.</w:t>
       </w:r>
+      <w:r>
+        <w:t xml:space="preserve"> Além disso, os papéis </w:t>
+      </w:r>
+      <w:r>
+        <w:rPr>
+          <w:rFonts w:ascii="Courier New" w:hAnsi="Courier New" w:cs="Courier New"/>
+          <w:sz w:val="22"/>
+        </w:rPr>
+        <w:t>anon</w:t>
+      </w:r>
+      <w:r>
+        <w:t xml:space="preserve"> e </w:t>
+      </w:r>
+      <w:r>
+        <w:rPr>
+          <w:rFonts w:ascii="Courier New" w:hAnsi="Courier New" w:cs="Courier New"/>
+          <w:sz w:val="22"/>
+        </w:rPr>
+        <w:t>authenticated</w:t>
+      </w:r>
+      <w:r>
+        <w:t xml:space="preserve"> do Supabase, usados pelas chaves públicas, não têm nenhum privilégio nas tabelas e funções; só o papel de serviço tem, e toda função nova revoga a execução desses papéis.</w:t>
+      </w:r>
     </w:p>
     <w:p>
       <w:pPr>
@@ -12955,7 +13115,7 @@
       <w:pPr>
         <w:pStyle w:val="Ttulo2"/>
       </w:pPr>
-      <w:bookmarkStart w:id="29" w:name="_Toc243219227"/>
+      <w:bookmarkStart w:id="29" w:name="_Toc243257960"/>
       <w:r>
         <w:t>Modelo Entidade-Relacionamento</w:t>
       </w:r>
@@ -13207,6 +13367,7 @@
         <w:pStyle w:val="Texto"/>
       </w:pPr>
       <w:r>
+        <w:lastRenderedPageBreak/>
         <w:t>O modelo é normalizado até a terceira forma normal: cada informação é gravada em um único lugar. Os dados copiados no agendamento não contrariam essa regra, pois registram uma informação diferente da do cadastro: o nome, o valor, a duração e os dados do veículo vigentes no momento da ordem de serviço, que podem mudar depois no cadastro sem alterar o que foi contratado (</w:t>
       </w:r>
       <w:hyperlink r:id="rId120" w:anchor="RN037" w:history="1">
@@ -13226,6 +13387,7 @@
         <w:pStyle w:val="Legenda"/>
       </w:pPr>
       <w:r>
+        <w:lastRenderedPageBreak/>
         <w:t xml:space="preserve">Figura </w:t>
       </w:r>
       <w:fldSimple w:instr=" SEQ Figura \* ARABIC ">
@@ -13290,8 +13452,9 @@
       <w:pPr>
         <w:pStyle w:val="Ttulo2"/>
       </w:pPr>
-      <w:bookmarkStart w:id="30" w:name="_Toc243219228"/>
-      <w:r>
+      <w:bookmarkStart w:id="30" w:name="_Toc243257961"/>
+      <w:r>
+        <w:lastRenderedPageBreak/>
         <w:t>Tabelas</w:t>
       </w:r>
       <w:bookmarkEnd w:id="30"/>
@@ -14601,7 +14764,11 @@
         <w:t>created_at</w:t>
       </w:r>
       <w:r>
-        <w:t xml:space="preserve">, preenchida automaticamente. Valores monetários usam </w:t>
+        <w:t xml:space="preserve">, preenchida automaticamente. </w:t>
+      </w:r>
+      <w:r>
+        <w:lastRenderedPageBreak/>
+        <w:t xml:space="preserve">Valores monetários usam </w:t>
       </w:r>
       <w:r>
         <w:rPr>
@@ -15104,6 +15271,9 @@
             <w:r>
               <w:t>Único entre clientes não excluídos</w:t>
             </w:r>
+            <w:r>
+              <w:t>; em minúsculas</w:t>
+            </w:r>
           </w:p>
         </w:tc>
         <w:tc>
@@ -15783,6 +15953,7 @@
                 <w:sz w:val="18"/>
                 <w:szCs w:val="18"/>
               </w:rPr>
+              <w:lastRenderedPageBreak/>
               <w:t>email</w:t>
             </w:r>
           </w:p>
@@ -15815,6 +15986,9 @@
             </w:pPr>
             <w:r>
               <w:t>Único</w:t>
+            </w:r>
+            <w:r>
+              <w:t>; em minúsculas</w:t>
             </w:r>
           </w:p>
         </w:tc>
@@ -16049,6 +16223,9 @@
             </w:pPr>
             <w:r>
               <w:t>Padrão: falso</w:t>
+            </w:r>
+            <w:r>
+              <w:t>; no máximo uma conta</w:t>
             </w:r>
           </w:p>
         </w:tc>
@@ -16562,6 +16739,9 @@
             <w:r>
               <w:t>Único</w:t>
             </w:r>
+            <w:r>
+              <w:t>, sem diferenciar maiúsculas</w:t>
+            </w:r>
           </w:p>
         </w:tc>
         <w:tc>
@@ -17082,6 +17262,7 @@
         <w:pStyle w:val="Legenda"/>
       </w:pPr>
       <w:r>
+        <w:lastRenderedPageBreak/>
         <w:t xml:space="preserve">Quadro </w:t>
       </w:r>
       <w:fldSimple w:instr=" SEQ Quadro \* ARABIC ">
@@ -17491,6 +17672,9 @@
             <w:r>
               <w:t>Única</w:t>
             </w:r>
+            <w:r>
+              <w:t>; em maiúsculas, sem hífen, no padrão Mercosul ou no antigo</w:t>
+            </w:r>
           </w:p>
         </w:tc>
         <w:tc>
@@ -18414,6 +18598,9 @@
             <w:r>
               <w:t>Único</w:t>
             </w:r>
+            <w:r>
+              <w:t>, sem diferenciar maiúsculas</w:t>
+            </w:r>
           </w:p>
         </w:tc>
         <w:tc>
@@ -18590,6 +18777,7 @@
                 <w:sz w:val="18"/>
                 <w:szCs w:val="18"/>
               </w:rPr>
+              <w:lastRenderedPageBreak/>
               <w:t>updated_at</w:t>
             </w:r>
           </w:p>
@@ -19057,6 +19245,9 @@
             <w:r>
               <w:t>Único entre serviços não excluídos</w:t>
             </w:r>
+            <w:r>
+              <w:t>, sem diferenciar maiúsculas</w:t>
+            </w:r>
           </w:p>
         </w:tc>
         <w:tc>
@@ -19946,6 +20137,7 @@
                 <w:sz w:val="18"/>
                 <w:szCs w:val="18"/>
               </w:rPr>
+              <w:lastRenderedPageBreak/>
               <w:t>price</w:t>
             </w:r>
           </w:p>
@@ -21166,6 +21358,7 @@
                 <w:sz w:val="18"/>
                 <w:szCs w:val="18"/>
               </w:rPr>
+              <w:lastRenderedPageBreak/>
               <w:t>fee_percent</w:t>
             </w:r>
           </w:p>
@@ -22493,6 +22686,7 @@
                 <w:sz w:val="18"/>
                 <w:szCs w:val="18"/>
               </w:rPr>
+              <w:lastRenderedPageBreak/>
               <w:t>service_name</w:t>
             </w:r>
           </w:p>
@@ -23989,6 +24183,7 @@
                 <w:sz w:val="18"/>
                 <w:szCs w:val="18"/>
               </w:rPr>
+              <w:lastRenderedPageBreak/>
               <w:t>break_starts_at</w:t>
             </w:r>
           </w:p>
@@ -24741,6 +24936,9 @@
             <w:r>
               <w:t>PK</w:t>
             </w:r>
+            <w:r>
+              <w:t>; em minúsculas</w:t>
+            </w:r>
           </w:p>
         </w:tc>
         <w:tc>
@@ -25025,6 +25223,28 @@
         <w:rPr>
           <w:rFonts w:ascii="Courier New" w:hAnsi="Courier New" w:cs="Courier New"/>
           <w:sz w:val="22"/>
+        </w:rPr>
+        <w:t>staff</w:t>
+      </w:r>
+      <w:r>
+        <w:t>, há no máximo uma conta de administrador;</w:t>
+      </w:r>
+    </w:p>
+    <w:p>
+      <w:pPr>
+        <w:pStyle w:val="Texto"/>
+        <w:numPr>
+          <w:ilvl w:val="0"/>
+          <w:numId w:val="14"/>
+        </w:numPr>
+      </w:pPr>
+      <w:r>
+        <w:t xml:space="preserve">em </w:t>
+      </w:r>
+      <w:r>
+        <w:rPr>
+          <w:rFonts w:ascii="Courier New" w:hAnsi="Courier New" w:cs="Courier New"/>
+          <w:sz w:val="22"/>
           <w:szCs w:val="22"/>
         </w:rPr>
         <w:t>services</w:t>
@@ -25053,6 +25273,7 @@
         </w:numPr>
       </w:pPr>
       <w:r>
+        <w:lastRenderedPageBreak/>
         <w:t xml:space="preserve">em </w:t>
       </w:r>
       <w:r>
@@ -25082,6 +25303,38 @@
         <w:rPr>
           <w:rFonts w:ascii="Courier New" w:hAnsi="Courier New" w:cs="Courier New"/>
           <w:sz w:val="22"/>
+        </w:rPr>
+        <w:t>service_prices</w:t>
+      </w:r>
+      <w:r>
+        <w:t xml:space="preserve">, um serviço com valor por porte tem exatamente os quatro valores, e um serviço de valor fixo não tem nenhum; a conferência é feita no fim da transação, por isso o serviço e os seus valores são gravados juntos, pela função </w:t>
+      </w:r>
+      <w:r>
+        <w:rPr>
+          <w:rFonts w:ascii="Courier New" w:hAnsi="Courier New" w:cs="Courier New"/>
+          <w:sz w:val="22"/>
+        </w:rPr>
+        <w:t>save_service</w:t>
+      </w:r>
+      <w:r>
+        <w:t>;</w:t>
+      </w:r>
+    </w:p>
+    <w:p>
+      <w:pPr>
+        <w:pStyle w:val="Texto"/>
+        <w:numPr>
+          <w:ilvl w:val="0"/>
+          <w:numId w:val="14"/>
+        </w:numPr>
+      </w:pPr>
+      <w:r>
+        <w:t xml:space="preserve">em </w:t>
+      </w:r>
+      <w:r>
+        <w:rPr>
+          <w:rFonts w:ascii="Courier New" w:hAnsi="Courier New" w:cs="Courier New"/>
+          <w:sz w:val="22"/>
           <w:szCs w:val="22"/>
         </w:rPr>
         <w:t>appointments</w:t>
@@ -25177,15 +25430,75 @@
         </w:numPr>
       </w:pPr>
       <w:r>
-        <w:t>os valores de serviço e de agendamento são maiores que zero, exceto o total, que pode ser zero quando houver desconto de 100%.</w:t>
+        <w:t xml:space="preserve">a placa é gravada em maiúsculas e sem hífen, no padrão Mercosul ou no antigo, e o e-mail de </w:t>
+      </w:r>
+      <w:r>
+        <w:rPr>
+          <w:rFonts w:ascii="Courier New" w:hAnsi="Courier New" w:cs="Courier New"/>
+          <w:sz w:val="22"/>
+        </w:rPr>
+        <w:t>clients</w:t>
+      </w:r>
+      <w:r>
+        <w:t xml:space="preserve">, </w:t>
+      </w:r>
+      <w:r>
+        <w:rPr>
+          <w:rFonts w:ascii="Courier New" w:hAnsi="Courier New" w:cs="Courier New"/>
+          <w:sz w:val="22"/>
+        </w:rPr>
+        <w:t>staff</w:t>
+      </w:r>
+      <w:r>
+        <w:t xml:space="preserve"> e </w:t>
+      </w:r>
+      <w:r>
+        <w:rPr>
+          <w:rFonts w:ascii="Courier New" w:hAnsi="Courier New" w:cs="Courier New"/>
+          <w:sz w:val="22"/>
+        </w:rPr>
+        <w:t>login_attempts</w:t>
+      </w:r>
+      <w:r>
+        <w:t>, em minúsculas e sem espaços;</w:t>
       </w:r>
     </w:p>
     <w:p>
       <w:pPr>
         <w:pStyle w:val="Texto"/>
-      </w:pPr>
-      <w:r>
-        <w:t xml:space="preserve">As regras que envolvem mais de uma linha, como a dos tipos no vínculo entre serviço principal e adicional e a que impede a alteração do tipo do serviço, são garantidas por gatilhos; as demais, por restrições </w:t>
+        <w:numPr>
+          <w:ilvl w:val="0"/>
+          <w:numId w:val="14"/>
+        </w:numPr>
+      </w:pPr>
+      <w:r>
+        <w:t>os nomes de cargo, de categoria e de serviço não excluído não se repetem, sem diferenciar maiúsculas e minúsculas;</w:t>
+      </w:r>
+    </w:p>
+    <w:p>
+      <w:pPr>
+        <w:pStyle w:val="Texto"/>
+        <w:numPr>
+          <w:ilvl w:val="0"/>
+          <w:numId w:val="14"/>
+        </w:numPr>
+      </w:pPr>
+      <w:r>
+        <w:t>os valores de serviço e de agendamento são maiores que zero, exceto o total, que pode ser zero quando houver desconto de 100%.</w:t>
+      </w:r>
+    </w:p>
+    <w:p>
+      <w:pPr>
+        <w:pStyle w:val="Texto"/>
+      </w:pPr>
+      <w:r>
+        <w:t>As regras que envolvem mais de uma linha, como a dos tipos no vínculo entre serviço principal e adicional</w:t>
+      </w:r>
+      <w:r>
+        <w:t>, a dos quatro valores do serviço por porte</w:t>
+      </w:r>
+      <w:r>
+        <w:t xml:space="preserve"> e a que impede a alteração do tipo do serviço, são garantidas por gatilhos; as demais, por restrições </w:t>
       </w:r>
       <w:r>
         <w:rPr>
@@ -25196,7 +25509,33 @@
         <w:t>CHECK</w:t>
       </w:r>
       <w:r>
-        <w:t xml:space="preserve">. A </w:t>
+        <w:t>.</w:t>
+      </w:r>
+      <w:r>
+        <w:t xml:space="preserve"> Os gatilhos são nomeados com </w:t>
+      </w:r>
+      <w:r>
+        <w:rPr>
+          <w:rFonts w:ascii="Courier New" w:hAnsi="Courier New" w:cs="Courier New"/>
+          <w:sz w:val="22"/>
+        </w:rPr>
+        <w:t>trg_</w:t>
+      </w:r>
+      <w:r>
+        <w:t xml:space="preserve"> seguido da tabela e da regra, e o que recusa uma gravação levanta a violação com o nome </w:t>
+      </w:r>
+      <w:r>
+        <w:rPr>
+          <w:rFonts w:ascii="Courier New" w:hAnsi="Courier New" w:cs="Courier New"/>
+          <w:sz w:val="22"/>
+        </w:rPr>
+        <w:t>ck_</w:t>
+      </w:r>
+      <w:r>
+        <w:t xml:space="preserve"> da regra, que o repositório converte como as demais restrições.</w:t>
+      </w:r>
+      <w:r>
+        <w:t xml:space="preserve"> A </w:t>
       </w:r>
       <w:r>
         <w:rPr>
@@ -25336,6 +25675,7 @@
           <w:sz w:val="22"/>
           <w:szCs w:val="22"/>
         </w:rPr>
+        <w:lastRenderedPageBreak/>
         <w:t>link_vehicle</w:t>
       </w:r>
       <w:r>
@@ -25346,6 +25686,18 @@
       <w:pPr>
         <w:pStyle w:val="Texto"/>
       </w:pPr>
+      <w:r>
+        <w:t xml:space="preserve">Cada função entra em </w:t>
+      </w:r>
+      <w:r>
+        <w:rPr>
+          <w:i/>
+        </w:rPr>
+        <w:t>migration</w:t>
+      </w:r>
+      <w:r>
+        <w:t xml:space="preserve"> própria, na tarefa da funcionalidade que a chama, com os parâmetros definidos pelo serviço dessa tarefa. </w:t>
+      </w:r>
       <w:r>
         <w:t xml:space="preserve">As funções são curtas e não fazem chamadas externas: o envio de imagens ao Storage e a criação de contas no Supabase Auth ficam fora delas. Adota-se o nível de isolamento padrão do PostgreSQL, </w:t>
       </w:r>
@@ -25875,8 +26227,9 @@
       <w:pPr>
         <w:pStyle w:val="Ttulo2"/>
       </w:pPr>
-      <w:bookmarkStart w:id="31" w:name="_Toc243219229"/>
-      <w:r>
+      <w:bookmarkStart w:id="31" w:name="_Toc243257962"/>
+      <w:r>
+        <w:lastRenderedPageBreak/>
         <w:t>Relacionamentos</w:t>
       </w:r>
       <w:bookmarkEnd w:id="31"/>
@@ -26852,7 +27205,11 @@
         <w:t>deleted_at</w:t>
       </w:r>
       <w:r>
-        <w:t xml:space="preserve">, deixa de aparecer nas listagens e de poder ser usado em novos agendamentos, mas permanece no banco, e os agendamentos anteriores e os indicadores do </w:t>
+        <w:t xml:space="preserve">, deixa de aparecer nas listagens e de poder ser usado em novos agendamentos, mas permanece no banco, e os agendamentos anteriores e os </w:t>
+      </w:r>
+      <w:r>
+        <w:lastRenderedPageBreak/>
+        <w:t xml:space="preserve">indicadores do </w:t>
       </w:r>
       <w:r>
         <w:rPr>
@@ -26962,8 +27319,9 @@
       <w:pPr>
         <w:pStyle w:val="Ttulo1"/>
       </w:pPr>
-      <w:bookmarkStart w:id="32" w:name="_Toc243219230"/>
-      <w:r>
+      <w:bookmarkStart w:id="32" w:name="_Toc243257963"/>
+      <w:r>
+        <w:lastRenderedPageBreak/>
         <w:t>API</w:t>
       </w:r>
       <w:bookmarkEnd w:id="32"/>
@@ -27000,7 +27358,7 @@
       <w:pPr>
         <w:pStyle w:val="Ttulo2"/>
       </w:pPr>
-      <w:bookmarkStart w:id="33" w:name="_Toc243219231"/>
+      <w:bookmarkStart w:id="33" w:name="_Toc243257964"/>
       <w:r>
         <w:t>Desenho Geral</w:t>
       </w:r>
@@ -27312,6 +27670,7 @@
         <w:keepNext/>
       </w:pPr>
       <w:r>
+        <w:lastRenderedPageBreak/>
         <w:t>As rotas são agrupadas pelo tipo de acesso, conforme o Quadro 31.</w:t>
       </w:r>
     </w:p>
@@ -27787,7 +28146,7 @@
       <w:pPr>
         <w:pStyle w:val="Ttulo2"/>
       </w:pPr>
-      <w:bookmarkStart w:id="34" w:name="_Toc243219232"/>
+      <w:bookmarkStart w:id="34" w:name="_Toc243257965"/>
       <w:r>
         <w:t>Validação dos Dados</w:t>
       </w:r>
@@ -27855,6 +28214,7 @@
         </w:numPr>
       </w:pPr>
       <w:r>
+        <w:lastRenderedPageBreak/>
         <w:t>os identificadores nos caminhos devem ser UUIDs válidos; um identificador inválido recebe a mesma resposta 404 de um registro inexistente;</w:t>
       </w:r>
     </w:p>
@@ -27921,7 +28281,7 @@
       <w:pPr>
         <w:pStyle w:val="Ttulo2"/>
       </w:pPr>
-      <w:bookmarkStart w:id="35" w:name="_Toc243219233"/>
+      <w:bookmarkStart w:id="35" w:name="_Toc243257966"/>
       <w:r>
         <w:t>Paginação</w:t>
       </w:r>
@@ -28538,6 +28898,7 @@
         <w:spacing w:before="240"/>
       </w:pPr>
       <w:r>
+        <w:lastRenderedPageBreak/>
         <w:t>Não são paginadas apenas as listas de tamanho fixo: os sete dias da semana, as quatro formas de pagamento e os serviços de um mesmo agendamento. As listagens respondem no formato a seguir.</w:t>
       </w:r>
     </w:p>
@@ -28599,7 +28960,7 @@
       <w:pPr>
         <w:pStyle w:val="Ttulo2"/>
       </w:pPr>
-      <w:bookmarkStart w:id="36" w:name="_Toc243219234"/>
+      <w:bookmarkStart w:id="36" w:name="_Toc243257967"/>
       <w:r>
         <w:t>Respostas e Erros</w:t>
       </w:r>
@@ -28843,7 +29204,11 @@
         <w:t>requestId</w:t>
       </w:r>
       <w:r>
-        <w:t xml:space="preserve"> trazem as mensagens de cada campo e o identificador do registro. O formato é exemplificado a seguir, e os códigos utilizados estão no Quadro 33.</w:t>
+        <w:t xml:space="preserve"> trazem as mensagens de cada campo e o identificador </w:t>
+      </w:r>
+      <w:r>
+        <w:lastRenderedPageBreak/>
+        <w:t>do registro. O formato é exemplificado a seguir, e os códigos utilizados estão no Quadro 33.</w:t>
       </w:r>
     </w:p>
     <w:p>
@@ -30007,6 +30372,7 @@
         <w:spacing w:before="240"/>
       </w:pPr>
       <w:r>
+        <w:lastRenderedPageBreak/>
         <w:t>No código, os erros seguem três regras:</w:t>
       </w:r>
     </w:p>
@@ -30467,7 +30833,7 @@
       <w:pPr>
         <w:pStyle w:val="Ttulo2"/>
       </w:pPr>
-      <w:bookmarkStart w:id="37" w:name="_Toc243219235"/>
+      <w:bookmarkStart w:id="37" w:name="_Toc243257968"/>
       <w:r>
         <w:t>Controle de Concorrência</w:t>
       </w:r>
@@ -30522,7 +30888,11 @@
         <w:t>updatedAt</w:t>
       </w:r>
       <w:r>
-        <w:t xml:space="preserve">, em uma única instrução no banco. Se outra pessoa tiver alterado o registro nesse intervalo, nada é gravado e a resposta é 409 </w:t>
+        <w:t xml:space="preserve">, em uma única instrução no banco. Se </w:t>
+      </w:r>
+      <w:r>
+        <w:lastRenderedPageBreak/>
+        <w:t xml:space="preserve">outra pessoa tiver alterado o registro nesse intervalo, nada é gravado e a resposta é 409 </w:t>
       </w:r>
       <w:r>
         <w:rPr>
@@ -30580,7 +30950,7 @@
       <w:pPr>
         <w:pStyle w:val="Ttulo2"/>
       </w:pPr>
-      <w:bookmarkStart w:id="38" w:name="_Toc243219236"/>
+      <w:bookmarkStart w:id="38" w:name="_Toc243257969"/>
       <w:r>
         <w:t>Contrato Detalhado (Apêndice A)</w:t>
       </w:r>
@@ -30598,8 +30968,9 @@
       <w:pPr>
         <w:pStyle w:val="Ttulo1"/>
       </w:pPr>
-      <w:bookmarkStart w:id="39" w:name="_Toc243219237"/>
-      <w:r>
+      <w:bookmarkStart w:id="39" w:name="_Toc243257970"/>
+      <w:r>
+        <w:lastRenderedPageBreak/>
         <w:t>SEGURANÇA (IMPLEMENTAÇÃO)</w:t>
       </w:r>
       <w:bookmarkEnd w:id="39"/>
@@ -30939,7 +31310,19 @@
               <w:t>src/shared/validation</w:t>
             </w:r>
             <w:r>
-              <w:t xml:space="preserve"> exige de 8 a 72 caracteres, com letra maiúscula, número e caractere especial, em todos os formulários e rotas; 72 é o tamanho máximo tratado pelo algoritmo bcrypt. O mínimo de 8 também é configurado no Supabase Auth.</w:t>
+              <w:t xml:space="preserve"> exige de 8 a 72 caracteres, com letra maiúscula, número e caractere especial, em todos os formulários e rotas; 72 é o tamanho máximo tratado pelo algoritmo bcrypt. </w:t>
+            </w:r>
+            <w:r>
+              <w:t xml:space="preserve">O Supabase Auth fica com a configuração padrão; o esquema é aplicado no servidor antes de toda chamada que define senha, inclusive no </w:t>
+            </w:r>
+            <w:r>
+              <w:rPr>
+                <w:i/>
+              </w:rPr>
+              <w:t>script</w:t>
+            </w:r>
+            <w:r>
+              <w:t xml:space="preserve"> da conta de administrador.</w:t>
             </w:r>
           </w:p>
         </w:tc>
@@ -32127,7 +32510,11 @@
         <w:t>src/server</w:t>
       </w:r>
       <w:r>
-        <w:t>, o fluxo do GitHub Actions tem somente permissão de leitura do repositório e não recebe nenhuma chave, e cada funcionário acessa apenas as páginas do seu cargo.</w:t>
+        <w:t xml:space="preserve">, o fluxo do GitHub </w:t>
+      </w:r>
+      <w:r>
+        <w:lastRenderedPageBreak/>
+        <w:t>Actions tem somente permissão de leitura do repositório e não recebe nenhuma chave, e cada funcionário acessa apenas as páginas do seu cargo.</w:t>
       </w:r>
     </w:p>
     <w:p>
@@ -32162,8 +32549,9 @@
       <w:pPr>
         <w:pStyle w:val="Ttulo1"/>
       </w:pPr>
-      <w:bookmarkStart w:id="40" w:name="_Toc243219238"/>
-      <w:r>
+      <w:bookmarkStart w:id="40" w:name="_Toc243257971"/>
+      <w:r>
+        <w:lastRenderedPageBreak/>
         <w:t>INFRAESTRUTURA E DEPLOY</w:t>
       </w:r>
       <w:bookmarkEnd w:id="40"/>
@@ -32180,7 +32568,7 @@
       <w:pPr>
         <w:pStyle w:val="Ttulo2"/>
       </w:pPr>
-      <w:bookmarkStart w:id="41" w:name="_Toc243219239"/>
+      <w:bookmarkStart w:id="41" w:name="_Toc243257972"/>
       <w:r>
         <w:t>Ambientes</w:t>
       </w:r>
@@ -32521,7 +32909,7 @@
       <w:pPr>
         <w:pStyle w:val="Ttulo2"/>
       </w:pPr>
-      <w:bookmarkStart w:id="42" w:name="_Toc243219240"/>
+      <w:bookmarkStart w:id="42" w:name="_Toc243257973"/>
       <w:r>
         <w:t>Variáveis de Ambiente</w:t>
       </w:r>
@@ -32577,7 +32965,11 @@
         </w:r>
       </w:hyperlink>
       <w:r>
-        <w:t>). O código lê as variáveis durante a execução, a cada requisição, e nunca durante a construção: a Vercel as fornece também na compilação, mas a imagem do contêiner é construída sem elas (seção 8.6).</w:t>
+        <w:t xml:space="preserve">). O código lê as variáveis durante a execução, a cada requisição, e nunca durante a construção: a </w:t>
+      </w:r>
+      <w:r>
+        <w:lastRenderedPageBreak/>
+        <w:t>Vercel as fornece também na compilação, mas a imagem do contêiner é construída sem elas (seção 8.6).</w:t>
       </w:r>
     </w:p>
     <w:p>
@@ -33061,7 +33453,7 @@
       <w:pPr>
         <w:pStyle w:val="Ttulo2"/>
       </w:pPr>
-      <w:bookmarkStart w:id="43" w:name="_Toc243219241"/>
+      <w:bookmarkStart w:id="43" w:name="_Toc243257974"/>
       <w:r>
         <w:t>Banco de Dados e Dados Iniciais</w:t>
       </w:r>
@@ -33085,17 +33477,35 @@
         </w:numPr>
       </w:pPr>
       <w:r>
-        <w:t xml:space="preserve">aplicação da </w:t>
+        <w:t xml:space="preserve">aplicação das </w:t>
       </w:r>
       <w:r>
         <w:rPr>
           <w:i/>
-          <w:iCs/>
         </w:rPr>
-        <w:t>migration</w:t>
-      </w:r>
-      <w:r>
-        <w:t>, que cria os tipos, as tabelas, as funções e ativa a segurança em nível de linha;</w:t>
+        <w:t>migrations</w:t>
+      </w:r>
+      <w:r>
+        <w:t xml:space="preserve">: a inicial cria os tipos, as tabelas, as restrições, os gatilhos e os índices, ativa a segurança em nível de linha, retira os privilégios das chaves públicas e cria o repositório de arquivos </w:t>
+      </w:r>
+      <w:r>
+        <w:rPr>
+          <w:rFonts w:ascii="Courier New" w:hAnsi="Courier New" w:cs="Courier New"/>
+          <w:sz w:val="22"/>
+        </w:rPr>
+        <w:t>service-images</w:t>
+      </w:r>
+      <w:r>
+        <w:t xml:space="preserve">, com leitura pública, gravação restrita ao </w:t>
+      </w:r>
+      <w:r>
+        <w:rPr>
+          <w:i/>
+        </w:rPr>
+        <w:t>backend</w:t>
+      </w:r>
+      <w:r>
+        <w:t>, limite de 2 MB e os formatos JPEG, PNG e WebP;</w:t>
       </w:r>
     </w:p>
     <w:p>
@@ -33113,12 +33523,30 @@
         <w:rPr>
           <w:rFonts w:ascii="Courier New" w:hAnsi="Courier New" w:cs="Courier New"/>
           <w:sz w:val="22"/>
-          <w:szCs w:val="22"/>
         </w:rPr>
         <w:t>supabase/seed.sql</w:t>
       </w:r>
       <w:r>
-        <w:t>: as quatro formas de pagamento sem ajuste, os sete dias da semana e a linha de dados da empresa;</w:t>
+        <w:t xml:space="preserve">, junto com a </w:t>
+      </w:r>
+      <w:r>
+        <w:rPr>
+          <w:i/>
+        </w:rPr>
+        <w:t>migration</w:t>
+      </w:r>
+      <w:r>
+        <w:t xml:space="preserve">, pelo comando </w:t>
+      </w:r>
+      <w:r>
+        <w:rPr>
+          <w:rFonts w:ascii="Courier New" w:hAnsi="Courier New" w:cs="Courier New"/>
+          <w:sz w:val="22"/>
+        </w:rPr>
+        <w:t>npx supabase db push --include-seed</w:t>
+      </w:r>
+      <w:r>
+        <w:t>: as quatro formas de pagamento sem ajuste; os sete dias da semana, de segunda a sexta das 08:00 às 18:00 com pausa das 12:00 às 13:00, sábado das 08:00 às 12:00 e domingo fechado; e a linha de dados da empresa, com o nome Glow – Estética Automotiva;</w:t>
       </w:r>
     </w:p>
     <w:p>
@@ -33162,7 +33590,13 @@
         <w:t>is_admin</w:t>
       </w:r>
       <w:r>
-        <w:t xml:space="preserve"> verdadeiro.</w:t>
+        <w:t xml:space="preserve"> verdadeiro</w:t>
+      </w:r>
+      <w:r>
+        <w:t>; a conta nasce com o e-mail confirmado</w:t>
+      </w:r>
+      <w:r>
+        <w:t>.</w:t>
       </w:r>
     </w:p>
     <w:p>
@@ -33170,25 +33604,25 @@
         <w:pStyle w:val="Texto"/>
       </w:pPr>
       <w:r>
-        <w:t xml:space="preserve">No painel do Supabase, a confirmação de e-mail é desativada, pois o MVP não envia e-mails, o tamanho mínimo de senha é definido em 8 caracteres e é criado o repositório de arquivos </w:t>
-      </w:r>
-      <w:r>
-        <w:rPr>
-          <w:rFonts w:ascii="Courier New" w:hAnsi="Courier New" w:cs="Courier New"/>
-          <w:sz w:val="22"/>
-          <w:szCs w:val="22"/>
-        </w:rPr>
-        <w:t>service-images</w:t>
-      </w:r>
-      <w:r>
-        <w:t xml:space="preserve">, com leitura pública e gravação restrita ao </w:t>
+        <w:lastRenderedPageBreak/>
+        <w:t>Nada é configurado à mão no painel do Supabase: como o MVP não envia e-mails, as contas são criadas pelo servidor já com o e-mail confirmado, sem confirmação de e-mail; a política de senha é exigida pelos esquemas de validação no servidor (</w:t>
+      </w:r>
+      <w:hyperlink r:id="rId188" w:anchor="RS003" w:history="1">
+        <w:r>
+          <w:rPr>
+            <w:rStyle w:val="Hyperlink"/>
+          </w:rPr>
+          <w:t>RS003</w:t>
+        </w:r>
+      </w:hyperlink>
+      <w:r>
+        <w:t xml:space="preserve">); e o repositório de arquivos vem da </w:t>
       </w:r>
       <w:r>
         <w:rPr>
           <w:i/>
-          <w:iCs/>
         </w:rPr>
-        <w:t>backend</w:t>
+        <w:t>migration</w:t>
       </w:r>
       <w:r>
         <w:t>.</w:t>
@@ -33211,12 +33645,15 @@
       <w:r>
         <w:t xml:space="preserve"> não sejam apresentados vazios.</w:t>
       </w:r>
+      <w:r>
+        <w:t xml:space="preserve"> Ele é carregado à parte, pelo editor de SQL do painel, e pode ser carregado de novo sem duplicar nada: como as datas são relativas ao dia da carga, uma nova carga só acrescenta os dias ainda sem agendamentos.</w:t>
+      </w:r>
     </w:p>
     <w:p>
       <w:pPr>
         <w:pStyle w:val="Ttulo2"/>
       </w:pPr>
-      <w:bookmarkStart w:id="44" w:name="_Toc243219242"/>
+      <w:bookmarkStart w:id="44" w:name="_Toc243257975"/>
       <w:r>
         <w:t>Publicação</w:t>
       </w:r>
@@ -33417,7 +33854,11 @@
         <w:t>pull request</w:t>
       </w:r>
       <w:r>
-        <w:t xml:space="preserve">, e não pelo GitHub Actions. Como o resultado dessa compilação é uma das condições de incorporação, um erro de compilação impede a alteração de chegar à </w:t>
+        <w:t xml:space="preserve">, e não pelo GitHub Actions. Como o resultado dessa compilação é uma das condições </w:t>
+      </w:r>
+      <w:r>
+        <w:lastRenderedPageBreak/>
+        <w:t xml:space="preserve">de incorporação, um erro de compilação impede a alteração de chegar à </w:t>
       </w:r>
       <w:r>
         <w:rPr>
@@ -33467,7 +33908,42 @@
         <w:t>pull request</w:t>
       </w:r>
       <w:r>
-        <w:t xml:space="preserve"> do código que depende dela. A </w:t>
+        <w:t xml:space="preserve"> do código que depende dela. </w:t>
+      </w:r>
+      <w:r>
+        <w:t>Antes de ser aplicada, ela é conferida num banco local descartável, criado pelo Supabase CLI no Docker (</w:t>
+      </w:r>
+      <w:r>
+        <w:rPr>
+          <w:rFonts w:ascii="Courier New" w:hAnsi="Courier New" w:cs="Courier New"/>
+          <w:sz w:val="22"/>
+        </w:rPr>
+        <w:t>npx supabase start</w:t>
+      </w:r>
+      <w:r>
+        <w:t xml:space="preserve">) e recriado com as </w:t>
+      </w:r>
+      <w:r>
+        <w:rPr>
+          <w:i/>
+        </w:rPr>
+        <w:t>migrations</w:t>
+      </w:r>
+      <w:r>
+        <w:t xml:space="preserve"> e os dados iniciais (</w:t>
+      </w:r>
+      <w:r>
+        <w:rPr>
+          <w:rFonts w:ascii="Courier New" w:hAnsi="Courier New" w:cs="Courier New"/>
+          <w:sz w:val="22"/>
+        </w:rPr>
+        <w:t>npx supabase db reset</w:t>
+      </w:r>
+      <w:r>
+        <w:t xml:space="preserve">), sem acesso ao projeto real. </w:t>
+      </w:r>
+      <w:r>
+        <w:t xml:space="preserve">A </w:t>
       </w:r>
       <w:r>
         <w:rPr>
@@ -33591,7 +34067,7 @@
       <w:pPr>
         <w:pStyle w:val="Ttulo2"/>
       </w:pPr>
-      <w:bookmarkStart w:id="45" w:name="_Toc243219243"/>
+      <w:bookmarkStart w:id="45" w:name="_Toc243257976"/>
       <w:r>
         <w:t>Integração Contínua</w:t>
       </w:r>
@@ -33637,7 +34113,7 @@
       <w:r>
         <w:t xml:space="preserve"> (</w:t>
       </w:r>
-      <w:hyperlink r:id="rId188" w:anchor="RNF014" w:history="1">
+      <w:hyperlink r:id="rId189" w:anchor="RNF014" w:history="1">
         <w:r>
           <w:rPr>
             <w:rStyle w:val="Hyperlink"/>
@@ -33657,7 +34133,11 @@
         <w:t>npm ci</w:t>
       </w:r>
       <w:r>
-        <w:t>, que segue exatamente o arquivo de travamento, e reaproveita o cache do npm entre as execuções. As etapas, executadas em sequência, são:</w:t>
+        <w:t xml:space="preserve">, que segue exatamente o arquivo de travamento, e </w:t>
+      </w:r>
+      <w:r>
+        <w:lastRenderedPageBreak/>
+        <w:t>reaproveita o cache do npm entre as execuções. As etapas, executadas em sequência, são:</w:t>
       </w:r>
     </w:p>
     <w:p>
@@ -33857,7 +34337,7 @@
       <w:pPr>
         <w:pStyle w:val="Ttulo2"/>
       </w:pPr>
-      <w:bookmarkStart w:id="46" w:name="_Toc243219244"/>
+      <w:bookmarkStart w:id="46" w:name="_Toc243257977"/>
       <w:r>
         <w:t>Execução em Contêiner</w:t>
       </w:r>
@@ -33916,6 +34396,7 @@
           <w:sz w:val="22"/>
           <w:szCs w:val="22"/>
         </w:rPr>
+        <w:lastRenderedPageBreak/>
         <w:t>next build</w:t>
       </w:r>
       <w:r>
@@ -34004,7 +34485,10 @@
         <w:t>.claude</w:t>
       </w:r>
       <w:r>
-        <w:t xml:space="preserve">, onde ficam as cópias de trabalho do Claude Code, e da pasta </w:t>
+        <w:t xml:space="preserve">, onde ficam as cópias de trabalho do </w:t>
+      </w:r>
+      <w:r>
+        <w:t xml:space="preserve">Claude Code, e das pastas </w:t>
       </w:r>
       <w:r>
         <w:rPr>
@@ -34015,9 +34499,23 @@
         <w:t>documentos-formais</w:t>
       </w:r>
       <w:r>
+        <w:rPr>
+          <w:szCs w:val="22"/>
+        </w:rPr>
+        <w:t xml:space="preserve"> e </w:t>
+      </w:r>
+      <w:r>
+        <w:rPr>
+          <w:rFonts w:ascii="Courier New" w:hAnsi="Courier New" w:cs="Courier New"/>
+          <w:sz w:val="22"/>
+          <w:szCs w:val="22"/>
+        </w:rPr>
+        <w:t>wireframes</w:t>
+      </w:r>
+      <w:r>
         <w:t>, de modo que nenhuma chave é copiada para ela (</w:t>
       </w:r>
-      <w:hyperlink r:id="rId189" w:anchor="RS016" w:history="1">
+      <w:hyperlink r:id="rId190" w:anchor="RS016" w:history="1">
         <w:r>
           <w:rPr>
             <w:rStyle w:val="Hyperlink"/>
@@ -34261,8 +34759,9 @@
       <w:pPr>
         <w:pStyle w:val="Ttulo1"/>
       </w:pPr>
-      <w:bookmarkStart w:id="47" w:name="_Toc243219245"/>
-      <w:r>
+      <w:bookmarkStart w:id="47" w:name="_Toc243257978"/>
+      <w:r>
+        <w:lastRenderedPageBreak/>
         <w:t>DECISÕES TÉCNICAS E JUSTIFICATIVAS</w:t>
       </w:r>
       <w:bookmarkEnd w:id="47"/>
@@ -34880,7 +35379,7 @@
             <w:r>
               <w:t>Impede que uma edição apague a de outro funcionário sem exigir bloqueios; a verificação é feita pelo banco, na própria gravação (</w:t>
             </w:r>
-            <w:hyperlink r:id="rId190" w:anchor="RNF011" w:history="1">
+            <w:hyperlink r:id="rId191" w:anchor="RNF011" w:history="1">
               <w:r>
                 <w:rPr>
                   <w:rStyle w:val="Hyperlink"/>
@@ -34907,6 +35406,7 @@
               <w:pStyle w:val="TextodeTabela"/>
             </w:pPr>
             <w:r>
+              <w:lastRenderedPageBreak/>
               <w:t>Permissões fixas, uma por página do painel</w:t>
             </w:r>
           </w:p>
@@ -34935,7 +35435,7 @@
             <w:r>
               <w:t>Atende à regra definida na análise (</w:t>
             </w:r>
-            <w:hyperlink r:id="rId191" w:anchor="RN025" w:history="1">
+            <w:hyperlink r:id="rId192" w:anchor="RN025" w:history="1">
               <w:r>
                 <w:rPr>
                   <w:rStyle w:val="Hyperlink"/>
@@ -34990,7 +35490,7 @@
             <w:r>
               <w:t>O agendamento permanece como foi feito, como uma ordem de serviço: mudanças de preço, de nome de serviço ou de dados do veículo e do cliente não alteram o histórico nem a receita apurada (</w:t>
             </w:r>
-            <w:hyperlink r:id="rId192" w:anchor="RN037" w:history="1">
+            <w:hyperlink r:id="rId193" w:anchor="RN037" w:history="1">
               <w:r>
                 <w:rPr>
                   <w:rStyle w:val="Hyperlink"/>
@@ -35100,7 +35600,7 @@
             <w:r>
               <w:t>O porte nunca diverge do tipo, e um novo tipo de veículo exige apenas incluir a sua correspondência (</w:t>
             </w:r>
-            <w:hyperlink r:id="rId193" w:anchor="RN002" w:history="1">
+            <w:hyperlink r:id="rId194" w:anchor="RN002" w:history="1">
               <w:r>
                 <w:rPr>
                   <w:rStyle w:val="Hyperlink"/>
@@ -35155,7 +35655,7 @@
             <w:r>
               <w:t>Decisão de escopo do MVP (</w:t>
             </w:r>
-            <w:hyperlink r:id="rId194" w:anchor="RN016" w:history="1">
+            <w:hyperlink r:id="rId195" w:anchor="RN016" w:history="1">
               <w:r>
                 <w:rPr>
                   <w:rStyle w:val="Hyperlink"/>
@@ -35210,7 +35710,7 @@
             <w:r>
               <w:t>Decisão de escopo do MVP; as contas criadas pelo painel recebem senha inicial com troca obrigatória (</w:t>
             </w:r>
-            <w:hyperlink r:id="rId195" w:anchor="RN023" w:history="1">
+            <w:hyperlink r:id="rId196" w:anchor="RN023" w:history="1">
               <w:r>
                 <w:rPr>
                   <w:rStyle w:val="Hyperlink"/>
@@ -35275,7 +35775,7 @@
             <w:r>
               <w:t xml:space="preserve">Atende ao requisito </w:t>
             </w:r>
-            <w:hyperlink r:id="rId196" w:anchor="RS006" w:history="1">
+            <w:hyperlink r:id="rId197" w:anchor="RS006" w:history="1">
               <w:r>
                 <w:rPr>
                   <w:rStyle w:val="Hyperlink"/>
@@ -35384,7 +35884,7 @@
             <w:r>
               <w:t>Um mesmo carro nunca tem dois cadastros diferentes; o cadastro de uma placa existente apenas cria o vínculo, e o histórico do veículo é preservado na troca de proprietário (</w:t>
             </w:r>
-            <w:hyperlink r:id="rId197" w:anchor="RN036" w:history="1">
+            <w:hyperlink r:id="rId198" w:anchor="RN036" w:history="1">
               <w:r>
                 <w:rPr>
                   <w:rStyle w:val="Hyperlink"/>
@@ -35469,7 +35969,7 @@
             <w:r>
               <w:t xml:space="preserve"> (</w:t>
             </w:r>
-            <w:hyperlink r:id="rId198" w:anchor="RN029" w:history="1">
+            <w:hyperlink r:id="rId199" w:anchor="RN029" w:history="1">
               <w:r>
                 <w:rPr>
                   <w:rStyle w:val="Hyperlink"/>
@@ -35578,7 +36078,7 @@
             <w:r>
               <w:t>Impede que o total fique incoerente com os serviços, o porte do veículo e a forma de pagamento (</w:t>
             </w:r>
-            <w:hyperlink r:id="rId199" w:anchor="RN033" w:history="1">
+            <w:hyperlink r:id="rId200" w:anchor="RN033" w:history="1">
               <w:r>
                 <w:rPr>
                   <w:rStyle w:val="Hyperlink"/>
@@ -35643,7 +36143,7 @@
             <w:r>
               <w:t xml:space="preserve"> (</w:t>
             </w:r>
-            <w:hyperlink r:id="rId200" w:anchor="RN030" w:history="1">
+            <w:hyperlink r:id="rId201" w:anchor="RN030" w:history="1">
               <w:r>
                 <w:rPr>
                   <w:rStyle w:val="Hyperlink"/>
@@ -35670,6 +36170,7 @@
               <w:pStyle w:val="TextodeTabela"/>
             </w:pPr>
             <w:r>
+              <w:lastRenderedPageBreak/>
               <w:t>TypeScript 6.0 e Node.js 24 LTS</w:t>
             </w:r>
           </w:p>
@@ -36143,6 +36644,163 @@
             </w:pPr>
             <w:r>
               <w:t>Exigência da disciplina; a aplicação roda da mesma forma em qualquer máquina com o Docker. A publicação continua na Vercel, e o banco, no Supabase.</w:t>
+            </w:r>
+          </w:p>
+        </w:tc>
+      </w:tr>
+      <w:tr>
+        <w:trPr>
+          <w:cantSplit/>
+        </w:trPr>
+        <w:tc>
+          <w:tcPr>
+            <w:tcW w:w="2400" w:type="dxa"/>
+          </w:tcPr>
+          <w:p>
+            <w:pPr>
+              <w:pStyle w:val="TextodeTabela"/>
+            </w:pPr>
+            <w:r>
+              <w:t>Banco sem privilégios para as chaves públicas</w:t>
+            </w:r>
+          </w:p>
+        </w:tc>
+        <w:tc>
+          <w:tcPr>
+            <w:tcW w:w="2300" w:type="dxa"/>
+          </w:tcPr>
+          <w:p>
+            <w:pPr>
+              <w:pStyle w:val="TextodeTabela"/>
+            </w:pPr>
+            <w:r>
+              <w:t>Apenas a segurança em nível de linha, com os privilégios padrão do Supabase</w:t>
+            </w:r>
+          </w:p>
+        </w:tc>
+        <w:tc>
+          <w:tcPr>
+            <w:tcW w:w="4371" w:type="dxa"/>
+          </w:tcPr>
+          <w:p>
+            <w:pPr>
+              <w:pStyle w:val="TextodeTabela"/>
+            </w:pPr>
+            <w:r>
+              <w:t>Segunda barreira para o banco fechado ao navegador: mesmo com a segurança em nível de linha desativada ou uma política criada por engano, a chave pública continua sem acesso; toda função nova revoga a execução desses papéis.</w:t>
+            </w:r>
+          </w:p>
+        </w:tc>
+      </w:tr>
+      <w:tr>
+        <w:trPr>
+          <w:cantSplit/>
+        </w:trPr>
+        <w:tc>
+          <w:tcPr>
+            <w:tcW w:w="2400" w:type="dxa"/>
+          </w:tcPr>
+          <w:p>
+            <w:pPr>
+              <w:pStyle w:val="TextodeTabela"/>
+            </w:pPr>
+            <w:r>
+              <w:lastRenderedPageBreak/>
+              <w:t xml:space="preserve">Supabase CLI fixada no projeto e banco local para conferir as </w:t>
+            </w:r>
+            <w:r>
+              <w:rPr>
+                <w:i/>
+              </w:rPr>
+              <w:t>migrations</w:t>
+            </w:r>
+          </w:p>
+        </w:tc>
+        <w:tc>
+          <w:tcPr>
+            <w:tcW w:w="2300" w:type="dxa"/>
+          </w:tcPr>
+          <w:p>
+            <w:pPr>
+              <w:pStyle w:val="TextodeTabela"/>
+            </w:pPr>
+            <w:r>
+              <w:t>CLI baixada sob demanda, testes de banco versionados ou conferência apenas no projeto real</w:t>
+            </w:r>
+          </w:p>
+        </w:tc>
+        <w:tc>
+          <w:tcPr>
+            <w:tcW w:w="4371" w:type="dxa"/>
+          </w:tcPr>
+          <w:p>
+            <w:pPr>
+              <w:pStyle w:val="TextodeTabela"/>
+            </w:pPr>
+            <w:r>
+              <w:t xml:space="preserve">A </w:t>
+            </w:r>
+            <w:r>
+              <w:rPr>
+                <w:i/>
+              </w:rPr>
+              <w:t>migration</w:t>
+            </w:r>
+            <w:r>
+              <w:t xml:space="preserve"> aplicada não se edita e vale na hora para a produção; num banco local descartável, o erro aparece antes. A versão fixa evita diferenças entre as máquinas da equipe.</w:t>
+            </w:r>
+          </w:p>
+        </w:tc>
+      </w:tr>
+      <w:tr>
+        <w:trPr>
+          <w:cantSplit/>
+        </w:trPr>
+        <w:tc>
+          <w:tcPr>
+            <w:tcW w:w="2400" w:type="dxa"/>
+          </w:tcPr>
+          <w:p>
+            <w:pPr>
+              <w:pStyle w:val="TextodeTabela"/>
+            </w:pPr>
+            <w:r>
+              <w:t>Preparação do Supabase sem configuração manual no painel</w:t>
+            </w:r>
+          </w:p>
+        </w:tc>
+        <w:tc>
+          <w:tcPr>
+            <w:tcW w:w="2300" w:type="dxa"/>
+          </w:tcPr>
+          <w:p>
+            <w:pPr>
+              <w:pStyle w:val="TextodeTabela"/>
+            </w:pPr>
+            <w:r>
+              <w:t>Confirmação de e-mail, senha mínima e repositório de arquivos configurados no painel</w:t>
+            </w:r>
+          </w:p>
+        </w:tc>
+        <w:tc>
+          <w:tcPr>
+            <w:tcW w:w="4371" w:type="dxa"/>
+          </w:tcPr>
+          <w:p>
+            <w:pPr>
+              <w:pStyle w:val="TextodeTabela"/>
+            </w:pPr>
+            <w:r>
+              <w:t xml:space="preserve">Tudo o que o sistema precisa fica versionado: as contas nascem com o e-mail confirmado, pois o MVP não envia e-mails; a senha é exigida pelos esquemas de validação; e o repositório de arquivos vem da </w:t>
+            </w:r>
+            <w:r>
+              <w:rPr>
+                <w:i/>
+              </w:rPr>
+              <w:t>migration</w:t>
+            </w:r>
+            <w:r>
+              <w:t>.</w:t>
             </w:r>
           </w:p>
         </w:tc>
@@ -36157,8 +36815,9 @@
         </w:numPr>
         <w:jc w:val="center"/>
       </w:pPr>
-      <w:bookmarkStart w:id="48" w:name="_Toc243219246"/>
-      <w:r>
+      <w:bookmarkStart w:id="48" w:name="_Toc243257979"/>
+      <w:r>
+        <w:lastRenderedPageBreak/>
         <w:t>APÊNDICE A – CONTRATO DETALHADO DA API</w:t>
       </w:r>
       <w:bookmarkEnd w:id="48"/>
@@ -36264,7 +36923,7 @@
           <w:numId w:val="0"/>
         </w:numPr>
       </w:pPr>
-      <w:bookmarkStart w:id="49" w:name="_Toc243219247"/>
+      <w:bookmarkStart w:id="49" w:name="_Toc243257980"/>
       <w:r>
         <w:t>Autenticação</w:t>
       </w:r>
@@ -36440,7 +37099,7 @@
             <w:r>
               <w:t>Cria a conta de cliente (</w:t>
             </w:r>
-            <w:hyperlink r:id="rId201" w:anchor="UC02" w:history="1">
+            <w:hyperlink r:id="rId202" w:anchor="UC02" w:history="1">
               <w:r>
                 <w:rPr>
                   <w:rStyle w:val="Hyperlink"/>
@@ -36546,7 +37205,7 @@
             <w:r>
               <w:t>Inicia a sessão de cliente ou de funcionário (</w:t>
             </w:r>
-            <w:hyperlink r:id="rId202" w:anchor="UC03" w:history="1">
+            <w:hyperlink r:id="rId203" w:anchor="UC03" w:history="1">
               <w:r>
                 <w:rPr>
                   <w:rStyle w:val="Hyperlink"/>
@@ -36557,7 +37216,7 @@
             <w:r>
               <w:t xml:space="preserve">, </w:t>
             </w:r>
-            <w:hyperlink r:id="rId203" w:anchor="UC08" w:history="1">
+            <w:hyperlink r:id="rId204" w:anchor="UC08" w:history="1">
               <w:r>
                 <w:rPr>
                   <w:rStyle w:val="Hyperlink"/>
@@ -36942,8 +37601,9 @@
           <w:numId w:val="0"/>
         </w:numPr>
       </w:pPr>
-      <w:bookmarkStart w:id="50" w:name="_Toc243219248"/>
-      <w:r>
+      <w:bookmarkStart w:id="50" w:name="_Toc243257981"/>
+      <w:r>
+        <w:lastRenderedPageBreak/>
         <w:t>Rotas Públicas</w:t>
       </w:r>
       <w:bookmarkEnd w:id="50"/>
@@ -37108,7 +37768,7 @@
             <w:r>
               <w:t>Dados institucionais e horários de funcionamento (</w:t>
             </w:r>
-            <w:hyperlink r:id="rId204" w:anchor="RN028" w:history="1">
+            <w:hyperlink r:id="rId205" w:anchor="RN028" w:history="1">
               <w:r>
                 <w:rPr>
                   <w:rStyle w:val="Hyperlink"/>
@@ -37193,7 +37853,7 @@
             <w:r>
               <w:t>Catálogo de serviços principais e complementares ativos (</w:t>
             </w:r>
-            <w:hyperlink r:id="rId205" w:anchor="UC01" w:history="1">
+            <w:hyperlink r:id="rId206" w:anchor="UC01" w:history="1">
               <w:r>
                 <w:rPr>
                   <w:rStyle w:val="Hyperlink"/>
@@ -37257,7 +37917,7 @@
           <w:numId w:val="0"/>
         </w:numPr>
       </w:pPr>
-      <w:bookmarkStart w:id="51" w:name="_Toc243219249"/>
+      <w:bookmarkStart w:id="51" w:name="_Toc243257982"/>
       <w:r>
         <w:t>Rotas do Cliente</w:t>
       </w:r>
@@ -37434,7 +38094,7 @@
             <w:r>
               <w:t>Dados da conta (</w:t>
             </w:r>
-            <w:hyperlink r:id="rId206" w:anchor="UC04" w:history="1">
+            <w:hyperlink r:id="rId207" w:anchor="UC04" w:history="1">
               <w:r>
                 <w:rPr>
                   <w:rStyle w:val="Hyperlink"/>
@@ -37671,96 +38331,6 @@
             </w:pPr>
             <w:r>
               <w:t>Consulta uma placa antes do cadastro (</w:t>
-            </w:r>
-            <w:hyperlink r:id="rId207" w:anchor="UC05" w:history="1">
-              <w:r>
-                <w:rPr>
-                  <w:rStyle w:val="Hyperlink"/>
-                </w:rPr>
-                <w:t>UC05</w:t>
-              </w:r>
-            </w:hyperlink>
-            <w:r>
-              <w:t>).</w:t>
-            </w:r>
-          </w:p>
-        </w:tc>
-        <w:tc>
-          <w:tcPr>
-            <w:tcW w:w="2600" w:type="dxa"/>
-          </w:tcPr>
-          <w:p>
-            <w:pPr>
-              <w:pStyle w:val="TextodeTabela"/>
-            </w:pPr>
-            <w:r>
-              <w:rPr>
-                <w:rFonts w:ascii="Courier New" w:hAnsi="Courier New" w:cs="Courier New"/>
-                <w:sz w:val="16"/>
-                <w:szCs w:val="16"/>
-              </w:rPr>
-              <w:t>plate*</w:t>
-            </w:r>
-          </w:p>
-        </w:tc>
-        <w:tc>
-          <w:tcPr>
-            <w:tcW w:w="2471" w:type="dxa"/>
-          </w:tcPr>
-          <w:p>
-            <w:pPr>
-              <w:pStyle w:val="TextodeTabela"/>
-            </w:pPr>
-            <w:r>
-              <w:rPr>
-                <w:b/>
-                <w:bCs/>
-              </w:rPr>
-              <w:t>200</w:t>
-            </w:r>
-            <w:r>
-              <w:t xml:space="preserve"> tipo, marca, modelo, cor e ano do veículo, se a placa já estiver cadastrada, ou resposta vazia; nunca devolve dados de clientes.</w:t>
-            </w:r>
-          </w:p>
-        </w:tc>
-      </w:tr>
-      <w:tr>
-        <w:trPr>
-          <w:cantSplit/>
-        </w:trPr>
-        <w:tc>
-          <w:tcPr>
-            <w:tcW w:w="4000" w:type="dxa"/>
-          </w:tcPr>
-          <w:p>
-            <w:pPr>
-              <w:pStyle w:val="TextodeTabela"/>
-            </w:pPr>
-            <w:r>
-              <w:rPr>
-                <w:b/>
-                <w:bCs/>
-              </w:rPr>
-              <w:t>POST</w:t>
-            </w:r>
-            <w:r>
-              <w:t xml:space="preserve"> </w:t>
-            </w:r>
-            <w:r>
-              <w:rPr>
-                <w:rFonts w:ascii="Courier New" w:hAnsi="Courier New" w:cs="Courier New"/>
-                <w:sz w:val="16"/>
-                <w:szCs w:val="16"/>
-              </w:rPr>
-              <w:t>/api/me/vehicles</w:t>
-            </w:r>
-          </w:p>
-          <w:p>
-            <w:pPr>
-              <w:pStyle w:val="TextodeTabela"/>
-            </w:pPr>
-            <w:r>
-              <w:t>Cadastra um veículo ou vincula à conta o veículo de uma placa já cadastrada (</w:t>
             </w:r>
             <w:hyperlink r:id="rId208" w:anchor="UC05" w:history="1">
               <w:r>
@@ -37792,25 +38362,6 @@
               <w:t>plate*</w:t>
             </w:r>
           </w:p>
-          <w:p>
-            <w:pPr>
-              <w:pStyle w:val="TextodeTabela"/>
-            </w:pPr>
-            <w:r>
-              <w:t xml:space="preserve">Placa nova: </w:t>
-            </w:r>
-            <w:r>
-              <w:rPr>
-                <w:rFonts w:ascii="Courier New" w:hAnsi="Courier New" w:cs="Courier New"/>
-                <w:sz w:val="16"/>
-                <w:szCs w:val="16"/>
-              </w:rPr>
-              <w:t>type*, brand*, model*, color*, year*</w:t>
-            </w:r>
-            <w:r>
-              <w:t>.</w:t>
-            </w:r>
-          </w:p>
         </w:tc>
         <w:tc>
           <w:tcPr>
@@ -37825,26 +38376,10 @@
                 <w:b/>
                 <w:bCs/>
               </w:rPr>
-              <w:t>201</w:t>
-            </w:r>
-            <w:r>
-              <w:t xml:space="preserve"> veículo criado ou vinculado, com o porte definido.</w:t>
-            </w:r>
-          </w:p>
-          <w:p>
-            <w:pPr>
-              <w:pStyle w:val="TextodeTabela"/>
-            </w:pPr>
-            <w:r>
-              <w:t xml:space="preserve">409 </w:t>
-            </w:r>
-            <w:r>
-              <w:rPr>
-                <w:rFonts w:ascii="Courier New" w:hAnsi="Courier New" w:cs="Courier New"/>
-                <w:sz w:val="16"/>
-                <w:szCs w:val="16"/>
-              </w:rPr>
-              <w:t>VEHICLE_ALREADY_LINKED</w:t>
+              <w:t>200</w:t>
+            </w:r>
+            <w:r>
+              <w:t xml:space="preserve"> tipo, marca, modelo, cor e ano do veículo, se a placa já estiver cadastrada, ou resposta vazia; nunca devolve dados de clientes.</w:t>
             </w:r>
           </w:p>
         </w:tc>
@@ -37866,7 +38401,7 @@
                 <w:b/>
                 <w:bCs/>
               </w:rPr>
-              <w:t>PATCH</w:t>
+              <w:t>POST</w:t>
             </w:r>
             <w:r>
               <w:t xml:space="preserve"> </w:t>
@@ -37877,6 +38412,132 @@
                 <w:sz w:val="16"/>
                 <w:szCs w:val="16"/>
               </w:rPr>
+              <w:t>/api/me/vehicles</w:t>
+            </w:r>
+          </w:p>
+          <w:p>
+            <w:pPr>
+              <w:pStyle w:val="TextodeTabela"/>
+            </w:pPr>
+            <w:r>
+              <w:t>Cadastra um veículo ou vincula à conta o veículo de uma placa já cadastrada (</w:t>
+            </w:r>
+            <w:hyperlink r:id="rId209" w:anchor="UC05" w:history="1">
+              <w:r>
+                <w:rPr>
+                  <w:rStyle w:val="Hyperlink"/>
+                </w:rPr>
+                <w:t>UC05</w:t>
+              </w:r>
+            </w:hyperlink>
+            <w:r>
+              <w:t>).</w:t>
+            </w:r>
+          </w:p>
+        </w:tc>
+        <w:tc>
+          <w:tcPr>
+            <w:tcW w:w="2600" w:type="dxa"/>
+          </w:tcPr>
+          <w:p>
+            <w:pPr>
+              <w:pStyle w:val="TextodeTabela"/>
+            </w:pPr>
+            <w:r>
+              <w:rPr>
+                <w:rFonts w:ascii="Courier New" w:hAnsi="Courier New" w:cs="Courier New"/>
+                <w:sz w:val="16"/>
+                <w:szCs w:val="16"/>
+              </w:rPr>
+              <w:t>plate*</w:t>
+            </w:r>
+          </w:p>
+          <w:p>
+            <w:pPr>
+              <w:pStyle w:val="TextodeTabela"/>
+            </w:pPr>
+            <w:r>
+              <w:t xml:space="preserve">Placa nova: </w:t>
+            </w:r>
+            <w:r>
+              <w:rPr>
+                <w:rFonts w:ascii="Courier New" w:hAnsi="Courier New" w:cs="Courier New"/>
+                <w:sz w:val="16"/>
+                <w:szCs w:val="16"/>
+              </w:rPr>
+              <w:t>type*, brand*, model*, color*, year*</w:t>
+            </w:r>
+            <w:r>
+              <w:t>.</w:t>
+            </w:r>
+          </w:p>
+        </w:tc>
+        <w:tc>
+          <w:tcPr>
+            <w:tcW w:w="2471" w:type="dxa"/>
+          </w:tcPr>
+          <w:p>
+            <w:pPr>
+              <w:pStyle w:val="TextodeTabela"/>
+            </w:pPr>
+            <w:r>
+              <w:rPr>
+                <w:b/>
+                <w:bCs/>
+              </w:rPr>
+              <w:t>201</w:t>
+            </w:r>
+            <w:r>
+              <w:t xml:space="preserve"> veículo criado ou vinculado, com o porte definido.</w:t>
+            </w:r>
+          </w:p>
+          <w:p>
+            <w:pPr>
+              <w:pStyle w:val="TextodeTabela"/>
+            </w:pPr>
+            <w:r>
+              <w:t xml:space="preserve">409 </w:t>
+            </w:r>
+            <w:r>
+              <w:rPr>
+                <w:rFonts w:ascii="Courier New" w:hAnsi="Courier New" w:cs="Courier New"/>
+                <w:sz w:val="16"/>
+                <w:szCs w:val="16"/>
+              </w:rPr>
+              <w:t>VEHICLE_ALREADY_LINKED</w:t>
+            </w:r>
+          </w:p>
+        </w:tc>
+      </w:tr>
+      <w:tr>
+        <w:trPr>
+          <w:cantSplit/>
+        </w:trPr>
+        <w:tc>
+          <w:tcPr>
+            <w:tcW w:w="4000" w:type="dxa"/>
+          </w:tcPr>
+          <w:p>
+            <w:pPr>
+              <w:pStyle w:val="TextodeTabela"/>
+            </w:pPr>
+            <w:r>
+              <w:rPr>
+                <w:b/>
+                <w:bCs/>
+              </w:rPr>
+              <w:lastRenderedPageBreak/>
+              <w:t>PATCH</w:t>
+            </w:r>
+            <w:r>
+              <w:t xml:space="preserve"> </w:t>
+            </w:r>
+            <w:r>
+              <w:rPr>
+                <w:rFonts w:ascii="Courier New" w:hAnsi="Courier New" w:cs="Courier New"/>
+                <w:sz w:val="16"/>
+                <w:szCs w:val="16"/>
+              </w:rPr>
               <w:t>/api/me/vehicles/:id</w:t>
             </w:r>
           </w:p>
@@ -37887,7 +38548,7 @@
             <w:r>
               <w:t>Edita um veículo do cliente (</w:t>
             </w:r>
-            <w:hyperlink r:id="rId209" w:anchor="UC05" w:history="1">
+            <w:hyperlink r:id="rId210" w:anchor="UC05" w:history="1">
               <w:r>
                 <w:rPr>
                   <w:rStyle w:val="Hyperlink"/>
@@ -38306,7 +38967,7 @@
             <w:r>
               <w:t>Registra o agendamento (</w:t>
             </w:r>
-            <w:hyperlink r:id="rId210" w:anchor="UC06" w:history="1">
+            <w:hyperlink r:id="rId211" w:anchor="UC06" w:history="1">
               <w:r>
                 <w:rPr>
                   <w:rStyle w:val="Hyperlink"/>
@@ -38415,7 +39076,7 @@
             <w:r>
               <w:t>Lista os agendamentos (</w:t>
             </w:r>
-            <w:hyperlink r:id="rId211" w:anchor="UC07" w:history="1">
+            <w:hyperlink r:id="rId212" w:anchor="UC07" w:history="1">
               <w:r>
                 <w:rPr>
                   <w:rStyle w:val="Hyperlink"/>
@@ -38615,7 +39276,7 @@
             <w:r>
               <w:t xml:space="preserve"> (</w:t>
             </w:r>
-            <w:hyperlink r:id="rId212" w:anchor="UC26" w:history="1">
+            <w:hyperlink r:id="rId213" w:anchor="UC26" w:history="1">
               <w:r>
                 <w:rPr>
                   <w:rStyle w:val="Hyperlink"/>
@@ -38804,6 +39465,7 @@
                 <w:b/>
                 <w:bCs/>
               </w:rPr>
+              <w:lastRenderedPageBreak/>
               <w:t>POST</w:t>
             </w:r>
             <w:r>
@@ -38825,7 +39487,7 @@
             <w:r>
               <w:t>Reagenda um serviço concluído (</w:t>
             </w:r>
-            <w:hyperlink r:id="rId213" w:anchor="UC25" w:history="1">
+            <w:hyperlink r:id="rId214" w:anchor="UC25" w:history="1">
               <w:r>
                 <w:rPr>
                   <w:rStyle w:val="Hyperlink"/>
@@ -38916,7 +39578,7 @@
           <w:numId w:val="0"/>
         </w:numPr>
       </w:pPr>
-      <w:bookmarkStart w:id="52" w:name="_Toc243219250"/>
+      <w:bookmarkStart w:id="52" w:name="_Toc243257983"/>
       <w:r>
         <w:t>Rotas do Painel</w:t>
       </w:r>
@@ -39130,7 +39792,7 @@
             <w:r>
               <w:t>Indicadores e agenda do dia (</w:t>
             </w:r>
-            <w:hyperlink r:id="rId214" w:anchor="UC09" w:history="1">
+            <w:hyperlink r:id="rId215" w:anchor="UC09" w:history="1">
               <w:r>
                 <w:rPr>
                   <w:rStyle w:val="Hyperlink"/>
@@ -39366,7 +40028,7 @@
             <w:r>
               <w:t>Lista os agendamentos (</w:t>
             </w:r>
-            <w:hyperlink r:id="rId215" w:anchor="UC10" w:history="1">
+            <w:hyperlink r:id="rId216" w:anchor="UC10" w:history="1">
               <w:r>
                 <w:rPr>
                   <w:rStyle w:val="Hyperlink"/>
@@ -39675,6 +40337,7 @@
                 <w:b/>
                 <w:bCs/>
               </w:rPr>
+              <w:lastRenderedPageBreak/>
               <w:t>POST</w:t>
             </w:r>
             <w:r>
@@ -39696,7 +40359,7 @@
             <w:r>
               <w:t>Registra um agendamento para um cliente (</w:t>
             </w:r>
-            <w:hyperlink r:id="rId216" w:anchor="UC11" w:history="1">
+            <w:hyperlink r:id="rId217" w:anchor="UC11" w:history="1">
               <w:r>
                 <w:rPr>
                   <w:rStyle w:val="Hyperlink"/>
@@ -39805,7 +40468,7 @@
             <w:r>
               <w:t>Edita um agendamento em qualquer status (</w:t>
             </w:r>
-            <w:hyperlink r:id="rId217" w:anchor="UC26" w:history="1">
+            <w:hyperlink r:id="rId218" w:anchor="UC26" w:history="1">
               <w:r>
                 <w:rPr>
                   <w:rStyle w:val="Hyperlink"/>
@@ -39913,107 +40576,6 @@
             </w:r>
             <w:r>
               <w:t xml:space="preserve"> (</w:t>
-            </w:r>
-            <w:hyperlink r:id="rId218" w:anchor="UC12" w:history="1">
-              <w:r>
-                <w:rPr>
-                  <w:rStyle w:val="Hyperlink"/>
-                </w:rPr>
-                <w:t>UC12</w:t>
-              </w:r>
-            </w:hyperlink>
-            <w:r>
-              <w:t>).</w:t>
-            </w:r>
-          </w:p>
-        </w:tc>
-        <w:tc>
-          <w:tcPr>
-            <w:tcW w:w="2600" w:type="dxa"/>
-          </w:tcPr>
-          <w:p>
-            <w:pPr>
-              <w:pStyle w:val="TextodeTabela"/>
-            </w:pPr>
-            <w:r>
-              <w:t>Nenhuma.</w:t>
-            </w:r>
-          </w:p>
-        </w:tc>
-        <w:tc>
-          <w:tcPr>
-            <w:tcW w:w="2471" w:type="dxa"/>
-          </w:tcPr>
-          <w:p>
-            <w:pPr>
-              <w:pStyle w:val="TextodeTabela"/>
-            </w:pPr>
-            <w:r>
-              <w:rPr>
-                <w:b/>
-                <w:bCs/>
-              </w:rPr>
-              <w:t>200</w:t>
-            </w:r>
-            <w:r>
-              <w:t xml:space="preserve"> agendamento com o novo status.</w:t>
-            </w:r>
-          </w:p>
-          <w:p>
-            <w:pPr>
-              <w:pStyle w:val="TextodeTabela"/>
-            </w:pPr>
-            <w:r>
-              <w:t xml:space="preserve">409 </w:t>
-            </w:r>
-            <w:r>
-              <w:rPr>
-                <w:rFonts w:ascii="Courier New" w:hAnsi="Courier New" w:cs="Courier New"/>
-                <w:sz w:val="16"/>
-                <w:szCs w:val="16"/>
-              </w:rPr>
-              <w:t>INVALID_STATUS</w:t>
-            </w:r>
-          </w:p>
-        </w:tc>
-      </w:tr>
-      <w:tr>
-        <w:trPr>
-          <w:cantSplit/>
-        </w:trPr>
-        <w:tc>
-          <w:tcPr>
-            <w:tcW w:w="4000" w:type="dxa"/>
-          </w:tcPr>
-          <w:p>
-            <w:pPr>
-              <w:pStyle w:val="TextodeTabela"/>
-            </w:pPr>
-            <w:r>
-              <w:rPr>
-                <w:b/>
-                <w:bCs/>
-              </w:rPr>
-              <w:t>POST</w:t>
-            </w:r>
-            <w:r>
-              <w:t xml:space="preserve"> </w:t>
-            </w:r>
-            <w:r>
-              <w:rPr>
-                <w:rFonts w:ascii="Courier New" w:hAnsi="Courier New" w:cs="Courier New"/>
-                <w:sz w:val="16"/>
-                <w:szCs w:val="16"/>
-              </w:rPr>
-              <w:t>/api/admin/appointments/:id/complete</w:t>
-            </w:r>
-          </w:p>
-          <w:p>
-            <w:pPr>
-              <w:pStyle w:val="TextodeTabela"/>
-            </w:pPr>
-            <w:r>
-              <w:t>Conclui o atendimento e registra a forma de pagamento utilizada (</w:t>
             </w:r>
             <w:hyperlink r:id="rId219" w:anchor="UC12" w:history="1">
               <w:r>
@@ -40037,73 +40599,43 @@
               <w:pStyle w:val="TextodeTabela"/>
             </w:pPr>
             <w:r>
+              <w:t>Nenhuma.</w:t>
+            </w:r>
+          </w:p>
+        </w:tc>
+        <w:tc>
+          <w:tcPr>
+            <w:tcW w:w="2471" w:type="dxa"/>
+          </w:tcPr>
+          <w:p>
+            <w:pPr>
+              <w:pStyle w:val="TextodeTabela"/>
+            </w:pPr>
+            <w:r>
+              <w:rPr>
+                <w:b/>
+                <w:bCs/>
+              </w:rPr>
+              <w:t>200</w:t>
+            </w:r>
+            <w:r>
+              <w:t xml:space="preserve"> agendamento com o novo status.</w:t>
+            </w:r>
+          </w:p>
+          <w:p>
+            <w:pPr>
+              <w:pStyle w:val="TextodeTabela"/>
+            </w:pPr>
+            <w:r>
+              <w:t xml:space="preserve">409 </w:t>
+            </w:r>
+            <w:r>
               <w:rPr>
                 <w:rFonts w:ascii="Courier New" w:hAnsi="Courier New" w:cs="Courier New"/>
                 <w:sz w:val="16"/>
                 <w:szCs w:val="16"/>
               </w:rPr>
-              <w:t>paymentMethod*</w:t>
-            </w:r>
-          </w:p>
-        </w:tc>
-        <w:tc>
-          <w:tcPr>
-            <w:tcW w:w="2471" w:type="dxa"/>
-          </w:tcPr>
-          <w:p>
-            <w:pPr>
-              <w:pStyle w:val="TextodeTabela"/>
-            </w:pPr>
-            <w:r>
-              <w:rPr>
-                <w:b/>
-                <w:bCs/>
-              </w:rPr>
-              <w:t>200</w:t>
-            </w:r>
-            <w:r>
-              <w:t xml:space="preserve"> agendamento </w:t>
-            </w:r>
-            <w:r>
-              <w:rPr>
-                <w:rFonts w:ascii="Courier New" w:hAnsi="Courier New" w:cs="Courier New"/>
-                <w:sz w:val="16"/>
-                <w:szCs w:val="16"/>
-              </w:rPr>
-              <w:t>completed</w:t>
-            </w:r>
-            <w:r>
-              <w:t>, com o total recalculado se a forma de pagamento mudou.</w:t>
-            </w:r>
-          </w:p>
-          <w:p>
-            <w:pPr>
-              <w:pStyle w:val="TextodeTabela"/>
-            </w:pPr>
-            <w:r>
-              <w:t xml:space="preserve">409 </w:t>
-            </w:r>
-            <w:r>
-              <w:rPr>
-                <w:rFonts w:ascii="Courier New" w:hAnsi="Courier New" w:cs="Courier New"/>
-                <w:sz w:val="16"/>
-                <w:szCs w:val="16"/>
-              </w:rPr>
               <w:t>INVALID_STATUS</w:t>
-            </w:r>
-            <w:r>
-              <w:t xml:space="preserve"> se não estiver em </w:t>
-            </w:r>
-            <w:r>
-              <w:rPr>
-                <w:rFonts w:ascii="Courier New" w:hAnsi="Courier New" w:cs="Courier New"/>
-                <w:sz w:val="16"/>
-                <w:szCs w:val="16"/>
-              </w:rPr>
-              <w:t>awaiting_payment</w:t>
-            </w:r>
-            <w:r>
-              <w:t>.</w:t>
             </w:r>
           </w:p>
         </w:tc>
@@ -40136,15 +40668,26 @@
                 <w:sz w:val="16"/>
                 <w:szCs w:val="16"/>
               </w:rPr>
-              <w:t>/api/admin/appointments/:id/cancel</w:t>
-            </w:r>
-          </w:p>
-          <w:p>
-            <w:pPr>
-              <w:pStyle w:val="TextodeTabela"/>
-            </w:pPr>
-            <w:r>
-              <w:t>Cancela um agendamento agendado ou em espera.</w:t>
+              <w:t>/api/admin/appointments/:id/complete</w:t>
+            </w:r>
+          </w:p>
+          <w:p>
+            <w:pPr>
+              <w:pStyle w:val="TextodeTabela"/>
+            </w:pPr>
+            <w:r>
+              <w:t>Conclui o atendimento e registra a forma de pagamento utilizada (</w:t>
+            </w:r>
+            <w:hyperlink r:id="rId220" w:anchor="UC12" w:history="1">
+              <w:r>
+                <w:rPr>
+                  <w:rStyle w:val="Hyperlink"/>
+                </w:rPr>
+                <w:t>UC12</w:t>
+              </w:r>
+            </w:hyperlink>
+            <w:r>
+              <w:t>).</w:t>
             </w:r>
           </w:p>
         </w:tc>
@@ -40157,7 +40700,12 @@
               <w:pStyle w:val="TextodeTabela"/>
             </w:pPr>
             <w:r>
-              <w:t>Nenhuma.</w:t>
+              <w:rPr>
+                <w:rFonts w:ascii="Courier New" w:hAnsi="Courier New" w:cs="Courier New"/>
+                <w:sz w:val="16"/>
+                <w:szCs w:val="16"/>
+              </w:rPr>
+              <w:t>paymentMethod*</w:t>
             </w:r>
           </w:p>
         </w:tc>
@@ -40177,15 +40725,7 @@
               <w:t>200</w:t>
             </w:r>
             <w:r>
-              <w:t xml:space="preserve"> agendamento cancelado.</w:t>
-            </w:r>
-          </w:p>
-          <w:p>
-            <w:pPr>
-              <w:pStyle w:val="TextodeTabela"/>
-            </w:pPr>
-            <w:r>
-              <w:t xml:space="preserve">409 </w:t>
+              <w:t xml:space="preserve"> agendamento </w:t>
             </w:r>
             <w:r>
               <w:rPr>
@@ -40193,7 +40733,40 @@
                 <w:sz w:val="16"/>
                 <w:szCs w:val="16"/>
               </w:rPr>
+              <w:t>completed</w:t>
+            </w:r>
+            <w:r>
+              <w:t>, com o total recalculado se a forma de pagamento mudou.</w:t>
+            </w:r>
+          </w:p>
+          <w:p>
+            <w:pPr>
+              <w:pStyle w:val="TextodeTabela"/>
+            </w:pPr>
+            <w:r>
+              <w:t xml:space="preserve">409 </w:t>
+            </w:r>
+            <w:r>
+              <w:rPr>
+                <w:rFonts w:ascii="Courier New" w:hAnsi="Courier New" w:cs="Courier New"/>
+                <w:sz w:val="16"/>
+                <w:szCs w:val="16"/>
+              </w:rPr>
               <w:t>INVALID_STATUS</w:t>
+            </w:r>
+            <w:r>
+              <w:t xml:space="preserve"> se não estiver em </w:t>
+            </w:r>
+            <w:r>
+              <w:rPr>
+                <w:rFonts w:ascii="Courier New" w:hAnsi="Courier New" w:cs="Courier New"/>
+                <w:sz w:val="16"/>
+                <w:szCs w:val="16"/>
+              </w:rPr>
+              <w:t>awaiting_payment</w:t>
+            </w:r>
+            <w:r>
+              <w:t>.</w:t>
             </w:r>
           </w:p>
         </w:tc>
@@ -40226,6 +40799,96 @@
                 <w:sz w:val="16"/>
                 <w:szCs w:val="16"/>
               </w:rPr>
+              <w:t>/api/admin/appointments/:id/cancel</w:t>
+            </w:r>
+          </w:p>
+          <w:p>
+            <w:pPr>
+              <w:pStyle w:val="TextodeTabela"/>
+            </w:pPr>
+            <w:r>
+              <w:t>Cancela um agendamento agendado ou em espera.</w:t>
+            </w:r>
+          </w:p>
+        </w:tc>
+        <w:tc>
+          <w:tcPr>
+            <w:tcW w:w="2600" w:type="dxa"/>
+          </w:tcPr>
+          <w:p>
+            <w:pPr>
+              <w:pStyle w:val="TextodeTabela"/>
+            </w:pPr>
+            <w:r>
+              <w:t>Nenhuma.</w:t>
+            </w:r>
+          </w:p>
+        </w:tc>
+        <w:tc>
+          <w:tcPr>
+            <w:tcW w:w="2471" w:type="dxa"/>
+          </w:tcPr>
+          <w:p>
+            <w:pPr>
+              <w:pStyle w:val="TextodeTabela"/>
+            </w:pPr>
+            <w:r>
+              <w:rPr>
+                <w:b/>
+                <w:bCs/>
+              </w:rPr>
+              <w:t>200</w:t>
+            </w:r>
+            <w:r>
+              <w:t xml:space="preserve"> agendamento cancelado.</w:t>
+            </w:r>
+          </w:p>
+          <w:p>
+            <w:pPr>
+              <w:pStyle w:val="TextodeTabela"/>
+            </w:pPr>
+            <w:r>
+              <w:t xml:space="preserve">409 </w:t>
+            </w:r>
+            <w:r>
+              <w:rPr>
+                <w:rFonts w:ascii="Courier New" w:hAnsi="Courier New" w:cs="Courier New"/>
+                <w:sz w:val="16"/>
+                <w:szCs w:val="16"/>
+              </w:rPr>
+              <w:t>INVALID_STATUS</w:t>
+            </w:r>
+          </w:p>
+        </w:tc>
+      </w:tr>
+      <w:tr>
+        <w:trPr>
+          <w:cantSplit/>
+        </w:trPr>
+        <w:tc>
+          <w:tcPr>
+            <w:tcW w:w="4000" w:type="dxa"/>
+          </w:tcPr>
+          <w:p>
+            <w:pPr>
+              <w:pStyle w:val="TextodeTabela"/>
+            </w:pPr>
+            <w:r>
+              <w:rPr>
+                <w:b/>
+                <w:bCs/>
+              </w:rPr>
+              <w:t>POST</w:t>
+            </w:r>
+            <w:r>
+              <w:t xml:space="preserve"> </w:t>
+            </w:r>
+            <w:r>
+              <w:rPr>
+                <w:rFonts w:ascii="Courier New" w:hAnsi="Courier New" w:cs="Courier New"/>
+                <w:sz w:val="16"/>
+                <w:szCs w:val="16"/>
+              </w:rPr>
               <w:t>/api/admin/appointments/:id/reschedule</w:t>
             </w:r>
           </w:p>
@@ -40236,7 +40899,7 @@
             <w:r>
               <w:t>Reagenda um serviço concluído (</w:t>
             </w:r>
-            <w:hyperlink r:id="rId220" w:anchor="UC25" w:history="1">
+            <w:hyperlink r:id="rId221" w:anchor="UC25" w:history="1">
               <w:r>
                 <w:rPr>
                   <w:rStyle w:val="Hyperlink"/>
@@ -40549,6 +41212,7 @@
         <w:spacing w:before="240"/>
       </w:pPr>
       <w:r>
+        <w:lastRenderedPageBreak/>
         <w:t xml:space="preserve">Permissão </w:t>
       </w:r>
       <w:r>
@@ -40714,7 +41378,7 @@
             <w:r>
               <w:t>Lista os serviços (</w:t>
             </w:r>
-            <w:hyperlink r:id="rId221" w:anchor="UC14" w:history="1">
+            <w:hyperlink r:id="rId222" w:anchor="UC14" w:history="1">
               <w:r>
                 <w:rPr>
                   <w:rStyle w:val="Hyperlink"/>
@@ -40878,7 +41542,7 @@
             <w:r>
               <w:t>Cadastra um serviço (</w:t>
             </w:r>
-            <w:hyperlink r:id="rId222" w:anchor="UC13" w:history="1">
+            <w:hyperlink r:id="rId223" w:anchor="UC13" w:history="1">
               <w:r>
                 <w:rPr>
                   <w:rStyle w:val="Hyperlink"/>
@@ -41175,7 +41839,7 @@
             <w:r>
               <w:t>Exclui um serviço por exclusão lógica (</w:t>
             </w:r>
-            <w:hyperlink r:id="rId223" w:anchor="RN030" w:history="1">
+            <w:hyperlink r:id="rId224" w:anchor="RN030" w:history="1">
               <w:r>
                 <w:rPr>
                   <w:rStyle w:val="Hyperlink"/>
@@ -41432,7 +42096,7 @@
             <w:r>
               <w:t>Cadastra uma categoria (</w:t>
             </w:r>
-            <w:hyperlink r:id="rId224" w:anchor="UC15" w:history="1">
+            <w:hyperlink r:id="rId225" w:anchor="UC15" w:history="1">
               <w:r>
                 <w:rPr>
                   <w:rStyle w:val="Hyperlink"/>
@@ -41538,7 +42202,7 @@
             <w:r>
               <w:t>Edita, desativa ou reativa uma categoria (</w:t>
             </w:r>
-            <w:hyperlink r:id="rId225" w:anchor="UC15" w:history="1">
+            <w:hyperlink r:id="rId226" w:anchor="UC15" w:history="1">
               <w:r>
                 <w:rPr>
                   <w:rStyle w:val="Hyperlink"/>
@@ -41779,7 +42443,7 @@
             <w:r>
               <w:t>Lista e busca clientes (</w:t>
             </w:r>
-            <w:hyperlink r:id="rId226" w:anchor="UC17" w:history="1">
+            <w:hyperlink r:id="rId227" w:anchor="UC17" w:history="1">
               <w:r>
                 <w:rPr>
                   <w:rStyle w:val="Hyperlink"/>
@@ -41848,6 +42512,7 @@
                 <w:b/>
                 <w:bCs/>
               </w:rPr>
+              <w:lastRenderedPageBreak/>
               <w:t>GET</w:t>
             </w:r>
             <w:r>
@@ -42017,7 +42682,7 @@
             <w:r>
               <w:t>Cadastra um cliente (</w:t>
             </w:r>
-            <w:hyperlink r:id="rId227" w:anchor="UC16" w:history="1">
+            <w:hyperlink r:id="rId228" w:anchor="UC16" w:history="1">
               <w:r>
                 <w:rPr>
                   <w:rStyle w:val="Hyperlink"/>
@@ -42202,7 +42867,7 @@
             <w:r>
               <w:t>Exclui a conta do cliente por exclusão lógica; veículos e agendamentos são preservados (</w:t>
             </w:r>
-            <w:hyperlink r:id="rId228" w:anchor="RN030" w:history="1">
+            <w:hyperlink r:id="rId229" w:anchor="RN030" w:history="1">
               <w:r>
                 <w:rPr>
                   <w:rStyle w:val="Hyperlink"/>
@@ -42286,96 +42951,6 @@
             </w:pPr>
             <w:r>
               <w:t>Consulta uma placa antes do cadastro (</w:t>
-            </w:r>
-            <w:hyperlink r:id="rId229" w:anchor="UC18" w:history="1">
-              <w:r>
-                <w:rPr>
-                  <w:rStyle w:val="Hyperlink"/>
-                </w:rPr>
-                <w:t>UC18</w:t>
-              </w:r>
-            </w:hyperlink>
-            <w:r>
-              <w:t>).</w:t>
-            </w:r>
-          </w:p>
-        </w:tc>
-        <w:tc>
-          <w:tcPr>
-            <w:tcW w:w="2600" w:type="dxa"/>
-          </w:tcPr>
-          <w:p>
-            <w:pPr>
-              <w:pStyle w:val="TextodeTabela"/>
-            </w:pPr>
-            <w:r>
-              <w:rPr>
-                <w:rFonts w:ascii="Courier New" w:hAnsi="Courier New" w:cs="Courier New"/>
-                <w:sz w:val="16"/>
-                <w:szCs w:val="16"/>
-              </w:rPr>
-              <w:t>plate*</w:t>
-            </w:r>
-          </w:p>
-        </w:tc>
-        <w:tc>
-          <w:tcPr>
-            <w:tcW w:w="2471" w:type="dxa"/>
-          </w:tcPr>
-          <w:p>
-            <w:pPr>
-              <w:pStyle w:val="TextodeTabela"/>
-            </w:pPr>
-            <w:r>
-              <w:rPr>
-                <w:b/>
-                <w:bCs/>
-              </w:rPr>
-              <w:t>200</w:t>
-            </w:r>
-            <w:r>
-              <w:t xml:space="preserve"> tipo, marca, modelo, cor e ano do veículo, se a placa já estiver cadastrada, ou resposta vazia.</w:t>
-            </w:r>
-          </w:p>
-        </w:tc>
-      </w:tr>
-      <w:tr>
-        <w:trPr>
-          <w:cantSplit/>
-        </w:trPr>
-        <w:tc>
-          <w:tcPr>
-            <w:tcW w:w="4000" w:type="dxa"/>
-          </w:tcPr>
-          <w:p>
-            <w:pPr>
-              <w:pStyle w:val="TextodeTabela"/>
-            </w:pPr>
-            <w:r>
-              <w:rPr>
-                <w:b/>
-                <w:bCs/>
-              </w:rPr>
-              <w:t>POST</w:t>
-            </w:r>
-            <w:r>
-              <w:t xml:space="preserve"> </w:t>
-            </w:r>
-            <w:r>
-              <w:rPr>
-                <w:rFonts w:ascii="Courier New" w:hAnsi="Courier New" w:cs="Courier New"/>
-                <w:sz w:val="16"/>
-                <w:szCs w:val="16"/>
-              </w:rPr>
-              <w:t>/api/admin/clients/:id/vehicles</w:t>
-            </w:r>
-          </w:p>
-          <w:p>
-            <w:pPr>
-              <w:pStyle w:val="TextodeTabela"/>
-            </w:pPr>
-            <w:r>
-              <w:t>Cadastra um veículo para o cliente ou vincula o veículo de uma placa já cadastrada (</w:t>
             </w:r>
             <w:hyperlink r:id="rId230" w:anchor="UC18" w:history="1">
               <w:r>
@@ -42407,25 +42982,6 @@
               <w:t>plate*</w:t>
             </w:r>
           </w:p>
-          <w:p>
-            <w:pPr>
-              <w:pStyle w:val="TextodeTabela"/>
-            </w:pPr>
-            <w:r>
-              <w:t xml:space="preserve">Placa nova: </w:t>
-            </w:r>
-            <w:r>
-              <w:rPr>
-                <w:rFonts w:ascii="Courier New" w:hAnsi="Courier New" w:cs="Courier New"/>
-                <w:sz w:val="16"/>
-                <w:szCs w:val="16"/>
-              </w:rPr>
-              <w:t>type*, brand*, model*, color*, year*</w:t>
-            </w:r>
-            <w:r>
-              <w:t>.</w:t>
-            </w:r>
-          </w:p>
         </w:tc>
         <w:tc>
           <w:tcPr>
@@ -42440,26 +42996,10 @@
                 <w:b/>
                 <w:bCs/>
               </w:rPr>
-              <w:t>201</w:t>
-            </w:r>
-            <w:r>
-              <w:t xml:space="preserve"> veículo criado ou vinculado, com o porte definido.</w:t>
-            </w:r>
-          </w:p>
-          <w:p>
-            <w:pPr>
-              <w:pStyle w:val="TextodeTabela"/>
-            </w:pPr>
-            <w:r>
-              <w:t xml:space="preserve">409 </w:t>
-            </w:r>
-            <w:r>
-              <w:rPr>
-                <w:rFonts w:ascii="Courier New" w:hAnsi="Courier New" w:cs="Courier New"/>
-                <w:sz w:val="16"/>
-                <w:szCs w:val="16"/>
-              </w:rPr>
-              <w:t>VEHICLE_ALREADY_LINKED</w:t>
+              <w:t>200</w:t>
+            </w:r>
+            <w:r>
+              <w:t xml:space="preserve"> tipo, marca, modelo, cor e ano do veículo, se a placa já estiver cadastrada, ou resposta vazia.</w:t>
             </w:r>
           </w:p>
         </w:tc>
@@ -42481,7 +43021,7 @@
                 <w:b/>
                 <w:bCs/>
               </w:rPr>
-              <w:t>PATCH</w:t>
+              <w:t>POST</w:t>
             </w:r>
             <w:r>
               <w:t xml:space="preserve"> </w:t>
@@ -42492,6 +43032,131 @@
                 <w:sz w:val="16"/>
                 <w:szCs w:val="16"/>
               </w:rPr>
+              <w:t>/api/admin/clients/:id/vehicles</w:t>
+            </w:r>
+          </w:p>
+          <w:p>
+            <w:pPr>
+              <w:pStyle w:val="TextodeTabela"/>
+            </w:pPr>
+            <w:r>
+              <w:t>Cadastra um veículo para o cliente ou vincula o veículo de uma placa já cadastrada (</w:t>
+            </w:r>
+            <w:hyperlink r:id="rId231" w:anchor="UC18" w:history="1">
+              <w:r>
+                <w:rPr>
+                  <w:rStyle w:val="Hyperlink"/>
+                </w:rPr>
+                <w:t>UC18</w:t>
+              </w:r>
+            </w:hyperlink>
+            <w:r>
+              <w:t>).</w:t>
+            </w:r>
+          </w:p>
+        </w:tc>
+        <w:tc>
+          <w:tcPr>
+            <w:tcW w:w="2600" w:type="dxa"/>
+          </w:tcPr>
+          <w:p>
+            <w:pPr>
+              <w:pStyle w:val="TextodeTabela"/>
+            </w:pPr>
+            <w:r>
+              <w:rPr>
+                <w:rFonts w:ascii="Courier New" w:hAnsi="Courier New" w:cs="Courier New"/>
+                <w:sz w:val="16"/>
+                <w:szCs w:val="16"/>
+              </w:rPr>
+              <w:t>plate*</w:t>
+            </w:r>
+          </w:p>
+          <w:p>
+            <w:pPr>
+              <w:pStyle w:val="TextodeTabela"/>
+            </w:pPr>
+            <w:r>
+              <w:t xml:space="preserve">Placa nova: </w:t>
+            </w:r>
+            <w:r>
+              <w:rPr>
+                <w:rFonts w:ascii="Courier New" w:hAnsi="Courier New" w:cs="Courier New"/>
+                <w:sz w:val="16"/>
+                <w:szCs w:val="16"/>
+              </w:rPr>
+              <w:t>type*, brand*, model*, color*, year*</w:t>
+            </w:r>
+            <w:r>
+              <w:t>.</w:t>
+            </w:r>
+          </w:p>
+        </w:tc>
+        <w:tc>
+          <w:tcPr>
+            <w:tcW w:w="2471" w:type="dxa"/>
+          </w:tcPr>
+          <w:p>
+            <w:pPr>
+              <w:pStyle w:val="TextodeTabela"/>
+            </w:pPr>
+            <w:r>
+              <w:rPr>
+                <w:b/>
+                <w:bCs/>
+              </w:rPr>
+              <w:t>201</w:t>
+            </w:r>
+            <w:r>
+              <w:t xml:space="preserve"> veículo criado ou vinculado, com o porte definido.</w:t>
+            </w:r>
+          </w:p>
+          <w:p>
+            <w:pPr>
+              <w:pStyle w:val="TextodeTabela"/>
+            </w:pPr>
+            <w:r>
+              <w:t xml:space="preserve">409 </w:t>
+            </w:r>
+            <w:r>
+              <w:rPr>
+                <w:rFonts w:ascii="Courier New" w:hAnsi="Courier New" w:cs="Courier New"/>
+                <w:sz w:val="16"/>
+                <w:szCs w:val="16"/>
+              </w:rPr>
+              <w:t>VEHICLE_ALREADY_LINKED</w:t>
+            </w:r>
+          </w:p>
+        </w:tc>
+      </w:tr>
+      <w:tr>
+        <w:trPr>
+          <w:cantSplit/>
+        </w:trPr>
+        <w:tc>
+          <w:tcPr>
+            <w:tcW w:w="4000" w:type="dxa"/>
+          </w:tcPr>
+          <w:p>
+            <w:pPr>
+              <w:pStyle w:val="TextodeTabela"/>
+            </w:pPr>
+            <w:r>
+              <w:rPr>
+                <w:b/>
+                <w:bCs/>
+              </w:rPr>
+              <w:t>PATCH</w:t>
+            </w:r>
+            <w:r>
+              <w:t xml:space="preserve"> </w:t>
+            </w:r>
+            <w:r>
+              <w:rPr>
+                <w:rFonts w:ascii="Courier New" w:hAnsi="Courier New" w:cs="Courier New"/>
+                <w:sz w:val="16"/>
+                <w:szCs w:val="16"/>
+              </w:rPr>
               <w:t>/api/admin/vehicles/:id</w:t>
             </w:r>
           </w:p>
@@ -42502,7 +43167,7 @@
             <w:r>
               <w:t>Edita um veículo, inclusive o vinculado a mais de uma conta (</w:t>
             </w:r>
-            <w:hyperlink r:id="rId231" w:anchor="UC18" w:history="1">
+            <w:hyperlink r:id="rId232" w:anchor="UC18" w:history="1">
               <w:r>
                 <w:rPr>
                   <w:rStyle w:val="Hyperlink"/>
@@ -42743,7 +43408,7 @@
             <w:r>
               <w:t>Lista os funcionários, sem a conta de administrador (</w:t>
             </w:r>
-            <w:hyperlink r:id="rId232" w:anchor="UC20" w:history="1">
+            <w:hyperlink r:id="rId233" w:anchor="UC20" w:history="1">
               <w:r>
                 <w:rPr>
                   <w:rStyle w:val="Hyperlink"/>
@@ -42833,7 +43498,7 @@
             <w:r>
               <w:t>Cadastra um funcionário (</w:t>
             </w:r>
-            <w:hyperlink r:id="rId233" w:anchor="UC19" w:history="1">
+            <w:hyperlink r:id="rId234" w:anchor="UC19" w:history="1">
               <w:r>
                 <w:rPr>
                   <w:rStyle w:val="Hyperlink"/>
@@ -43018,7 +43683,7 @@
             <w:r>
               <w:t>Lista os cargos (</w:t>
             </w:r>
-            <w:hyperlink r:id="rId234" w:anchor="UC21" w:history="1">
+            <w:hyperlink r:id="rId235" w:anchor="UC21" w:history="1">
               <w:r>
                 <w:rPr>
                   <w:rStyle w:val="Hyperlink"/>
@@ -43087,6 +43752,7 @@
                 <w:b/>
                 <w:bCs/>
               </w:rPr>
+              <w:lastRenderedPageBreak/>
               <w:t>POST</w:t>
             </w:r>
             <w:r>
@@ -43449,7 +44115,7 @@
             <w:r>
               <w:t>Dados da empresa (</w:t>
             </w:r>
-            <w:hyperlink r:id="rId235" w:anchor="UC22" w:history="1">
+            <w:hyperlink r:id="rId236" w:anchor="UC22" w:history="1">
               <w:r>
                 <w:rPr>
                   <w:rStyle w:val="Hyperlink"/>
@@ -43613,7 +44279,7 @@
             <w:r>
               <w:t>Disponibilidade (</w:t>
             </w:r>
-            <w:hyperlink r:id="rId236" w:anchor="UC23" w:history="1">
+            <w:hyperlink r:id="rId237" w:anchor="UC23" w:history="1">
               <w:r>
                 <w:rPr>
                   <w:rStyle w:val="Hyperlink"/>
@@ -43791,7 +44457,7 @@
             <w:r>
               <w:t>Percentuais das formas de pagamento (</w:t>
             </w:r>
-            <w:hyperlink r:id="rId237" w:anchor="UC24" w:history="1">
+            <w:hyperlink r:id="rId238" w:anchor="UC24" w:history="1">
               <w:r>
                 <w:rPr>
                   <w:rStyle w:val="Hyperlink"/>
@@ -43938,7 +44604,7 @@
       </w:pPr>
     </w:p>
     <w:sectPr>
-      <w:headerReference w:type="default" r:id="rId238"/>
+      <w:headerReference w:type="default" r:id="rId239"/>
       <w:pgSz w:w="11906" w:h="16838"/>
       <w:pgMar w:top="1701" w:right="1134" w:bottom="1134" w:left="1701" w:header="709" w:footer="709" w:gutter="0"/>
       <w:cols w:space="708"/>
@@ -45341,6 +46007,18 @@
       <w:szCs w:val="18"/>
     </w:rPr>
   </w:style>
+  <w:style w:type="character" w:styleId="MenoPendente">
+    <w:name w:val="Unresolved Mention"/>
+    <w:basedOn w:val="Fontepargpadro"/>
+    <w:uiPriority w:val="99"/>
+    <w:semiHidden/>
+    <w:unhideWhenUsed/>
+    <w:rsid w:val="002E5307"/>
+    <w:rPr>
+      <w:color w:val="605E5C"/>
+      <w:shd w:val="clear" w:color="auto" w:fill="E1DFDD"/>
+    </w:rPr>
+  </w:style>
 </w:styles>
 </file>
 
